--- a/thesis/Report_HUT_VideoAnomaly.docx
+++ b/thesis/Report_HUT_VideoAnomaly.docx
@@ -390,15 +390,17 @@
           <w:szCs w:val="28"/>
           <w:rtl w:val="1"/>
         </w:rPr>
-        <w:t>این گزارش، پروژه‌ی تشخیص نوع ناهنجاری در ویدیوهای نظارتی را شرح می‌دهد. نقطه‌ی شروع، پیاده‌سازی متن‌باز روش یادگیری چندنمونه‌ای بی‌طرف ‪(UMIL)‬ بود که مسئله را به صورت دودویی حل می‌کند: هر ویدیو یا عادی است یا ناهنجار. هدف این پروژه گسترش آن به چهارده کلاس بود، به‌طوری‌که مدل علاوه بر تشخیص وجود ناهنجاری، نوع آن را نیز مشخص کند.</w:t>
-      </w:r>
-    </w:p>
-    <w:p>
-      <w:pPr>
-        <w:pStyle w:val="ThesisAbstract"/>
-        <w:bidi w:val="1"/>
-        <w:ind w:firstLine="283"/>
-      </w:pPr>
+        <w:t>این گزارش، پروژه‌ی تشخیص نوع ناهنجاری در ویدیوهای نظارتی را شرح می‌دهد. نقطه‌ی شروع، پیاده‌سازی متن‌باز روش یادگیری چندنمونه‌ای</w:t>
+      </w:r>
+      <w:r>
+        <w:rPr>
+          <w:rStyle w:val="FootnoteReference"/>
+          <w:sz w:val="26"/>
+          <w:vertAlign w:val="superscript"/>
+          <w:rtl w:val="0"/>
+        </w:rPr>
+        <w:footnoteReference w:id="1"/>
+      </w:r>
       <w:r>
         <w:rPr>
           <w:rFonts w:ascii="Times New Roman" w:hAnsi="Times New Roman" w:cs="B Nazanin"/>
@@ -407,15 +409,17 @@
           <w:szCs w:val="28"/>
           <w:rtl w:val="1"/>
         </w:rPr>
-        <w:t>داده‌ی مورد استفاده مجموعه‌ی UCF-Crime است با ۱۹۰۰ ویدیوی نظارتی واقعی در سیزده نوع ناهنجاری به‌علاوه‌ی کلاس عادی. برچسب‌گذاری در سطح ویدیو انجام شده و هیچ اطلاعاتی درباره‌ی زمان وقوع رویداد در داده‌ی آموزش وجود ندارد. این نظارت ضعیف، مسئله را در چارچوب یادگیری چندنمونه‌ای قرار می‌دهد.</w:t>
-      </w:r>
-    </w:p>
-    <w:p>
-      <w:pPr>
-        <w:pStyle w:val="ThesisAbstract"/>
-        <w:bidi w:val="1"/>
-        <w:ind w:firstLine="283"/>
-      </w:pPr>
+        <w:t xml:space="preserve"> بی‌طرف</w:t>
+      </w:r>
+      <w:r>
+        <w:rPr>
+          <w:rStyle w:val="FootnoteReference"/>
+          <w:sz w:val="26"/>
+          <w:vertAlign w:val="superscript"/>
+          <w:rtl w:val="0"/>
+        </w:rPr>
+        <w:footnoteReference w:id="2"/>
+      </w:r>
       <w:r>
         <w:rPr>
           <w:rFonts w:ascii="Times New Roman" w:hAnsi="Times New Roman" w:cs="B Nazanin"/>
@@ -424,7 +428,7 @@
           <w:szCs w:val="28"/>
           <w:rtl w:val="1"/>
         </w:rPr>
-        <w:t>در جریان کار، سه اشکال بنیادی در مسیر ارزیابی و آموزش شناسایی و اصلاح شد. سپس معماری به یک رمزگذار یخ‌زده با ویژگی‌های ذخیره‌شده تغییر کرد که زمان هر پیکربندی را از حدود شانزده ساعت به هشتاد ثانیه رساند و امکان آزمایش سیستماتیک را فراهم کرد. روی این پایه، یک سر ترنسفورمر روی محور زمان جایگزین سر نقطه‌ای شد و رمزگذار از ViT-B به ViT-L ارتقا یافت.</w:t>
+        <w:t xml:space="preserve"> بود که مسئله را به صورت دودویی حل می‌کند: هر ویدیو یا عادی است یا ناهنجار. هدف این پروژه گسترش آن به چهارده کلاس بود، به‌طوری‌که مدل علاوه بر تشخیص وجود ناهنجاری، نوع آن را نیز مشخص کند.</w:t>
       </w:r>
     </w:p>
     <w:p>
@@ -441,15 +445,17 @@
           <w:szCs w:val="28"/>
           <w:rtl w:val="1"/>
         </w:rPr>
-        <w:t>معیار اصلی، میانگین ماکرو امتیاز F1 روی چهارده کلاس است. این عدد از ۰٫۳۰۴۹ در خط پایه به ۰٫۴۲۹۸ در پیکربندی نهایی رسید. صحت چندکلاسه ۰٫۶۸۹۷ و صحت نوع ناهنجاری ۰٫۵۰۰۰ گزارش می‌شود. تحلیل خودگردان‌سازی نشان می‌دهد اختلاف کمتر از ۰٫۰۷۵ در ماکرو F1 روی این مجموعه‌ی آزمون از نوفه قابل تفکیک نیست؛ این کف نوفه در تفسیر همه‌ی نتایج رعایت شده است.</w:t>
-      </w:r>
-    </w:p>
-    <w:p>
-      <w:pPr>
-        <w:pStyle w:val="ThesisAbstract"/>
-        <w:bidi w:val="1"/>
-        <w:ind w:firstLine="283"/>
-      </w:pPr>
+        <w:t>داده‌ی مورد استفاده مجموعه‌ی یوسی‌اف‑کرایم</w:t>
+      </w:r>
+      <w:r>
+        <w:rPr>
+          <w:rStyle w:val="FootnoteReference"/>
+          <w:sz w:val="26"/>
+          <w:vertAlign w:val="superscript"/>
+          <w:rtl w:val="0"/>
+        </w:rPr>
+        <w:footnoteReference w:id="3"/>
+      </w:r>
       <w:r>
         <w:rPr>
           <w:rFonts w:ascii="Times New Roman" w:hAnsi="Times New Roman" w:cs="B Nazanin"/>
@@ -458,7 +464,267 @@
           <w:szCs w:val="28"/>
           <w:rtl w:val="1"/>
         </w:rPr>
-        <w:t>هفت آزمایش که نتیجه‌ی منفی یا خنثی داشتند نیز گزارش شده‌اند، از جمله نمونه‌برداری سبک Kinetics، دو برابر کردن تعداد کلیپ‌ها و الحاق ویژگی‌های دو رمزگذار. گزارش این موارد بخشی از صداقت روش‌شناختی کار است و مرز واقعی توانایی این خانواده از روش‌ها را روشن می‌کند.</w:t>
+        <w:t xml:space="preserve"> است با ۱۹۰۰ ویدیوی نظارتی واقعی در سیزده نوع ناهنجاری به‌علاوه‌ی کلاس عادی. برچسب‌گذاری در سطح ویدیو انجام شده و هیچ اطلاعاتی درباره‌ی زمان وقوع رویداد در داده‌ی آموزش وجود ندارد. این نظارت ضعیف، مسئله را در چارچوب یادگیری چندنمونه‌ای قرار می‌دهد.</w:t>
+      </w:r>
+    </w:p>
+    <w:p>
+      <w:pPr>
+        <w:pStyle w:val="ThesisAbstract"/>
+        <w:bidi w:val="1"/>
+        <w:ind w:firstLine="283"/>
+      </w:pPr>
+      <w:r>
+        <w:rPr>
+          <w:rFonts w:ascii="Times New Roman" w:hAnsi="Times New Roman" w:cs="B Nazanin"/>
+          <w:b w:val="0"/>
+          <w:sz w:val="26"/>
+          <w:szCs w:val="28"/>
+          <w:rtl w:val="1"/>
+        </w:rPr>
+        <w:t>در جریان کار، سه اشکال بنیادی در مسیر ارزیابی و آموزش شناسایی و اصلاح شد. سپس معماری به یک رمزگذار</w:t>
+      </w:r>
+      <w:r>
+        <w:rPr>
+          <w:rStyle w:val="FootnoteReference"/>
+          <w:sz w:val="26"/>
+          <w:vertAlign w:val="superscript"/>
+          <w:rtl w:val="0"/>
+        </w:rPr>
+        <w:footnoteReference w:id="4"/>
+      </w:r>
+      <w:r>
+        <w:rPr>
+          <w:rFonts w:ascii="Times New Roman" w:hAnsi="Times New Roman" w:cs="B Nazanin"/>
+          <w:b w:val="0"/>
+          <w:sz w:val="26"/>
+          <w:szCs w:val="28"/>
+          <w:rtl w:val="1"/>
+        </w:rPr>
+        <w:t xml:space="preserve"> یخ‌زده با ویژگی‌های ذخیره‌شده تغییر کرد که زمان هر پیکربندی را از حدود شانزده ساعت به هشتاد ثانیه رساند و امکان آزمایش سیستماتیک را فراهم کرد. روی این پایه، یک سر ترنسفورمر</w:t>
+      </w:r>
+      <w:r>
+        <w:rPr>
+          <w:rStyle w:val="FootnoteReference"/>
+          <w:sz w:val="26"/>
+          <w:vertAlign w:val="superscript"/>
+          <w:rtl w:val="0"/>
+        </w:rPr>
+        <w:footnoteReference w:id="5"/>
+      </w:r>
+      <w:r>
+        <w:rPr>
+          <w:rFonts w:ascii="Times New Roman" w:hAnsi="Times New Roman" w:cs="B Nazanin"/>
+          <w:b w:val="0"/>
+          <w:sz w:val="26"/>
+          <w:szCs w:val="28"/>
+          <w:rtl w:val="1"/>
+        </w:rPr>
+        <w:t xml:space="preserve"> روی محور زمان جایگزین سر نقطه‌ای شد و رمزگذار از نسخه‌ی پایه</w:t>
+      </w:r>
+      <w:r>
+        <w:rPr>
+          <w:rStyle w:val="FootnoteReference"/>
+          <w:sz w:val="26"/>
+          <w:vertAlign w:val="superscript"/>
+          <w:rtl w:val="0"/>
+        </w:rPr>
+        <w:footnoteReference w:id="6"/>
+      </w:r>
+      <w:r>
+        <w:rPr>
+          <w:rFonts w:ascii="Times New Roman" w:hAnsi="Times New Roman" w:cs="B Nazanin"/>
+          <w:b w:val="0"/>
+          <w:sz w:val="26"/>
+          <w:szCs w:val="28"/>
+          <w:rtl w:val="1"/>
+        </w:rPr>
+        <w:t xml:space="preserve"> به نسخه‌ی بزرگ</w:t>
+      </w:r>
+      <w:r>
+        <w:rPr>
+          <w:rStyle w:val="FootnoteReference"/>
+          <w:sz w:val="26"/>
+          <w:vertAlign w:val="superscript"/>
+          <w:rtl w:val="0"/>
+        </w:rPr>
+        <w:footnoteReference w:id="7"/>
+      </w:r>
+      <w:r>
+        <w:rPr>
+          <w:rFonts w:ascii="Times New Roman" w:hAnsi="Times New Roman" w:cs="B Nazanin"/>
+          <w:b w:val="0"/>
+          <w:sz w:val="26"/>
+          <w:szCs w:val="28"/>
+          <w:rtl w:val="1"/>
+        </w:rPr>
+        <w:t xml:space="preserve"> ارتقا یافت.</w:t>
+      </w:r>
+    </w:p>
+    <w:p>
+      <w:pPr>
+        <w:pStyle w:val="ThesisAbstract"/>
+        <w:bidi w:val="1"/>
+        <w:ind w:firstLine="283"/>
+      </w:pPr>
+      <w:r>
+        <w:rPr>
+          <w:rFonts w:ascii="Times New Roman" w:hAnsi="Times New Roman" w:cs="B Nazanin"/>
+          <w:b w:val="0"/>
+          <w:sz w:val="26"/>
+          <w:szCs w:val="28"/>
+          <w:rtl w:val="1"/>
+        </w:rPr>
+        <w:t>معیار اصلی، میانگین ماکرو</w:t>
+      </w:r>
+      <w:r>
+        <w:rPr>
+          <w:rStyle w:val="FootnoteReference"/>
+          <w:sz w:val="26"/>
+          <w:vertAlign w:val="superscript"/>
+          <w:rtl w:val="0"/>
+        </w:rPr>
+        <w:footnoteReference w:id="8"/>
+      </w:r>
+      <w:r>
+        <w:rPr>
+          <w:rFonts w:ascii="Times New Roman" w:hAnsi="Times New Roman" w:cs="B Nazanin"/>
+          <w:b w:val="0"/>
+          <w:sz w:val="26"/>
+          <w:szCs w:val="28"/>
+          <w:rtl w:val="1"/>
+        </w:rPr>
+        <w:t xml:space="preserve"> امتیاز اف‑یک</w:t>
+      </w:r>
+      <w:r>
+        <w:rPr>
+          <w:rStyle w:val="FootnoteReference"/>
+          <w:sz w:val="26"/>
+          <w:vertAlign w:val="superscript"/>
+          <w:rtl w:val="0"/>
+        </w:rPr>
+        <w:footnoteReference w:id="9"/>
+      </w:r>
+      <w:r>
+        <w:rPr>
+          <w:rFonts w:ascii="Times New Roman" w:hAnsi="Times New Roman" w:cs="B Nazanin"/>
+          <w:b w:val="0"/>
+          <w:sz w:val="26"/>
+          <w:szCs w:val="28"/>
+          <w:rtl w:val="1"/>
+        </w:rPr>
+        <w:t xml:space="preserve"> روی چهارده کلاس است. این عدد از ۰٫۳۰۴۹ در خط پایه به ۰٫۴۲۹۸ در پیکربندی نهایی رسید. صحت</w:t>
+      </w:r>
+      <w:r>
+        <w:rPr>
+          <w:rStyle w:val="FootnoteReference"/>
+          <w:sz w:val="26"/>
+          <w:vertAlign w:val="superscript"/>
+          <w:rtl w:val="0"/>
+        </w:rPr>
+        <w:footnoteReference w:id="10"/>
+      </w:r>
+      <w:r>
+        <w:rPr>
+          <w:rFonts w:ascii="Times New Roman" w:hAnsi="Times New Roman" w:cs="B Nazanin"/>
+          <w:b w:val="0"/>
+          <w:sz w:val="26"/>
+          <w:szCs w:val="28"/>
+          <w:rtl w:val="1"/>
+        </w:rPr>
+        <w:t xml:space="preserve"> چندکلاسه ۰٫۶۸۹۷ و صحت نوع ناهنجاری ۰٫۵۰۰۰ گزارش می‌شود. تحلیل خودگردان‌سازی</w:t>
+      </w:r>
+      <w:r>
+        <w:rPr>
+          <w:rStyle w:val="FootnoteReference"/>
+          <w:sz w:val="26"/>
+          <w:vertAlign w:val="superscript"/>
+          <w:rtl w:val="0"/>
+        </w:rPr>
+        <w:footnoteReference w:id="11"/>
+      </w:r>
+      <w:r>
+        <w:rPr>
+          <w:rFonts w:ascii="Times New Roman" w:hAnsi="Times New Roman" w:cs="B Nazanin"/>
+          <w:b w:val="0"/>
+          <w:sz w:val="26"/>
+          <w:szCs w:val="28"/>
+          <w:rtl w:val="1"/>
+        </w:rPr>
+        <w:t xml:space="preserve"> نشان می‌دهد اختلاف کمتر از ۰٫۰۷۵ در ماکرو اف‑یک روی این مجموعه‌ی آزمون از نوفه قابل تفکیک نیست؛ این کف نوفه</w:t>
+      </w:r>
+      <w:r>
+        <w:rPr>
+          <w:rStyle w:val="FootnoteReference"/>
+          <w:sz w:val="26"/>
+          <w:vertAlign w:val="superscript"/>
+          <w:rtl w:val="0"/>
+        </w:rPr>
+        <w:footnoteReference w:id="12"/>
+      </w:r>
+      <w:r>
+        <w:rPr>
+          <w:rFonts w:ascii="Times New Roman" w:hAnsi="Times New Roman" w:cs="B Nazanin"/>
+          <w:b w:val="0"/>
+          <w:sz w:val="26"/>
+          <w:szCs w:val="28"/>
+          <w:rtl w:val="1"/>
+        </w:rPr>
+        <w:t xml:space="preserve"> در تفسیر همه‌ی نتایج رعایت شده است.</w:t>
+      </w:r>
+    </w:p>
+    <w:p>
+      <w:pPr>
+        <w:pStyle w:val="ThesisAbstract"/>
+        <w:bidi w:val="1"/>
+        <w:ind w:firstLine="283"/>
+      </w:pPr>
+      <w:r>
+        <w:rPr>
+          <w:rFonts w:ascii="Times New Roman" w:hAnsi="Times New Roman" w:cs="B Nazanin"/>
+          <w:b w:val="0"/>
+          <w:sz w:val="26"/>
+          <w:szCs w:val="28"/>
+          <w:rtl w:val="1"/>
+        </w:rPr>
+        <w:t>هفت آزمایش که نتیجه‌ی منفی یا خنثی داشتند نیز گزارش شده‌اند، از جمله نمونه‌برداری</w:t>
+      </w:r>
+      <w:r>
+        <w:rPr>
+          <w:rStyle w:val="FootnoteReference"/>
+          <w:sz w:val="26"/>
+          <w:vertAlign w:val="superscript"/>
+          <w:rtl w:val="0"/>
+        </w:rPr>
+        <w:footnoteReference w:id="13"/>
+      </w:r>
+      <w:r>
+        <w:rPr>
+          <w:rFonts w:ascii="Times New Roman" w:hAnsi="Times New Roman" w:cs="B Nazanin"/>
+          <w:b w:val="0"/>
+          <w:sz w:val="26"/>
+          <w:szCs w:val="28"/>
+          <w:rtl w:val="1"/>
+        </w:rPr>
+        <w:t xml:space="preserve"> سبک کینتیکس</w:t>
+      </w:r>
+      <w:r>
+        <w:rPr>
+          <w:rStyle w:val="FootnoteReference"/>
+          <w:sz w:val="26"/>
+          <w:vertAlign w:val="superscript"/>
+          <w:rtl w:val="0"/>
+        </w:rPr>
+        <w:footnoteReference w:id="14"/>
+      </w:r>
+      <w:r>
+        <w:rPr>
+          <w:rFonts w:ascii="Times New Roman" w:hAnsi="Times New Roman" w:cs="B Nazanin"/>
+          <w:b w:val="0"/>
+          <w:sz w:val="26"/>
+          <w:szCs w:val="28"/>
+          <w:rtl w:val="1"/>
+        </w:rPr>
+        <w:t>، دو برابر کردن تعداد کلیپ‌ها و الحاق ویژگی‌های دو رمزگذار. گزارش این موارد بخشی از صداقت روش‌شناختی کار است و مرز واقعی توانایی این خانواده از روش‌ها را روشن می‌کند.</w:t>
       </w:r>
     </w:p>
     <w:p>
@@ -546,7 +812,7 @@
           <w:szCs w:val="28"/>
           <w:rtl w:val="1"/>
         </w:rPr>
-        <w:t>برای نمایش این فهرست، در Word کلیدهای Ctrl+A و سپس F9 را بزنید.</w:t>
+        <w:t>برای نمایش این فهرست، در واژه‌پرداز کل متن را انتخاب کرده و کلید به‌روزرسانی میدان‌ها را بزنید.</w:t>
       </w:r>
       <w:r>
         <w:fldChar w:fldCharType="end"/>
@@ -597,7 +863,7 @@
           <w:szCs w:val="28"/>
           <w:rtl w:val="1"/>
         </w:rPr>
-        <w:t>برای نمایش این فهرست، در Word کلیدهای Ctrl+A و سپس F9 را بزنید.</w:t>
+        <w:t>برای نمایش این فهرست، در واژه‌پرداز کل متن را انتخاب کرده و کلید به‌روزرسانی میدان‌ها را بزنید.</w:t>
       </w:r>
       <w:r>
         <w:fldChar w:fldCharType="end"/>
@@ -648,7 +914,7 @@
           <w:szCs w:val="28"/>
           <w:rtl w:val="1"/>
         </w:rPr>
-        <w:t>برای نمایش این فهرست، در Word کلیدهای Ctrl+A و سپس F9 را بزنید.</w:t>
+        <w:t>برای نمایش این فهرست، در واژه‌پرداز کل متن را انتخاب کرده و کلید به‌روزرسانی میدان‌ها را بزنید.</w:t>
       </w:r>
       <w:r>
         <w:fldChar w:fldCharType="end"/>
@@ -1941,7 +2207,7 @@
           <w:szCs w:val="28"/>
           <w:rtl w:val="1"/>
         </w:rPr>
-        <w:t>داده‌ی این پروژه مجموعه‌ی UCF-Crime است که شامل ۱۹۰۰ ویدیوی نظارتی واقعی است. این ویدیوها از دوربین‌های مداربسته‌ی واقعی گرفته شده‌اند، نه بازسازی‌های صحنه‌پردازی‌شده، و همین آن‌ها را دشوار می‌کند: وضوح پایین، نورپردازی ضعیف، زوایای نامناسب و مدت‌زمان‌های بسیار متفاوت.</w:t>
+        <w:t>داده‌ی این پروژه مجموعه‌ی یوسی‌اف‑کرایم است که شامل ۱۹۰۰ ویدیوی نظارتی واقعی است. این ویدیوها از دوربین‌های مداربسته‌ی واقعی گرفته شده‌اند، نه بازسازی‌های صحنه‌پردازی‌شده، و همین آن‌ها را دشوار می‌کند: وضوح پایین، نورپردازی ضعیف، زوایای نامناسب و مدت‌زمان‌های بسیار متفاوت.</w:t>
       </w:r>
     </w:p>
     <w:p>
@@ -1958,7 +2224,7 @@
           <w:szCs w:val="26"/>
           <w:rtl w:val="1"/>
         </w:rPr>
-        <w:t>جدول ۱-۱  ساختار مجموعه‌ی داده‌ی UCF-Crime</w:t>
+        <w:t>جدول ۱-۱  ساختار مجموعه‌ی داده‌ی یوسی‌اف‑کرایم</w:t>
       </w:r>
     </w:p>
     <w:tbl>
@@ -2419,7 +2685,7 @@
           <w:szCs w:val="32"/>
           <w:rtl w:val="1"/>
         </w:rPr>
-        <w:t>۱-۴ نظارت ضعیف و یادگیری چندنمونه‌ای</w:t>
+        <w:t>۱-۴ چهارده کلاس و توزیع آن‌ها</w:t>
       </w:r>
     </w:p>
     <w:p>
@@ -2435,13 +2701,17 @@
           <w:szCs w:val="28"/>
           <w:rtl w:val="1"/>
         </w:rPr>
-        <w:t>برچسب‌گذاری دقیق زمانی، یعنی مشخص کردن اینکه رویداد در کدام ثانیه‌ها رخ داده، برای ۱۶۱۰ ویدیوی آموزش کاری بسیار پرهزینه است. به همین دلیل برچسب‌ها فقط در سطح کل ویدیو وجود دارند. این وضعیت را نظارت ضعیف می‌نامند.</w:t>
-      </w:r>
-    </w:p>
-    <w:p>
-      <w:pPr>
-        <w:bidi w:val="1"/>
-      </w:pPr>
+        <w:t>جدول زیر هر چهارده کلاس را همراه با تعداد ویدیوهای آموزش، وزنی که در تابع زیان</w:t>
+      </w:r>
+      <w:r>
+        <w:rPr>
+          <w:rStyle w:val="FootnoteReference"/>
+          <w:sz w:val="26"/>
+          <w:vertAlign w:val="superscript"/>
+          <w:rtl w:val="0"/>
+        </w:rPr>
+        <w:footnoteReference w:id="15"/>
+      </w:r>
       <w:r>
         <w:rPr>
           <w:rFonts w:ascii="Times New Roman" w:hAnsi="Times New Roman" w:cs="B Nazanin"/>
@@ -2450,8 +2720,1786 @@
           <w:szCs w:val="28"/>
           <w:rtl w:val="1"/>
         </w:rPr>
-        <w:t>چارچوب استانداردی که با این نوع نظارت کار می‌کند، یادگیری چندنمونه‌ای است. در این چارچوب هر ویدیو یک کیف در نظر گرفته می‌شود و قطعه‌های کوتاه آن نمونه‌های داخل کیف. فرض اصلی این است که اگر کیفی برچسب سرقت خورده باشد، دست‌کم یکی از نمونه‌های داخل آن حاوی سرقت است، هرچند نمی‌دانیم کدام‌یک.</w:t>
-      </w:r>
+        <w:t xml:space="preserve"> می‌گیرد و جابه‌جایی‌ای که در زمان استنتاج روی لاجیت آن اعمال می‌شود نشان می‌دهد. دو ستون آخر در فصل دوم توضیح داده می‌شوند؛ در اینجا تنها برای نمایش شدت نامتوازنی آورده شده‌اند.</w:t>
+      </w:r>
+    </w:p>
+    <w:p>
+      <w:pPr>
+        <w:pStyle w:val="TableTitle*"/>
+        <w:bidi w:val="1"/>
+      </w:pPr>
+      <w:r>
+        <w:rPr>
+          <w:rFonts w:ascii="Times New Roman" w:hAnsi="Times New Roman" w:cs="B Nazanin"/>
+          <w:b/>
+          <w:bCs/>
+          <w:sz w:val="24"/>
+          <w:szCs w:val="26"/>
+          <w:rtl w:val="1"/>
+        </w:rPr>
+        <w:t>جدول ۱-۲  چهارده کلاس، تعداد ویدیوهای آموزش، وزن زیان و جابه‌جایی لاجیت</w:t>
+      </w:r>
+      <w:r>
+        <w:rPr>
+          <w:rStyle w:val="FootnoteReference"/>
+          <w:sz w:val="24"/>
+          <w:vertAlign w:val="superscript"/>
+          <w:rtl w:val="0"/>
+        </w:rPr>
+        <w:footnoteReference w:id="16"/>
+      </w:r>
+    </w:p>
+    <w:tbl>
+      <w:tblPr>
+        <w:tblStyle w:val="TableGrid"/>
+        <w:bidiVisual/>
+        <w:tblW w:type="auto" w:w="0"/>
+        <w:jc w:val="center"/>
+        <w:tblLayout w:type="autofit"/>
+        <w:tblLook w:firstColumn="1" w:firstRow="1" w:lastColumn="0" w:lastRow="0" w:noHBand="0" w:noVBand="1" w:val="04A0"/>
+      </w:tblPr>
+      <w:tblGrid>
+        <w:gridCol w:w="1701"/>
+        <w:gridCol w:w="1701"/>
+        <w:gridCol w:w="1701"/>
+        <w:gridCol w:w="1701"/>
+        <w:gridCol w:w="1701"/>
+      </w:tblGrid>
+      <w:tr>
+        <w:trPr>
+          <w:tblHeader/>
+        </w:trPr>
+        <w:tc>
+          <w:tcPr>
+            <w:tcW w:type="dxa" w:w="1701"/>
+          </w:tcPr>
+          <w:p>
+            <w:pPr>
+              <w:pStyle w:val="ThesisTableText"/>
+              <w:bidi w:val="1"/>
+              <w:jc w:val="center"/>
+            </w:pPr>
+            <w:r>
+              <w:rPr>
+                <w:rFonts w:ascii="Times New Roman" w:hAnsi="Times New Roman" w:cs="B Nazanin"/>
+                <w:b/>
+                <w:bCs/>
+                <w:sz w:val="22"/>
+                <w:szCs w:val="26"/>
+                <w:rtl w:val="1"/>
+              </w:rPr>
+              <w:t>شماره</w:t>
+            </w:r>
+          </w:p>
+        </w:tc>
+        <w:tc>
+          <w:tcPr>
+            <w:tcW w:type="dxa" w:w="1701"/>
+          </w:tcPr>
+          <w:p>
+            <w:pPr>
+              <w:pStyle w:val="ThesisTableText"/>
+              <w:bidi w:val="1"/>
+              <w:jc w:val="center"/>
+            </w:pPr>
+            <w:r>
+              <w:rPr>
+                <w:rFonts w:ascii="Times New Roman" w:hAnsi="Times New Roman" w:cs="B Nazanin"/>
+                <w:b/>
+                <w:bCs/>
+                <w:sz w:val="22"/>
+                <w:szCs w:val="26"/>
+                <w:rtl w:val="1"/>
+              </w:rPr>
+              <w:t>کلاس</w:t>
+            </w:r>
+          </w:p>
+        </w:tc>
+        <w:tc>
+          <w:tcPr>
+            <w:tcW w:type="dxa" w:w="1701"/>
+          </w:tcPr>
+          <w:p>
+            <w:pPr>
+              <w:pStyle w:val="ThesisTableText"/>
+              <w:bidi w:val="1"/>
+              <w:jc w:val="center"/>
+            </w:pPr>
+            <w:r>
+              <w:rPr>
+                <w:rFonts w:ascii="Times New Roman" w:hAnsi="Times New Roman" w:cs="B Nazanin"/>
+                <w:b/>
+                <w:bCs/>
+                <w:sz w:val="22"/>
+                <w:szCs w:val="26"/>
+                <w:rtl w:val="1"/>
+              </w:rPr>
+              <w:t>ویدیوی آموزش</w:t>
+            </w:r>
+          </w:p>
+        </w:tc>
+        <w:tc>
+          <w:tcPr>
+            <w:tcW w:type="dxa" w:w="1701"/>
+          </w:tcPr>
+          <w:p>
+            <w:pPr>
+              <w:pStyle w:val="ThesisTableText"/>
+              <w:bidi w:val="1"/>
+              <w:jc w:val="center"/>
+            </w:pPr>
+            <w:r>
+              <w:rPr>
+                <w:rFonts w:ascii="Times New Roman" w:hAnsi="Times New Roman" w:cs="B Nazanin"/>
+                <w:b/>
+                <w:bCs/>
+                <w:sz w:val="22"/>
+                <w:szCs w:val="26"/>
+                <w:rtl w:val="1"/>
+              </w:rPr>
+              <w:t>وزن زیان</w:t>
+            </w:r>
+          </w:p>
+        </w:tc>
+        <w:tc>
+          <w:tcPr>
+            <w:tcW w:type="dxa" w:w="1701"/>
+          </w:tcPr>
+          <w:p>
+            <w:pPr>
+              <w:pStyle w:val="ThesisTableText"/>
+              <w:bidi w:val="1"/>
+              <w:jc w:val="center"/>
+            </w:pPr>
+            <w:r>
+              <w:rPr>
+                <w:rFonts w:ascii="Times New Roman" w:hAnsi="Times New Roman" w:cs="B Nazanin"/>
+                <w:b/>
+                <w:bCs/>
+                <w:sz w:val="22"/>
+                <w:szCs w:val="26"/>
+                <w:rtl w:val="1"/>
+              </w:rPr>
+              <w:t>جابه‌جایی لاجیت</w:t>
+            </w:r>
+          </w:p>
+        </w:tc>
+      </w:tr>
+      <w:tr>
+        <w:trPr>
+          <w:cantSplit/>
+        </w:trPr>
+        <w:tc>
+          <w:tcPr>
+            <w:tcW w:type="dxa" w:w="1701"/>
+          </w:tcPr>
+          <w:p>
+            <w:pPr>
+              <w:pStyle w:val="ThesisTableText"/>
+              <w:bidi w:val="1"/>
+              <w:jc w:val="center"/>
+            </w:pPr>
+            <w:r>
+              <w:rPr>
+                <w:rFonts w:ascii="Times New Roman" w:hAnsi="Times New Roman" w:cs="B Nazanin"/>
+                <w:b w:val="0"/>
+                <w:sz w:val="22"/>
+                <w:szCs w:val="26"/>
+                <w:rtl w:val="1"/>
+              </w:rPr>
+              <w:t>۰</w:t>
+            </w:r>
+          </w:p>
+        </w:tc>
+        <w:tc>
+          <w:tcPr>
+            <w:tcW w:type="dxa" w:w="1701"/>
+          </w:tcPr>
+          <w:p>
+            <w:pPr>
+              <w:pStyle w:val="ThesisTableText"/>
+              <w:bidi w:val="1"/>
+              <w:jc w:val="center"/>
+            </w:pPr>
+            <w:r>
+              <w:rPr>
+                <w:rFonts w:ascii="Times New Roman" w:hAnsi="Times New Roman" w:cs="B Nazanin"/>
+                <w:b w:val="0"/>
+                <w:sz w:val="22"/>
+                <w:szCs w:val="26"/>
+                <w:rtl w:val="1"/>
+              </w:rPr>
+              <w:t>عادی</w:t>
+            </w:r>
+          </w:p>
+        </w:tc>
+        <w:tc>
+          <w:tcPr>
+            <w:tcW w:type="dxa" w:w="1701"/>
+          </w:tcPr>
+          <w:p>
+            <w:pPr>
+              <w:pStyle w:val="ThesisTableText"/>
+              <w:bidi w:val="1"/>
+              <w:jc w:val="center"/>
+            </w:pPr>
+            <w:r>
+              <w:rPr>
+                <w:rFonts w:ascii="Times New Roman" w:hAnsi="Times New Roman" w:cs="B Nazanin"/>
+                <w:b w:val="0"/>
+                <w:sz w:val="22"/>
+                <w:szCs w:val="26"/>
+                <w:rtl w:val="1"/>
+              </w:rPr>
+              <w:t>۸۰۰</w:t>
+            </w:r>
+          </w:p>
+        </w:tc>
+        <w:tc>
+          <w:tcPr>
+            <w:tcW w:type="dxa" w:w="1701"/>
+          </w:tcPr>
+          <w:p>
+            <w:pPr>
+              <w:pStyle w:val="ThesisTableText"/>
+              <w:bidi w:val="1"/>
+              <w:jc w:val="center"/>
+            </w:pPr>
+            <w:r>
+              <w:rPr>
+                <w:rFonts w:ascii="Times New Roman" w:hAnsi="Times New Roman" w:cs="B Nazanin"/>
+                <w:b w:val="0"/>
+                <w:sz w:val="22"/>
+                <w:szCs w:val="26"/>
+                <w:rtl w:val="1"/>
+              </w:rPr>
+              <w:t>۰٫۲۵۰</w:t>
+            </w:r>
+          </w:p>
+        </w:tc>
+        <w:tc>
+          <w:tcPr>
+            <w:tcW w:type="dxa" w:w="1701"/>
+          </w:tcPr>
+          <w:p>
+            <w:pPr>
+              <w:pStyle w:val="ThesisTableText"/>
+              <w:bidi w:val="1"/>
+              <w:jc w:val="center"/>
+            </w:pPr>
+            <w:r>
+              <w:rPr>
+                <w:rFonts w:ascii="Times New Roman" w:hAnsi="Times New Roman" w:cs="B Nazanin"/>
+                <w:b w:val="0"/>
+                <w:sz w:val="22"/>
+                <w:szCs w:val="26"/>
+                <w:rtl w:val="1"/>
+              </w:rPr>
+              <w:t>—</w:t>
+            </w:r>
+          </w:p>
+        </w:tc>
+      </w:tr>
+      <w:tr>
+        <w:trPr>
+          <w:cantSplit/>
+        </w:trPr>
+        <w:tc>
+          <w:tcPr>
+            <w:tcW w:type="dxa" w:w="1701"/>
+          </w:tcPr>
+          <w:p>
+            <w:pPr>
+              <w:pStyle w:val="ThesisTableText"/>
+              <w:bidi w:val="1"/>
+              <w:jc w:val="center"/>
+            </w:pPr>
+            <w:r>
+              <w:rPr>
+                <w:rFonts w:ascii="Times New Roman" w:hAnsi="Times New Roman" w:cs="B Nazanin"/>
+                <w:b w:val="0"/>
+                <w:sz w:val="22"/>
+                <w:szCs w:val="26"/>
+                <w:rtl w:val="1"/>
+              </w:rPr>
+              <w:t>۱</w:t>
+            </w:r>
+          </w:p>
+        </w:tc>
+        <w:tc>
+          <w:tcPr>
+            <w:tcW w:type="dxa" w:w="1701"/>
+          </w:tcPr>
+          <w:p>
+            <w:pPr>
+              <w:pStyle w:val="ThesisTableText"/>
+              <w:bidi w:val="1"/>
+              <w:jc w:val="center"/>
+            </w:pPr>
+            <w:r>
+              <w:rPr>
+                <w:rFonts w:ascii="Times New Roman" w:hAnsi="Times New Roman" w:cs="B Nazanin"/>
+                <w:b w:val="0"/>
+                <w:sz w:val="22"/>
+                <w:szCs w:val="26"/>
+                <w:rtl w:val="1"/>
+              </w:rPr>
+              <w:t>سوءاستفاده</w:t>
+            </w:r>
+          </w:p>
+        </w:tc>
+        <w:tc>
+          <w:tcPr>
+            <w:tcW w:type="dxa" w:w="1701"/>
+          </w:tcPr>
+          <w:p>
+            <w:pPr>
+              <w:pStyle w:val="ThesisTableText"/>
+              <w:bidi w:val="1"/>
+              <w:jc w:val="center"/>
+            </w:pPr>
+            <w:r>
+              <w:rPr>
+                <w:rFonts w:ascii="Times New Roman" w:hAnsi="Times New Roman" w:cs="B Nazanin"/>
+                <w:b w:val="0"/>
+                <w:sz w:val="22"/>
+                <w:szCs w:val="26"/>
+                <w:rtl w:val="1"/>
+              </w:rPr>
+              <w:t>۴۸</w:t>
+            </w:r>
+          </w:p>
+        </w:tc>
+        <w:tc>
+          <w:tcPr>
+            <w:tcW w:type="dxa" w:w="1701"/>
+          </w:tcPr>
+          <w:p>
+            <w:pPr>
+              <w:pStyle w:val="ThesisTableText"/>
+              <w:bidi w:val="1"/>
+              <w:jc w:val="center"/>
+            </w:pPr>
+            <w:r>
+              <w:rPr>
+                <w:rFonts w:ascii="Times New Roman" w:hAnsi="Times New Roman" w:cs="B Nazanin"/>
+                <w:b w:val="0"/>
+                <w:sz w:val="22"/>
+                <w:szCs w:val="26"/>
+                <w:rtl w:val="1"/>
+              </w:rPr>
+              <w:t>۱٫۰۵۲</w:t>
+            </w:r>
+          </w:p>
+        </w:tc>
+        <w:tc>
+          <w:tcPr>
+            <w:tcW w:type="dxa" w:w="1701"/>
+          </w:tcPr>
+          <w:p>
+            <w:pPr>
+              <w:pStyle w:val="ThesisTableText"/>
+              <w:bidi w:val="1"/>
+              <w:jc w:val="center"/>
+            </w:pPr>
+            <w:r>
+              <w:rPr>
+                <w:rFonts w:ascii="Times New Roman" w:hAnsi="Times New Roman" w:cs="B Nazanin"/>
+                <w:b w:val="0"/>
+                <w:sz w:val="22"/>
+                <w:szCs w:val="26"/>
+                <w:rtl w:val="1"/>
+              </w:rPr>
+              <w:t>−۰٫۱۰۸</w:t>
+            </w:r>
+          </w:p>
+        </w:tc>
+      </w:tr>
+      <w:tr>
+        <w:trPr>
+          <w:cantSplit/>
+        </w:trPr>
+        <w:tc>
+          <w:tcPr>
+            <w:tcW w:type="dxa" w:w="1701"/>
+          </w:tcPr>
+          <w:p>
+            <w:pPr>
+              <w:pStyle w:val="ThesisTableText"/>
+              <w:bidi w:val="1"/>
+              <w:jc w:val="center"/>
+            </w:pPr>
+            <w:r>
+              <w:rPr>
+                <w:rFonts w:ascii="Times New Roman" w:hAnsi="Times New Roman" w:cs="B Nazanin"/>
+                <w:b w:val="0"/>
+                <w:sz w:val="22"/>
+                <w:szCs w:val="26"/>
+                <w:rtl w:val="1"/>
+              </w:rPr>
+              <w:t>۲</w:t>
+            </w:r>
+          </w:p>
+        </w:tc>
+        <w:tc>
+          <w:tcPr>
+            <w:tcW w:type="dxa" w:w="1701"/>
+          </w:tcPr>
+          <w:p>
+            <w:pPr>
+              <w:pStyle w:val="ThesisTableText"/>
+              <w:bidi w:val="1"/>
+              <w:jc w:val="center"/>
+            </w:pPr>
+            <w:r>
+              <w:rPr>
+                <w:rFonts w:ascii="Times New Roman" w:hAnsi="Times New Roman" w:cs="B Nazanin"/>
+                <w:b w:val="0"/>
+                <w:sz w:val="22"/>
+                <w:szCs w:val="26"/>
+                <w:rtl w:val="1"/>
+              </w:rPr>
+              <w:t>بازداشت</w:t>
+            </w:r>
+          </w:p>
+        </w:tc>
+        <w:tc>
+          <w:tcPr>
+            <w:tcW w:type="dxa" w:w="1701"/>
+          </w:tcPr>
+          <w:p>
+            <w:pPr>
+              <w:pStyle w:val="ThesisTableText"/>
+              <w:bidi w:val="1"/>
+              <w:jc w:val="center"/>
+            </w:pPr>
+            <w:r>
+              <w:rPr>
+                <w:rFonts w:ascii="Times New Roman" w:hAnsi="Times New Roman" w:cs="B Nazanin"/>
+                <w:b w:val="0"/>
+                <w:sz w:val="22"/>
+                <w:szCs w:val="26"/>
+                <w:rtl w:val="1"/>
+              </w:rPr>
+              <w:t>۴۵</w:t>
+            </w:r>
+          </w:p>
+        </w:tc>
+        <w:tc>
+          <w:tcPr>
+            <w:tcW w:type="dxa" w:w="1701"/>
+          </w:tcPr>
+          <w:p>
+            <w:pPr>
+              <w:pStyle w:val="ThesisTableText"/>
+              <w:bidi w:val="1"/>
+              <w:jc w:val="center"/>
+            </w:pPr>
+            <w:r>
+              <w:rPr>
+                <w:rFonts w:ascii="Times New Roman" w:hAnsi="Times New Roman" w:cs="B Nazanin"/>
+                <w:b w:val="0"/>
+                <w:sz w:val="22"/>
+                <w:szCs w:val="26"/>
+                <w:rtl w:val="1"/>
+              </w:rPr>
+              <w:t>۱٫۱۲۲</w:t>
+            </w:r>
+          </w:p>
+        </w:tc>
+        <w:tc>
+          <w:tcPr>
+            <w:tcW w:type="dxa" w:w="1701"/>
+          </w:tcPr>
+          <w:p>
+            <w:pPr>
+              <w:pStyle w:val="ThesisTableText"/>
+              <w:bidi w:val="1"/>
+              <w:jc w:val="center"/>
+            </w:pPr>
+            <w:r>
+              <w:rPr>
+                <w:rFonts w:ascii="Times New Roman" w:hAnsi="Times New Roman" w:cs="B Nazanin"/>
+                <w:b w:val="0"/>
+                <w:sz w:val="22"/>
+                <w:szCs w:val="26"/>
+                <w:rtl w:val="1"/>
+              </w:rPr>
+              <w:t>−۰٫۱۷۲</w:t>
+            </w:r>
+          </w:p>
+        </w:tc>
+      </w:tr>
+      <w:tr>
+        <w:trPr>
+          <w:cantSplit/>
+        </w:trPr>
+        <w:tc>
+          <w:tcPr>
+            <w:tcW w:type="dxa" w:w="1701"/>
+          </w:tcPr>
+          <w:p>
+            <w:pPr>
+              <w:pStyle w:val="ThesisTableText"/>
+              <w:bidi w:val="1"/>
+              <w:jc w:val="center"/>
+            </w:pPr>
+            <w:r>
+              <w:rPr>
+                <w:rFonts w:ascii="Times New Roman" w:hAnsi="Times New Roman" w:cs="B Nazanin"/>
+                <w:b w:val="0"/>
+                <w:sz w:val="22"/>
+                <w:szCs w:val="26"/>
+                <w:rtl w:val="1"/>
+              </w:rPr>
+              <w:t>۳</w:t>
+            </w:r>
+          </w:p>
+        </w:tc>
+        <w:tc>
+          <w:tcPr>
+            <w:tcW w:type="dxa" w:w="1701"/>
+          </w:tcPr>
+          <w:p>
+            <w:pPr>
+              <w:pStyle w:val="ThesisTableText"/>
+              <w:bidi w:val="1"/>
+              <w:jc w:val="center"/>
+            </w:pPr>
+            <w:r>
+              <w:rPr>
+                <w:rFonts w:ascii="Times New Roman" w:hAnsi="Times New Roman" w:cs="B Nazanin"/>
+                <w:b w:val="0"/>
+                <w:sz w:val="22"/>
+                <w:szCs w:val="26"/>
+                <w:rtl w:val="1"/>
+              </w:rPr>
+              <w:t>آتش‌افروزی</w:t>
+            </w:r>
+          </w:p>
+        </w:tc>
+        <w:tc>
+          <w:tcPr>
+            <w:tcW w:type="dxa" w:w="1701"/>
+          </w:tcPr>
+          <w:p>
+            <w:pPr>
+              <w:pStyle w:val="ThesisTableText"/>
+              <w:bidi w:val="1"/>
+              <w:jc w:val="center"/>
+            </w:pPr>
+            <w:r>
+              <w:rPr>
+                <w:rFonts w:ascii="Times New Roman" w:hAnsi="Times New Roman" w:cs="B Nazanin"/>
+                <w:b w:val="0"/>
+                <w:sz w:val="22"/>
+                <w:szCs w:val="26"/>
+                <w:rtl w:val="1"/>
+              </w:rPr>
+              <w:t>۴۱</w:t>
+            </w:r>
+          </w:p>
+        </w:tc>
+        <w:tc>
+          <w:tcPr>
+            <w:tcW w:type="dxa" w:w="1701"/>
+          </w:tcPr>
+          <w:p>
+            <w:pPr>
+              <w:pStyle w:val="ThesisTableText"/>
+              <w:bidi w:val="1"/>
+              <w:jc w:val="center"/>
+            </w:pPr>
+            <w:r>
+              <w:rPr>
+                <w:rFonts w:ascii="Times New Roman" w:hAnsi="Times New Roman" w:cs="B Nazanin"/>
+                <w:b w:val="0"/>
+                <w:sz w:val="22"/>
+                <w:szCs w:val="26"/>
+                <w:rtl w:val="1"/>
+              </w:rPr>
+              <w:t>۱٫۲۳۲</w:t>
+            </w:r>
+          </w:p>
+        </w:tc>
+        <w:tc>
+          <w:tcPr>
+            <w:tcW w:type="dxa" w:w="1701"/>
+          </w:tcPr>
+          <w:p>
+            <w:pPr>
+              <w:pStyle w:val="ThesisTableText"/>
+              <w:bidi w:val="1"/>
+              <w:jc w:val="center"/>
+            </w:pPr>
+            <w:r>
+              <w:rPr>
+                <w:rFonts w:ascii="Times New Roman" w:hAnsi="Times New Roman" w:cs="B Nazanin"/>
+                <w:b w:val="0"/>
+                <w:sz w:val="22"/>
+                <w:szCs w:val="26"/>
+                <w:rtl w:val="1"/>
+              </w:rPr>
+              <w:t>−۰٫۲۶۵</w:t>
+            </w:r>
+          </w:p>
+        </w:tc>
+      </w:tr>
+      <w:tr>
+        <w:trPr>
+          <w:cantSplit/>
+        </w:trPr>
+        <w:tc>
+          <w:tcPr>
+            <w:tcW w:type="dxa" w:w="1701"/>
+          </w:tcPr>
+          <w:p>
+            <w:pPr>
+              <w:pStyle w:val="ThesisTableText"/>
+              <w:bidi w:val="1"/>
+              <w:jc w:val="center"/>
+            </w:pPr>
+            <w:r>
+              <w:rPr>
+                <w:rFonts w:ascii="Times New Roman" w:hAnsi="Times New Roman" w:cs="B Nazanin"/>
+                <w:b w:val="0"/>
+                <w:sz w:val="22"/>
+                <w:szCs w:val="26"/>
+                <w:rtl w:val="1"/>
+              </w:rPr>
+              <w:t>۴</w:t>
+            </w:r>
+          </w:p>
+        </w:tc>
+        <w:tc>
+          <w:tcPr>
+            <w:tcW w:type="dxa" w:w="1701"/>
+          </w:tcPr>
+          <w:p>
+            <w:pPr>
+              <w:pStyle w:val="ThesisTableText"/>
+              <w:bidi w:val="1"/>
+              <w:jc w:val="center"/>
+            </w:pPr>
+            <w:r>
+              <w:rPr>
+                <w:rFonts w:ascii="Times New Roman" w:hAnsi="Times New Roman" w:cs="B Nazanin"/>
+                <w:b w:val="0"/>
+                <w:sz w:val="22"/>
+                <w:szCs w:val="26"/>
+                <w:rtl w:val="1"/>
+              </w:rPr>
+              <w:t>تعرض</w:t>
+            </w:r>
+          </w:p>
+        </w:tc>
+        <w:tc>
+          <w:tcPr>
+            <w:tcW w:type="dxa" w:w="1701"/>
+          </w:tcPr>
+          <w:p>
+            <w:pPr>
+              <w:pStyle w:val="ThesisTableText"/>
+              <w:bidi w:val="1"/>
+              <w:jc w:val="center"/>
+            </w:pPr>
+            <w:r>
+              <w:rPr>
+                <w:rFonts w:ascii="Times New Roman" w:hAnsi="Times New Roman" w:cs="B Nazanin"/>
+                <w:b w:val="0"/>
+                <w:sz w:val="22"/>
+                <w:szCs w:val="26"/>
+                <w:rtl w:val="1"/>
+              </w:rPr>
+              <w:t>۴۷</w:t>
+            </w:r>
+          </w:p>
+        </w:tc>
+        <w:tc>
+          <w:tcPr>
+            <w:tcW w:type="dxa" w:w="1701"/>
+          </w:tcPr>
+          <w:p>
+            <w:pPr>
+              <w:pStyle w:val="ThesisTableText"/>
+              <w:bidi w:val="1"/>
+              <w:jc w:val="center"/>
+            </w:pPr>
+            <w:r>
+              <w:rPr>
+                <w:rFonts w:ascii="Times New Roman" w:hAnsi="Times New Roman" w:cs="B Nazanin"/>
+                <w:b w:val="0"/>
+                <w:sz w:val="22"/>
+                <w:szCs w:val="26"/>
+                <w:rtl w:val="1"/>
+              </w:rPr>
+              <w:t>۱٫۰۷۵</w:t>
+            </w:r>
+          </w:p>
+        </w:tc>
+        <w:tc>
+          <w:tcPr>
+            <w:tcW w:type="dxa" w:w="1701"/>
+          </w:tcPr>
+          <w:p>
+            <w:pPr>
+              <w:pStyle w:val="ThesisTableText"/>
+              <w:bidi w:val="1"/>
+              <w:jc w:val="center"/>
+            </w:pPr>
+            <w:r>
+              <w:rPr>
+                <w:rFonts w:ascii="Times New Roman" w:hAnsi="Times New Roman" w:cs="B Nazanin"/>
+                <w:b w:val="0"/>
+                <w:sz w:val="22"/>
+                <w:szCs w:val="26"/>
+                <w:rtl w:val="1"/>
+              </w:rPr>
+              <w:t>−۰٫۱۲۹</w:t>
+            </w:r>
+          </w:p>
+        </w:tc>
+      </w:tr>
+      <w:tr>
+        <w:trPr>
+          <w:cantSplit/>
+        </w:trPr>
+        <w:tc>
+          <w:tcPr>
+            <w:tcW w:type="dxa" w:w="1701"/>
+          </w:tcPr>
+          <w:p>
+            <w:pPr>
+              <w:pStyle w:val="ThesisTableText"/>
+              <w:bidi w:val="1"/>
+              <w:jc w:val="center"/>
+            </w:pPr>
+            <w:r>
+              <w:rPr>
+                <w:rFonts w:ascii="Times New Roman" w:hAnsi="Times New Roman" w:cs="B Nazanin"/>
+                <w:b w:val="0"/>
+                <w:sz w:val="22"/>
+                <w:szCs w:val="26"/>
+                <w:rtl w:val="1"/>
+              </w:rPr>
+              <w:t>۵</w:t>
+            </w:r>
+          </w:p>
+        </w:tc>
+        <w:tc>
+          <w:tcPr>
+            <w:tcW w:type="dxa" w:w="1701"/>
+          </w:tcPr>
+          <w:p>
+            <w:pPr>
+              <w:pStyle w:val="ThesisTableText"/>
+              <w:bidi w:val="1"/>
+              <w:jc w:val="center"/>
+            </w:pPr>
+            <w:r>
+              <w:rPr>
+                <w:rFonts w:ascii="Times New Roman" w:hAnsi="Times New Roman" w:cs="B Nazanin"/>
+                <w:b w:val="0"/>
+                <w:sz w:val="22"/>
+                <w:szCs w:val="26"/>
+                <w:rtl w:val="1"/>
+              </w:rPr>
+              <w:t>سرقت از منزل</w:t>
+            </w:r>
+          </w:p>
+        </w:tc>
+        <w:tc>
+          <w:tcPr>
+            <w:tcW w:type="dxa" w:w="1701"/>
+          </w:tcPr>
+          <w:p>
+            <w:pPr>
+              <w:pStyle w:val="ThesisTableText"/>
+              <w:bidi w:val="1"/>
+              <w:jc w:val="center"/>
+            </w:pPr>
+            <w:r>
+              <w:rPr>
+                <w:rFonts w:ascii="Times New Roman" w:hAnsi="Times New Roman" w:cs="B Nazanin"/>
+                <w:b w:val="0"/>
+                <w:sz w:val="22"/>
+                <w:szCs w:val="26"/>
+                <w:rtl w:val="1"/>
+              </w:rPr>
+              <w:t>۸۷</w:t>
+            </w:r>
+          </w:p>
+        </w:tc>
+        <w:tc>
+          <w:tcPr>
+            <w:tcW w:type="dxa" w:w="1701"/>
+          </w:tcPr>
+          <w:p>
+            <w:pPr>
+              <w:pStyle w:val="ThesisTableText"/>
+              <w:bidi w:val="1"/>
+              <w:jc w:val="center"/>
+            </w:pPr>
+            <w:r>
+              <w:rPr>
+                <w:rFonts w:ascii="Times New Roman" w:hAnsi="Times New Roman" w:cs="B Nazanin"/>
+                <w:b w:val="0"/>
+                <w:sz w:val="22"/>
+                <w:szCs w:val="26"/>
+                <w:rtl w:val="1"/>
+              </w:rPr>
+              <w:t>۰٫۵۸۰</w:t>
+            </w:r>
+          </w:p>
+        </w:tc>
+        <w:tc>
+          <w:tcPr>
+            <w:tcW w:type="dxa" w:w="1701"/>
+          </w:tcPr>
+          <w:p>
+            <w:pPr>
+              <w:pStyle w:val="ThesisTableText"/>
+              <w:bidi w:val="1"/>
+              <w:jc w:val="center"/>
+            </w:pPr>
+            <w:r>
+              <w:rPr>
+                <w:rFonts w:ascii="Times New Roman" w:hAnsi="Times New Roman" w:cs="B Nazanin"/>
+                <w:b w:val="0"/>
+                <w:sz w:val="22"/>
+                <w:szCs w:val="26"/>
+                <w:rtl w:val="1"/>
+              </w:rPr>
+              <w:t>+۰٫۴۸۷</w:t>
+            </w:r>
+          </w:p>
+        </w:tc>
+      </w:tr>
+      <w:tr>
+        <w:trPr>
+          <w:cantSplit/>
+        </w:trPr>
+        <w:tc>
+          <w:tcPr>
+            <w:tcW w:type="dxa" w:w="1701"/>
+          </w:tcPr>
+          <w:p>
+            <w:pPr>
+              <w:pStyle w:val="ThesisTableText"/>
+              <w:bidi w:val="1"/>
+              <w:jc w:val="center"/>
+            </w:pPr>
+            <w:r>
+              <w:rPr>
+                <w:rFonts w:ascii="Times New Roman" w:hAnsi="Times New Roman" w:cs="B Nazanin"/>
+                <w:b w:val="0"/>
+                <w:sz w:val="22"/>
+                <w:szCs w:val="26"/>
+                <w:rtl w:val="1"/>
+              </w:rPr>
+              <w:t>۶</w:t>
+            </w:r>
+          </w:p>
+        </w:tc>
+        <w:tc>
+          <w:tcPr>
+            <w:tcW w:type="dxa" w:w="1701"/>
+          </w:tcPr>
+          <w:p>
+            <w:pPr>
+              <w:pStyle w:val="ThesisTableText"/>
+              <w:bidi w:val="1"/>
+              <w:jc w:val="center"/>
+            </w:pPr>
+            <w:r>
+              <w:rPr>
+                <w:rFonts w:ascii="Times New Roman" w:hAnsi="Times New Roman" w:cs="B Nazanin"/>
+                <w:b w:val="0"/>
+                <w:sz w:val="22"/>
+                <w:szCs w:val="26"/>
+                <w:rtl w:val="1"/>
+              </w:rPr>
+              <w:t>انفجار</w:t>
+            </w:r>
+          </w:p>
+        </w:tc>
+        <w:tc>
+          <w:tcPr>
+            <w:tcW w:type="dxa" w:w="1701"/>
+          </w:tcPr>
+          <w:p>
+            <w:pPr>
+              <w:pStyle w:val="ThesisTableText"/>
+              <w:bidi w:val="1"/>
+              <w:jc w:val="center"/>
+            </w:pPr>
+            <w:r>
+              <w:rPr>
+                <w:rFonts w:ascii="Times New Roman" w:hAnsi="Times New Roman" w:cs="B Nazanin"/>
+                <w:b w:val="0"/>
+                <w:sz w:val="22"/>
+                <w:szCs w:val="26"/>
+                <w:rtl w:val="1"/>
+              </w:rPr>
+              <w:t>۲۹</w:t>
+            </w:r>
+          </w:p>
+        </w:tc>
+        <w:tc>
+          <w:tcPr>
+            <w:tcW w:type="dxa" w:w="1701"/>
+          </w:tcPr>
+          <w:p>
+            <w:pPr>
+              <w:pStyle w:val="ThesisTableText"/>
+              <w:bidi w:val="1"/>
+              <w:jc w:val="center"/>
+            </w:pPr>
+            <w:r>
+              <w:rPr>
+                <w:rFonts w:ascii="Times New Roman" w:hAnsi="Times New Roman" w:cs="B Nazanin"/>
+                <w:b w:val="0"/>
+                <w:sz w:val="22"/>
+                <w:szCs w:val="26"/>
+                <w:rtl w:val="1"/>
+              </w:rPr>
+              <w:t>۱٫۷۴۱</w:t>
+            </w:r>
+          </w:p>
+        </w:tc>
+        <w:tc>
+          <w:tcPr>
+            <w:tcW w:type="dxa" w:w="1701"/>
+          </w:tcPr>
+          <w:p>
+            <w:pPr>
+              <w:pStyle w:val="ThesisTableText"/>
+              <w:bidi w:val="1"/>
+              <w:jc w:val="center"/>
+            </w:pPr>
+            <w:r>
+              <w:rPr>
+                <w:rFonts w:ascii="Times New Roman" w:hAnsi="Times New Roman" w:cs="B Nazanin"/>
+                <w:b w:val="0"/>
+                <w:sz w:val="22"/>
+                <w:szCs w:val="26"/>
+                <w:rtl w:val="1"/>
+              </w:rPr>
+              <w:t>−۰٫۶۱۲</w:t>
+            </w:r>
+          </w:p>
+        </w:tc>
+      </w:tr>
+      <w:tr>
+        <w:trPr>
+          <w:cantSplit/>
+        </w:trPr>
+        <w:tc>
+          <w:tcPr>
+            <w:tcW w:type="dxa" w:w="1701"/>
+          </w:tcPr>
+          <w:p>
+            <w:pPr>
+              <w:pStyle w:val="ThesisTableText"/>
+              <w:bidi w:val="1"/>
+              <w:jc w:val="center"/>
+            </w:pPr>
+            <w:r>
+              <w:rPr>
+                <w:rFonts w:ascii="Times New Roman" w:hAnsi="Times New Roman" w:cs="B Nazanin"/>
+                <w:b w:val="0"/>
+                <w:sz w:val="22"/>
+                <w:szCs w:val="26"/>
+                <w:rtl w:val="1"/>
+              </w:rPr>
+              <w:t>۷</w:t>
+            </w:r>
+          </w:p>
+        </w:tc>
+        <w:tc>
+          <w:tcPr>
+            <w:tcW w:type="dxa" w:w="1701"/>
+          </w:tcPr>
+          <w:p>
+            <w:pPr>
+              <w:pStyle w:val="ThesisTableText"/>
+              <w:bidi w:val="1"/>
+              <w:jc w:val="center"/>
+            </w:pPr>
+            <w:r>
+              <w:rPr>
+                <w:rFonts w:ascii="Times New Roman" w:hAnsi="Times New Roman" w:cs="B Nazanin"/>
+                <w:b w:val="0"/>
+                <w:sz w:val="22"/>
+                <w:szCs w:val="26"/>
+                <w:rtl w:val="1"/>
+              </w:rPr>
+              <w:t>درگیری</w:t>
+            </w:r>
+          </w:p>
+        </w:tc>
+        <w:tc>
+          <w:tcPr>
+            <w:tcW w:type="dxa" w:w="1701"/>
+          </w:tcPr>
+          <w:p>
+            <w:pPr>
+              <w:pStyle w:val="ThesisTableText"/>
+              <w:bidi w:val="1"/>
+              <w:jc w:val="center"/>
+            </w:pPr>
+            <w:r>
+              <w:rPr>
+                <w:rFonts w:ascii="Times New Roman" w:hAnsi="Times New Roman" w:cs="B Nazanin"/>
+                <w:b w:val="0"/>
+                <w:sz w:val="22"/>
+                <w:szCs w:val="26"/>
+                <w:rtl w:val="1"/>
+              </w:rPr>
+              <w:t>۴۵</w:t>
+            </w:r>
+          </w:p>
+        </w:tc>
+        <w:tc>
+          <w:tcPr>
+            <w:tcW w:type="dxa" w:w="1701"/>
+          </w:tcPr>
+          <w:p>
+            <w:pPr>
+              <w:pStyle w:val="ThesisTableText"/>
+              <w:bidi w:val="1"/>
+              <w:jc w:val="center"/>
+            </w:pPr>
+            <w:r>
+              <w:rPr>
+                <w:rFonts w:ascii="Times New Roman" w:hAnsi="Times New Roman" w:cs="B Nazanin"/>
+                <w:b w:val="0"/>
+                <w:sz w:val="22"/>
+                <w:szCs w:val="26"/>
+                <w:rtl w:val="1"/>
+              </w:rPr>
+              <w:t>۱٫۱۲۲</w:t>
+            </w:r>
+          </w:p>
+        </w:tc>
+        <w:tc>
+          <w:tcPr>
+            <w:tcW w:type="dxa" w:w="1701"/>
+          </w:tcPr>
+          <w:p>
+            <w:pPr>
+              <w:pStyle w:val="ThesisTableText"/>
+              <w:bidi w:val="1"/>
+              <w:jc w:val="center"/>
+            </w:pPr>
+            <w:r>
+              <w:rPr>
+                <w:rFonts w:ascii="Times New Roman" w:hAnsi="Times New Roman" w:cs="B Nazanin"/>
+                <w:b w:val="0"/>
+                <w:sz w:val="22"/>
+                <w:szCs w:val="26"/>
+                <w:rtl w:val="1"/>
+              </w:rPr>
+              <w:t>−۰٫۱۷۲</w:t>
+            </w:r>
+          </w:p>
+        </w:tc>
+      </w:tr>
+      <w:tr>
+        <w:trPr>
+          <w:cantSplit/>
+        </w:trPr>
+        <w:tc>
+          <w:tcPr>
+            <w:tcW w:type="dxa" w:w="1701"/>
+          </w:tcPr>
+          <w:p>
+            <w:pPr>
+              <w:pStyle w:val="ThesisTableText"/>
+              <w:bidi w:val="1"/>
+              <w:jc w:val="center"/>
+            </w:pPr>
+            <w:r>
+              <w:rPr>
+                <w:rFonts w:ascii="Times New Roman" w:hAnsi="Times New Roman" w:cs="B Nazanin"/>
+                <w:b w:val="0"/>
+                <w:sz w:val="22"/>
+                <w:szCs w:val="26"/>
+                <w:rtl w:val="1"/>
+              </w:rPr>
+              <w:t>۸</w:t>
+            </w:r>
+          </w:p>
+        </w:tc>
+        <w:tc>
+          <w:tcPr>
+            <w:tcW w:type="dxa" w:w="1701"/>
+          </w:tcPr>
+          <w:p>
+            <w:pPr>
+              <w:pStyle w:val="ThesisTableText"/>
+              <w:bidi w:val="1"/>
+              <w:jc w:val="center"/>
+            </w:pPr>
+            <w:r>
+              <w:rPr>
+                <w:rFonts w:ascii="Times New Roman" w:hAnsi="Times New Roman" w:cs="B Nazanin"/>
+                <w:b w:val="0"/>
+                <w:sz w:val="22"/>
+                <w:szCs w:val="26"/>
+                <w:rtl w:val="1"/>
+              </w:rPr>
+              <w:t>تصادف رانندگی</w:t>
+            </w:r>
+          </w:p>
+        </w:tc>
+        <w:tc>
+          <w:tcPr>
+            <w:tcW w:type="dxa" w:w="1701"/>
+          </w:tcPr>
+          <w:p>
+            <w:pPr>
+              <w:pStyle w:val="ThesisTableText"/>
+              <w:bidi w:val="1"/>
+              <w:jc w:val="center"/>
+            </w:pPr>
+            <w:r>
+              <w:rPr>
+                <w:rFonts w:ascii="Times New Roman" w:hAnsi="Times New Roman" w:cs="B Nazanin"/>
+                <w:b w:val="0"/>
+                <w:sz w:val="22"/>
+                <w:szCs w:val="26"/>
+                <w:rtl w:val="1"/>
+              </w:rPr>
+              <w:t>۱۲۷</w:t>
+            </w:r>
+          </w:p>
+        </w:tc>
+        <w:tc>
+          <w:tcPr>
+            <w:tcW w:type="dxa" w:w="1701"/>
+          </w:tcPr>
+          <w:p>
+            <w:pPr>
+              <w:pStyle w:val="ThesisTableText"/>
+              <w:bidi w:val="1"/>
+              <w:jc w:val="center"/>
+            </w:pPr>
+            <w:r>
+              <w:rPr>
+                <w:rFonts w:ascii="Times New Roman" w:hAnsi="Times New Roman" w:cs="B Nazanin"/>
+                <w:b w:val="0"/>
+                <w:sz w:val="22"/>
+                <w:szCs w:val="26"/>
+                <w:rtl w:val="1"/>
+              </w:rPr>
+              <w:t>۰٫۳۹۸</w:t>
+            </w:r>
+          </w:p>
+        </w:tc>
+        <w:tc>
+          <w:tcPr>
+            <w:tcW w:type="dxa" w:w="1701"/>
+          </w:tcPr>
+          <w:p>
+            <w:pPr>
+              <w:pStyle w:val="ThesisTableText"/>
+              <w:bidi w:val="1"/>
+              <w:jc w:val="center"/>
+            </w:pPr>
+            <w:r>
+              <w:rPr>
+                <w:rFonts w:ascii="Times New Roman" w:hAnsi="Times New Roman" w:cs="B Nazanin"/>
+                <w:b w:val="0"/>
+                <w:sz w:val="22"/>
+                <w:szCs w:val="26"/>
+                <w:rtl w:val="1"/>
+              </w:rPr>
+              <w:t>+۰٫۸۶۵</w:t>
+            </w:r>
+          </w:p>
+        </w:tc>
+      </w:tr>
+      <w:tr>
+        <w:trPr>
+          <w:cantSplit/>
+        </w:trPr>
+        <w:tc>
+          <w:tcPr>
+            <w:tcW w:type="dxa" w:w="1701"/>
+          </w:tcPr>
+          <w:p>
+            <w:pPr>
+              <w:pStyle w:val="ThesisTableText"/>
+              <w:bidi w:val="1"/>
+              <w:jc w:val="center"/>
+            </w:pPr>
+            <w:r>
+              <w:rPr>
+                <w:rFonts w:ascii="Times New Roman" w:hAnsi="Times New Roman" w:cs="B Nazanin"/>
+                <w:b w:val="0"/>
+                <w:sz w:val="22"/>
+                <w:szCs w:val="26"/>
+                <w:rtl w:val="1"/>
+              </w:rPr>
+              <w:t>۹</w:t>
+            </w:r>
+          </w:p>
+        </w:tc>
+        <w:tc>
+          <w:tcPr>
+            <w:tcW w:type="dxa" w:w="1701"/>
+          </w:tcPr>
+          <w:p>
+            <w:pPr>
+              <w:pStyle w:val="ThesisTableText"/>
+              <w:bidi w:val="1"/>
+              <w:jc w:val="center"/>
+            </w:pPr>
+            <w:r>
+              <w:rPr>
+                <w:rFonts w:ascii="Times New Roman" w:hAnsi="Times New Roman" w:cs="B Nazanin"/>
+                <w:b w:val="0"/>
+                <w:sz w:val="22"/>
+                <w:szCs w:val="26"/>
+                <w:rtl w:val="1"/>
+              </w:rPr>
+              <w:t>سرقت</w:t>
+            </w:r>
+          </w:p>
+        </w:tc>
+        <w:tc>
+          <w:tcPr>
+            <w:tcW w:type="dxa" w:w="1701"/>
+          </w:tcPr>
+          <w:p>
+            <w:pPr>
+              <w:pStyle w:val="ThesisTableText"/>
+              <w:bidi w:val="1"/>
+              <w:jc w:val="center"/>
+            </w:pPr>
+            <w:r>
+              <w:rPr>
+                <w:rFonts w:ascii="Times New Roman" w:hAnsi="Times New Roman" w:cs="B Nazanin"/>
+                <w:b w:val="0"/>
+                <w:sz w:val="22"/>
+                <w:szCs w:val="26"/>
+                <w:rtl w:val="1"/>
+              </w:rPr>
+              <w:t>۱۴۵</w:t>
+            </w:r>
+          </w:p>
+        </w:tc>
+        <w:tc>
+          <w:tcPr>
+            <w:tcW w:type="dxa" w:w="1701"/>
+          </w:tcPr>
+          <w:p>
+            <w:pPr>
+              <w:pStyle w:val="ThesisTableText"/>
+              <w:bidi w:val="1"/>
+              <w:jc w:val="center"/>
+            </w:pPr>
+            <w:r>
+              <w:rPr>
+                <w:rFonts w:ascii="Times New Roman" w:hAnsi="Times New Roman" w:cs="B Nazanin"/>
+                <w:b w:val="0"/>
+                <w:sz w:val="22"/>
+                <w:szCs w:val="26"/>
+                <w:rtl w:val="1"/>
+              </w:rPr>
+              <w:t>۰٫۳۴۸</w:t>
+            </w:r>
+          </w:p>
+        </w:tc>
+        <w:tc>
+          <w:tcPr>
+            <w:tcW w:type="dxa" w:w="1701"/>
+          </w:tcPr>
+          <w:p>
+            <w:pPr>
+              <w:pStyle w:val="ThesisTableText"/>
+              <w:bidi w:val="1"/>
+              <w:jc w:val="center"/>
+            </w:pPr>
+            <w:r>
+              <w:rPr>
+                <w:rFonts w:ascii="Times New Roman" w:hAnsi="Times New Roman" w:cs="B Nazanin"/>
+                <w:b w:val="0"/>
+                <w:sz w:val="22"/>
+                <w:szCs w:val="26"/>
+                <w:rtl w:val="1"/>
+              </w:rPr>
+              <w:t>+۰٫۹۹۸</w:t>
+            </w:r>
+          </w:p>
+        </w:tc>
+      </w:tr>
+      <w:tr>
+        <w:trPr>
+          <w:cantSplit/>
+        </w:trPr>
+        <w:tc>
+          <w:tcPr>
+            <w:tcW w:type="dxa" w:w="1701"/>
+          </w:tcPr>
+          <w:p>
+            <w:pPr>
+              <w:pStyle w:val="ThesisTableText"/>
+              <w:bidi w:val="1"/>
+              <w:jc w:val="center"/>
+            </w:pPr>
+            <w:r>
+              <w:rPr>
+                <w:rFonts w:ascii="Times New Roman" w:hAnsi="Times New Roman" w:cs="B Nazanin"/>
+                <w:b w:val="0"/>
+                <w:sz w:val="22"/>
+                <w:szCs w:val="26"/>
+                <w:rtl w:val="1"/>
+              </w:rPr>
+              <w:t>۱۰</w:t>
+            </w:r>
+          </w:p>
+        </w:tc>
+        <w:tc>
+          <w:tcPr>
+            <w:tcW w:type="dxa" w:w="1701"/>
+          </w:tcPr>
+          <w:p>
+            <w:pPr>
+              <w:pStyle w:val="ThesisTableText"/>
+              <w:bidi w:val="1"/>
+              <w:jc w:val="center"/>
+            </w:pPr>
+            <w:r>
+              <w:rPr>
+                <w:rFonts w:ascii="Times New Roman" w:hAnsi="Times New Roman" w:cs="B Nazanin"/>
+                <w:b w:val="0"/>
+                <w:sz w:val="22"/>
+                <w:szCs w:val="26"/>
+                <w:rtl w:val="1"/>
+              </w:rPr>
+              <w:t>تیراندازی</w:t>
+            </w:r>
+          </w:p>
+        </w:tc>
+        <w:tc>
+          <w:tcPr>
+            <w:tcW w:type="dxa" w:w="1701"/>
+          </w:tcPr>
+          <w:p>
+            <w:pPr>
+              <w:pStyle w:val="ThesisTableText"/>
+              <w:bidi w:val="1"/>
+              <w:jc w:val="center"/>
+            </w:pPr>
+            <w:r>
+              <w:rPr>
+                <w:rFonts w:ascii="Times New Roman" w:hAnsi="Times New Roman" w:cs="B Nazanin"/>
+                <w:b w:val="0"/>
+                <w:sz w:val="22"/>
+                <w:szCs w:val="26"/>
+                <w:rtl w:val="1"/>
+              </w:rPr>
+              <w:t>۲۷</w:t>
+            </w:r>
+          </w:p>
+        </w:tc>
+        <w:tc>
+          <w:tcPr>
+            <w:tcW w:type="dxa" w:w="1701"/>
+          </w:tcPr>
+          <w:p>
+            <w:pPr>
+              <w:pStyle w:val="ThesisTableText"/>
+              <w:bidi w:val="1"/>
+              <w:jc w:val="center"/>
+            </w:pPr>
+            <w:r>
+              <w:rPr>
+                <w:rFonts w:ascii="Times New Roman" w:hAnsi="Times New Roman" w:cs="B Nazanin"/>
+                <w:b w:val="0"/>
+                <w:sz w:val="22"/>
+                <w:szCs w:val="26"/>
+                <w:rtl w:val="1"/>
+              </w:rPr>
+              <w:t>۱٫۸۷۰</w:t>
+            </w:r>
+          </w:p>
+        </w:tc>
+        <w:tc>
+          <w:tcPr>
+            <w:tcW w:type="dxa" w:w="1701"/>
+          </w:tcPr>
+          <w:p>
+            <w:pPr>
+              <w:pStyle w:val="ThesisTableText"/>
+              <w:bidi w:val="1"/>
+              <w:jc w:val="center"/>
+            </w:pPr>
+            <w:r>
+              <w:rPr>
+                <w:rFonts w:ascii="Times New Roman" w:hAnsi="Times New Roman" w:cs="B Nazanin"/>
+                <w:b w:val="0"/>
+                <w:sz w:val="22"/>
+                <w:szCs w:val="26"/>
+                <w:rtl w:val="1"/>
+              </w:rPr>
+              <w:t>−۰٫۶۸۳</w:t>
+            </w:r>
+          </w:p>
+        </w:tc>
+      </w:tr>
+      <w:tr>
+        <w:trPr>
+          <w:cantSplit/>
+        </w:trPr>
+        <w:tc>
+          <w:tcPr>
+            <w:tcW w:type="dxa" w:w="1701"/>
+          </w:tcPr>
+          <w:p>
+            <w:pPr>
+              <w:pStyle w:val="ThesisTableText"/>
+              <w:bidi w:val="1"/>
+              <w:jc w:val="center"/>
+            </w:pPr>
+            <w:r>
+              <w:rPr>
+                <w:rFonts w:ascii="Times New Roman" w:hAnsi="Times New Roman" w:cs="B Nazanin"/>
+                <w:b w:val="0"/>
+                <w:sz w:val="22"/>
+                <w:szCs w:val="26"/>
+                <w:rtl w:val="1"/>
+              </w:rPr>
+              <w:t>۱۱</w:t>
+            </w:r>
+          </w:p>
+        </w:tc>
+        <w:tc>
+          <w:tcPr>
+            <w:tcW w:type="dxa" w:w="1701"/>
+          </w:tcPr>
+          <w:p>
+            <w:pPr>
+              <w:pStyle w:val="ThesisTableText"/>
+              <w:bidi w:val="1"/>
+              <w:jc w:val="center"/>
+            </w:pPr>
+            <w:r>
+              <w:rPr>
+                <w:rFonts w:ascii="Times New Roman" w:hAnsi="Times New Roman" w:cs="B Nazanin"/>
+                <w:b w:val="0"/>
+                <w:sz w:val="22"/>
+                <w:szCs w:val="26"/>
+                <w:rtl w:val="1"/>
+              </w:rPr>
+              <w:t>دزدی از مغازه</w:t>
+            </w:r>
+          </w:p>
+        </w:tc>
+        <w:tc>
+          <w:tcPr>
+            <w:tcW w:type="dxa" w:w="1701"/>
+          </w:tcPr>
+          <w:p>
+            <w:pPr>
+              <w:pStyle w:val="ThesisTableText"/>
+              <w:bidi w:val="1"/>
+              <w:jc w:val="center"/>
+            </w:pPr>
+            <w:r>
+              <w:rPr>
+                <w:rFonts w:ascii="Times New Roman" w:hAnsi="Times New Roman" w:cs="B Nazanin"/>
+                <w:b w:val="0"/>
+                <w:sz w:val="22"/>
+                <w:szCs w:val="26"/>
+                <w:rtl w:val="1"/>
+              </w:rPr>
+              <w:t>۲۹</w:t>
+            </w:r>
+          </w:p>
+        </w:tc>
+        <w:tc>
+          <w:tcPr>
+            <w:tcW w:type="dxa" w:w="1701"/>
+          </w:tcPr>
+          <w:p>
+            <w:pPr>
+              <w:pStyle w:val="ThesisTableText"/>
+              <w:bidi w:val="1"/>
+              <w:jc w:val="center"/>
+            </w:pPr>
+            <w:r>
+              <w:rPr>
+                <w:rFonts w:ascii="Times New Roman" w:hAnsi="Times New Roman" w:cs="B Nazanin"/>
+                <w:b w:val="0"/>
+                <w:sz w:val="22"/>
+                <w:szCs w:val="26"/>
+                <w:rtl w:val="1"/>
+              </w:rPr>
+              <w:t>۱٫۷۴۱</w:t>
+            </w:r>
+          </w:p>
+        </w:tc>
+        <w:tc>
+          <w:tcPr>
+            <w:tcW w:type="dxa" w:w="1701"/>
+          </w:tcPr>
+          <w:p>
+            <w:pPr>
+              <w:pStyle w:val="ThesisTableText"/>
+              <w:bidi w:val="1"/>
+              <w:jc w:val="center"/>
+            </w:pPr>
+            <w:r>
+              <w:rPr>
+                <w:rFonts w:ascii="Times New Roman" w:hAnsi="Times New Roman" w:cs="B Nazanin"/>
+                <w:b w:val="0"/>
+                <w:sz w:val="22"/>
+                <w:szCs w:val="26"/>
+                <w:rtl w:val="1"/>
+              </w:rPr>
+              <w:t>−۰٫۶۱۲</w:t>
+            </w:r>
+          </w:p>
+        </w:tc>
+      </w:tr>
+      <w:tr>
+        <w:trPr>
+          <w:cantSplit/>
+        </w:trPr>
+        <w:tc>
+          <w:tcPr>
+            <w:tcW w:type="dxa" w:w="1701"/>
+          </w:tcPr>
+          <w:p>
+            <w:pPr>
+              <w:pStyle w:val="ThesisTableText"/>
+              <w:bidi w:val="1"/>
+              <w:jc w:val="center"/>
+            </w:pPr>
+            <w:r>
+              <w:rPr>
+                <w:rFonts w:ascii="Times New Roman" w:hAnsi="Times New Roman" w:cs="B Nazanin"/>
+                <w:b w:val="0"/>
+                <w:sz w:val="22"/>
+                <w:szCs w:val="26"/>
+                <w:rtl w:val="1"/>
+              </w:rPr>
+              <w:t>۱۲</w:t>
+            </w:r>
+          </w:p>
+        </w:tc>
+        <w:tc>
+          <w:tcPr>
+            <w:tcW w:type="dxa" w:w="1701"/>
+          </w:tcPr>
+          <w:p>
+            <w:pPr>
+              <w:pStyle w:val="ThesisTableText"/>
+              <w:bidi w:val="1"/>
+              <w:jc w:val="center"/>
+            </w:pPr>
+            <w:r>
+              <w:rPr>
+                <w:rFonts w:ascii="Times New Roman" w:hAnsi="Times New Roman" w:cs="B Nazanin"/>
+                <w:b w:val="0"/>
+                <w:sz w:val="22"/>
+                <w:szCs w:val="26"/>
+                <w:rtl w:val="1"/>
+              </w:rPr>
+              <w:t>دزدی</w:t>
+            </w:r>
+          </w:p>
+        </w:tc>
+        <w:tc>
+          <w:tcPr>
+            <w:tcW w:type="dxa" w:w="1701"/>
+          </w:tcPr>
+          <w:p>
+            <w:pPr>
+              <w:pStyle w:val="ThesisTableText"/>
+              <w:bidi w:val="1"/>
+              <w:jc w:val="center"/>
+            </w:pPr>
+            <w:r>
+              <w:rPr>
+                <w:rFonts w:ascii="Times New Roman" w:hAnsi="Times New Roman" w:cs="B Nazanin"/>
+                <w:b w:val="0"/>
+                <w:sz w:val="22"/>
+                <w:szCs w:val="26"/>
+                <w:rtl w:val="1"/>
+              </w:rPr>
+              <w:t>۹۵</w:t>
+            </w:r>
+          </w:p>
+        </w:tc>
+        <w:tc>
+          <w:tcPr>
+            <w:tcW w:type="dxa" w:w="1701"/>
+          </w:tcPr>
+          <w:p>
+            <w:pPr>
+              <w:pStyle w:val="ThesisTableText"/>
+              <w:bidi w:val="1"/>
+              <w:jc w:val="center"/>
+            </w:pPr>
+            <w:r>
+              <w:rPr>
+                <w:rFonts w:ascii="Times New Roman" w:hAnsi="Times New Roman" w:cs="B Nazanin"/>
+                <w:b w:val="0"/>
+                <w:sz w:val="22"/>
+                <w:szCs w:val="26"/>
+                <w:rtl w:val="1"/>
+              </w:rPr>
+              <w:t>۰٫۵۳۲</w:t>
+            </w:r>
+          </w:p>
+        </w:tc>
+        <w:tc>
+          <w:tcPr>
+            <w:tcW w:type="dxa" w:w="1701"/>
+          </w:tcPr>
+          <w:p>
+            <w:pPr>
+              <w:pStyle w:val="ThesisTableText"/>
+              <w:bidi w:val="1"/>
+              <w:jc w:val="center"/>
+            </w:pPr>
+            <w:r>
+              <w:rPr>
+                <w:rFonts w:ascii="Times New Roman" w:hAnsi="Times New Roman" w:cs="B Nazanin"/>
+                <w:b w:val="0"/>
+                <w:sz w:val="22"/>
+                <w:szCs w:val="26"/>
+                <w:rtl w:val="1"/>
+              </w:rPr>
+              <w:t>+۰٫۵۷۵</w:t>
+            </w:r>
+          </w:p>
+        </w:tc>
+      </w:tr>
+      <w:tr>
+        <w:trPr>
+          <w:cantSplit/>
+        </w:trPr>
+        <w:tc>
+          <w:tcPr>
+            <w:tcW w:type="dxa" w:w="1701"/>
+          </w:tcPr>
+          <w:p>
+            <w:pPr>
+              <w:pStyle w:val="ThesisTableText"/>
+              <w:bidi w:val="1"/>
+              <w:jc w:val="center"/>
+            </w:pPr>
+            <w:r>
+              <w:rPr>
+                <w:rFonts w:ascii="Times New Roman" w:hAnsi="Times New Roman" w:cs="B Nazanin"/>
+                <w:b w:val="0"/>
+                <w:sz w:val="22"/>
+                <w:szCs w:val="26"/>
+                <w:rtl w:val="1"/>
+              </w:rPr>
+              <w:t>۱۳</w:t>
+            </w:r>
+          </w:p>
+        </w:tc>
+        <w:tc>
+          <w:tcPr>
+            <w:tcW w:type="dxa" w:w="1701"/>
+          </w:tcPr>
+          <w:p>
+            <w:pPr>
+              <w:pStyle w:val="ThesisTableText"/>
+              <w:bidi w:val="1"/>
+              <w:jc w:val="center"/>
+            </w:pPr>
+            <w:r>
+              <w:rPr>
+                <w:rFonts w:ascii="Times New Roman" w:hAnsi="Times New Roman" w:cs="B Nazanin"/>
+                <w:b w:val="0"/>
+                <w:sz w:val="22"/>
+                <w:szCs w:val="26"/>
+                <w:rtl w:val="1"/>
+              </w:rPr>
+              <w:t>تخریب اموال</w:t>
+            </w:r>
+          </w:p>
+        </w:tc>
+        <w:tc>
+          <w:tcPr>
+            <w:tcW w:type="dxa" w:w="1701"/>
+          </w:tcPr>
+          <w:p>
+            <w:pPr>
+              <w:pStyle w:val="ThesisTableText"/>
+              <w:bidi w:val="1"/>
+              <w:jc w:val="center"/>
+            </w:pPr>
+            <w:r>
+              <w:rPr>
+                <w:rFonts w:ascii="Times New Roman" w:hAnsi="Times New Roman" w:cs="B Nazanin"/>
+                <w:b w:val="0"/>
+                <w:sz w:val="22"/>
+                <w:szCs w:val="26"/>
+                <w:rtl w:val="1"/>
+              </w:rPr>
+              <w:t>۴۵</w:t>
+            </w:r>
+          </w:p>
+        </w:tc>
+        <w:tc>
+          <w:tcPr>
+            <w:tcW w:type="dxa" w:w="1701"/>
+          </w:tcPr>
+          <w:p>
+            <w:pPr>
+              <w:pStyle w:val="ThesisTableText"/>
+              <w:bidi w:val="1"/>
+              <w:jc w:val="center"/>
+            </w:pPr>
+            <w:r>
+              <w:rPr>
+                <w:rFonts w:ascii="Times New Roman" w:hAnsi="Times New Roman" w:cs="B Nazanin"/>
+                <w:b w:val="0"/>
+                <w:sz w:val="22"/>
+                <w:szCs w:val="26"/>
+                <w:rtl w:val="1"/>
+              </w:rPr>
+              <w:t>۱٫۱۲۲</w:t>
+            </w:r>
+          </w:p>
+        </w:tc>
+        <w:tc>
+          <w:tcPr>
+            <w:tcW w:type="dxa" w:w="1701"/>
+          </w:tcPr>
+          <w:p>
+            <w:pPr>
+              <w:pStyle w:val="ThesisTableText"/>
+              <w:bidi w:val="1"/>
+              <w:jc w:val="center"/>
+            </w:pPr>
+            <w:r>
+              <w:rPr>
+                <w:rFonts w:ascii="Times New Roman" w:hAnsi="Times New Roman" w:cs="B Nazanin"/>
+                <w:b w:val="0"/>
+                <w:sz w:val="22"/>
+                <w:szCs w:val="26"/>
+                <w:rtl w:val="1"/>
+              </w:rPr>
+              <w:t>−۰٫۱۷۲</w:t>
+            </w:r>
+          </w:p>
+        </w:tc>
+      </w:tr>
+    </w:tbl>
+    <w:p>
+      <w:pPr>
+        <w:spacing w:after="360" w:line="240" w:lineRule="auto"/>
+      </w:pPr>
     </w:p>
     <w:p>
       <w:pPr>
@@ -2465,7 +4513,139 @@
           <w:szCs w:val="28"/>
           <w:rtl w:val="1"/>
         </w:rPr>
-        <w:t>آموزش بر پایه‌ی همین فرض انجام می‌شود: مدل مشکوک‌ترین قطعه‌ها را انتخاب می‌کند و فرض می‌کند همان‌ها برچسب کیف را حمل می‌کنند. این ایده اجازه می‌دهد بدون هیچ برچسب زمانی، مدلی آموزش ببیند که در عمل محل رویداد را نیز پیدا می‌کند.</w:t>
+        <w:t>کلاس عادی همواره شماره‌ی صفر است و این یک قرارداد عمدی است، نه اتفاقی. کل مرحله‌ی نخست تصمیم بر پایه‌ی مقدار یک منهای احتمال کلاس صفر ساخته شده، بنابراین این کلاس باید جایگاهی ثابت و شناخته‌شده داشته باشد. سیزده کلاس ناهنجاری نیز به ترتیب الفبای انگلیسی شماره‌گذاری شده‌اند، همان ترتیبی که پوشه‌های مجموعه‌ی داده با آن نام‌گذاری شده‌اند؛ بدین ترتیب هیچ نگاشت دستی‌ای لازم نیست و احتمال جابه‌جا شدن برچسب‌ها از میان می‌رود.</w:t>
+      </w:r>
+    </w:p>
+    <w:p>
+      <w:pPr>
+        <w:bidi w:val="1"/>
+      </w:pPr>
+      <w:r>
+        <w:rPr>
+          <w:rFonts w:ascii="Times New Roman" w:hAnsi="Times New Roman" w:cs="B Nazanin"/>
+          <w:b w:val="0"/>
+          <w:sz w:val="26"/>
+          <w:szCs w:val="28"/>
+          <w:rtl w:val="1"/>
+        </w:rPr>
+        <w:t>نسبت میان پرتکرارترین و کم‌تکرارترین کلاس ناهنجاری بیش از پنج برابر است: سرقت با ۱۴۵ ویدیو در برابر تیراندازی با ۲۷ ویدیو. اگر کلاس عادی را نیز به حساب آوریم، نسبت به حدود سی برابر می‌رسد. این عدد، سرچشمه‌ی بخش بزرگی از دشواری‌هایی است که در فصل‌های بعد شرح داده می‌شود.</w:t>
+      </w:r>
+    </w:p>
+    <w:p>
+      <w:pPr>
+        <w:pStyle w:val="Heading3"/>
+        <w:bidi w:val="1"/>
+        <w:jc w:val="right"/>
+      </w:pPr>
+      <w:r>
+        <w:rPr>
+          <w:rFonts w:ascii="Times New Roman" w:hAnsi="Times New Roman" w:cs="B Nazanin"/>
+          <w:b/>
+          <w:bCs/>
+          <w:sz w:val="26"/>
+          <w:szCs w:val="28"/>
+          <w:rtl w:val="1"/>
+        </w:rPr>
+        <w:t>۱-۴-۱ چهار کلاس که از هم تفکیک‌پذیر نیستند</w:t>
+      </w:r>
+    </w:p>
+    <w:p>
+      <w:pPr>
+        <w:bidi w:val="1"/>
+        <w:ind w:firstLine="283"/>
+      </w:pPr>
+      <w:r>
+        <w:rPr>
+          <w:rFonts w:ascii="Times New Roman" w:hAnsi="Times New Roman" w:cs="B Nazanin"/>
+          <w:b w:val="0"/>
+          <w:sz w:val="26"/>
+          <w:szCs w:val="28"/>
+          <w:rtl w:val="1"/>
+        </w:rPr>
+        <w:t>چهار کلاس از سیزده کلاس ناهنجاری، در تعریف حقوقی از هم جدا هستند ولی در تصویر بسیار به هم شبیه‌اند. تفکیک آن‌ها بزرگ‌ترین منبع خطای مدل نهایی است، بنابراین تعریف عملیاتی هر یک در اینجا آورده می‌شود.</w:t>
+      </w:r>
+    </w:p>
+    <w:p>
+      <w:pPr>
+        <w:pStyle w:val="ThesisBullet"/>
+        <w:bidi w:val="1"/>
+        <w:ind w:right="510"/>
+      </w:pPr>
+      <w:r>
+        <w:rPr>
+          <w:rFonts w:ascii="Times New Roman" w:hAnsi="Times New Roman" w:cs="B Nazanin"/>
+          <w:b w:val="0"/>
+          <w:sz w:val="26"/>
+          <w:szCs w:val="28"/>
+          <w:rtl w:val="1"/>
+        </w:rPr>
+        <w:t>۱. سرقت از منزل: ورود به ملک برای برداشتن مال، بدون حضور صاحب ملک.</w:t>
+      </w:r>
+    </w:p>
+    <w:p>
+      <w:pPr>
+        <w:pStyle w:val="ThesisBullet"/>
+        <w:bidi w:val="1"/>
+        <w:ind w:right="510"/>
+      </w:pPr>
+      <w:r>
+        <w:rPr>
+          <w:rFonts w:ascii="Times New Roman" w:hAnsi="Times New Roman" w:cs="B Nazanin"/>
+          <w:b w:val="0"/>
+          <w:sz w:val="26"/>
+          <w:szCs w:val="28"/>
+          <w:rtl w:val="1"/>
+        </w:rPr>
+        <w:t>۲. سرقت: برداشتن مال با تهدید یا کاربرد زور، رودرروی قربانی.</w:t>
+      </w:r>
+    </w:p>
+    <w:p>
+      <w:pPr>
+        <w:pStyle w:val="ThesisBullet"/>
+        <w:bidi w:val="1"/>
+        <w:ind w:right="510"/>
+      </w:pPr>
+      <w:r>
+        <w:rPr>
+          <w:rFonts w:ascii="Times New Roman" w:hAnsi="Times New Roman" w:cs="B Nazanin"/>
+          <w:b w:val="0"/>
+          <w:sz w:val="26"/>
+          <w:szCs w:val="28"/>
+          <w:rtl w:val="1"/>
+        </w:rPr>
+        <w:t>۳. دزدی از مغازه: برداشتن کالا از یک فروشگاه در ساعت کاری، بدون پرداخت.</w:t>
+      </w:r>
+    </w:p>
+    <w:p>
+      <w:pPr>
+        <w:pStyle w:val="ThesisBullet"/>
+        <w:bidi w:val="1"/>
+        <w:ind w:right="510"/>
+      </w:pPr>
+      <w:r>
+        <w:rPr>
+          <w:rFonts w:ascii="Times New Roman" w:hAnsi="Times New Roman" w:cs="B Nazanin"/>
+          <w:b w:val="0"/>
+          <w:sz w:val="26"/>
+          <w:szCs w:val="28"/>
+          <w:rtl w:val="1"/>
+        </w:rPr>
+        <w:t>۴. دزدی: برداشتن مال بدون ورود غیرقانونی و بدون تهدید، مانند بردن یک دوچرخه از جایگاه پارک.</w:t>
+      </w:r>
+    </w:p>
+    <w:p>
+      <w:pPr>
+        <w:bidi w:val="1"/>
+      </w:pPr>
+      <w:r>
+        <w:rPr>
+          <w:rFonts w:ascii="Times New Roman" w:hAnsi="Times New Roman" w:cs="B Nazanin"/>
+          <w:b w:val="0"/>
+          <w:sz w:val="26"/>
+          <w:szCs w:val="28"/>
+          <w:rtl w:val="1"/>
+        </w:rPr>
+        <w:t>تفاوت میان این چهار مورد، در نیت و در بافت رویداد است نه در ظاهر لحظه‌ای صحنه. یک قاب که در آن فردی کالایی را از قفسه برمی‌دارد، بسته به آنکه پیش از آن با اسلحه وارد شده باشد یا نه، به دو کلاس متفاوت تعلق دارد. همین مشاهده، در فصل دوم مستقیماً به طراحی سر ترنسفورمر روی محور زمان می‌انجامد.</w:t>
       </w:r>
     </w:p>
     <w:p>
@@ -2483,46 +4663,17 @@
           <w:szCs w:val="32"/>
           <w:rtl w:val="1"/>
         </w:rPr>
-        <w:t>۱-۵ نقطه‌ی شروع پروژه</w:t>
-      </w:r>
-    </w:p>
-    <w:p>
-      <w:pPr>
-        <w:bidi w:val="1"/>
-        <w:ind w:firstLine="283"/>
-      </w:pPr>
-      <w:r>
-        <w:rPr>
-          <w:rFonts w:ascii="Times New Roman" w:hAnsi="Times New Roman" w:cs="B Nazanin"/>
-          <w:b w:val="0"/>
-          <w:sz w:val="26"/>
-          <w:szCs w:val="28"/>
-          <w:rtl w:val="1"/>
-        </w:rPr>
-        <w:t>کار از پیاده‌سازی متن‌باز روش یادگیری چندنمونه‌ای بی‌طرف آغاز شد. این روش از یک رمزگذار ویدیویی مبتنی بر مدل‌های زبانی-تصویری استفاده می‌کند و مسئله را به صورت دودویی حل می‌کند. کیفیت بخش دودویی آن مناسب بود و سطح زیر منحنی در سطح ویدیو حدود ۰٫۹۴ گزارش می‌شد.</w:t>
-      </w:r>
-    </w:p>
-    <w:p>
-      <w:pPr>
-        <w:bidi w:val="1"/>
-      </w:pPr>
-      <w:r>
-        <w:rPr>
-          <w:rFonts w:ascii="Times New Roman" w:hAnsi="Times New Roman" w:cs="B Nazanin"/>
-          <w:b w:val="0"/>
-          <w:sz w:val="26"/>
-          <w:szCs w:val="28"/>
-          <w:rtl w:val="1"/>
-        </w:rPr>
-        <w:t>مسئله این بود که خروجی چهارده‌کلاسه‌ی همان مدل عملکرد بسیار ضعیفی داشت. تحلیل نشان داد این ضعف عمدتاً از خود مدل نمی‌آید، بلکه از نحوه‌ی تجمیع نمرات در زمان ارزیابی و از یک اشکال در انتخاب قطعه‌ها هنگام آموزش ناشی می‌شود. این تشخیص، جهت کل پروژه را تعیین کرد.</w:t>
-      </w:r>
-    </w:p>
-    <w:p>
-      <w:pPr>
-        <w:pStyle w:val="Heading2"/>
-        <w:bidi w:val="1"/>
-        <w:jc w:val="right"/>
-      </w:pPr>
+        <w:t>۱-۵ نظارت ضعیف</w:t>
+      </w:r>
+      <w:r>
+        <w:rPr>
+          <w:rStyle w:val="FootnoteReference"/>
+          <w:sz w:val="28"/>
+          <w:vertAlign w:val="superscript"/>
+          <w:rtl w:val="0"/>
+        </w:rPr>
+        <w:footnoteReference w:id="17"/>
+      </w:r>
       <w:r>
         <w:rPr>
           <w:rFonts w:ascii="Times New Roman" w:hAnsi="Times New Roman" w:cs="B Nazanin"/>
@@ -2532,7 +4683,815 @@
           <w:szCs w:val="32"/>
           <w:rtl w:val="1"/>
         </w:rPr>
-        <w:t>۱-۶ خط لوله‌ی نهایی</w:t>
+        <w:t xml:space="preserve"> و یادگیری چندنمونه‌ای</w:t>
+      </w:r>
+    </w:p>
+    <w:p>
+      <w:pPr>
+        <w:bidi w:val="1"/>
+        <w:ind w:firstLine="283"/>
+      </w:pPr>
+      <w:r>
+        <w:rPr>
+          <w:rFonts w:ascii="Times New Roman" w:hAnsi="Times New Roman" w:cs="B Nazanin"/>
+          <w:b w:val="0"/>
+          <w:sz w:val="26"/>
+          <w:szCs w:val="28"/>
+          <w:rtl w:val="1"/>
+        </w:rPr>
+        <w:t>برچسب‌گذاری دقیق زمانی، یعنی مشخص کردن اینکه رویداد در کدام ثانیه‌ها رخ داده، برای ۱۶۱۰ ویدیوی آموزش کاری بسیار پرهزینه است. به همین دلیل برچسب‌ها فقط در سطح کل ویدیو وجود دارند. این وضعیت را نظارت ضعیف می‌نامند.</w:t>
+      </w:r>
+    </w:p>
+    <w:p>
+      <w:pPr>
+        <w:bidi w:val="1"/>
+      </w:pPr>
+      <w:r>
+        <w:rPr>
+          <w:rFonts w:ascii="Times New Roman" w:hAnsi="Times New Roman" w:cs="B Nazanin"/>
+          <w:b w:val="0"/>
+          <w:sz w:val="26"/>
+          <w:szCs w:val="28"/>
+          <w:rtl w:val="1"/>
+        </w:rPr>
+        <w:t>چارچوب استانداردی که با این نوع نظارت کار می‌کند، یادگیری چندنمونه‌ای است. در این چارچوب هر ویدیو یک کیف</w:t>
+      </w:r>
+      <w:r>
+        <w:rPr>
+          <w:rStyle w:val="FootnoteReference"/>
+          <w:sz w:val="26"/>
+          <w:vertAlign w:val="superscript"/>
+          <w:rtl w:val="0"/>
+        </w:rPr>
+        <w:footnoteReference w:id="18"/>
+      </w:r>
+      <w:r>
+        <w:rPr>
+          <w:rFonts w:ascii="Times New Roman" w:hAnsi="Times New Roman" w:cs="B Nazanin"/>
+          <w:b w:val="0"/>
+          <w:sz w:val="26"/>
+          <w:szCs w:val="28"/>
+          <w:rtl w:val="1"/>
+        </w:rPr>
+        <w:t xml:space="preserve"> در نظر گرفته می‌شود و قطعه‌های کوتاه آن نمونه‌های داخل کیف. فرض اصلی این است که اگر کیفی برچسب سرقت خورده باشد، دست‌کم یکی از نمونه‌های داخل آن حاوی سرقت است، هرچند نمی‌دانیم کدام‌یک.</w:t>
+      </w:r>
+    </w:p>
+    <w:p>
+      <w:pPr>
+        <w:bidi w:val="1"/>
+      </w:pPr>
+      <w:r>
+        <w:rPr>
+          <w:rFonts w:ascii="Times New Roman" w:hAnsi="Times New Roman" w:cs="B Nazanin"/>
+          <w:b w:val="0"/>
+          <w:sz w:val="26"/>
+          <w:szCs w:val="28"/>
+          <w:rtl w:val="1"/>
+        </w:rPr>
+        <w:t>آموزش بر پایه‌ی همین فرض انجام می‌شود: مدل مشکوک‌ترین قطعه‌ها را انتخاب می‌کند و فرض می‌کند همان‌ها برچسب کیف را حمل می‌کنند. این ایده اجازه می‌دهد بدون هیچ برچسب زمانی، مدلی آموزش ببیند که در عمل محل رویداد را نیز پیدا می‌کند.</w:t>
+      </w:r>
+    </w:p>
+    <w:p>
+      <w:pPr>
+        <w:pStyle w:val="Heading2"/>
+        <w:bidi w:val="1"/>
+        <w:jc w:val="right"/>
+      </w:pPr>
+      <w:r>
+        <w:rPr>
+          <w:rFonts w:ascii="Times New Roman" w:hAnsi="Times New Roman" w:cs="B Nazanin"/>
+          <w:b/>
+          <w:bCs/>
+          <w:sz w:val="28"/>
+          <w:szCs w:val="32"/>
+          <w:rtl w:val="1"/>
+        </w:rPr>
+        <w:t>۱-۶ معیارهای ارزیابی</w:t>
+      </w:r>
+    </w:p>
+    <w:p>
+      <w:pPr>
+        <w:bidi w:val="1"/>
+        <w:ind w:firstLine="283"/>
+      </w:pPr>
+      <w:r>
+        <w:rPr>
+          <w:rFonts w:ascii="Times New Roman" w:hAnsi="Times New Roman" w:cs="B Nazanin"/>
+          <w:b w:val="0"/>
+          <w:sz w:val="26"/>
+          <w:szCs w:val="28"/>
+          <w:rtl w:val="1"/>
+        </w:rPr>
+        <w:t>پیش از آنکه نتیجه‌ای گزارش شود، باید روشن باشد با چه معیاری سنجیده می‌شود. در یک مسئله‌ی چهارده‌کلاسه‌ی به‌شدت نامتوازن، انتخاب معیار به اندازه‌ی انتخاب مدل در نتیجه اثر دارد.</w:t>
+      </w:r>
+    </w:p>
+    <w:p>
+      <w:pPr>
+        <w:bidi w:val="1"/>
+      </w:pPr>
+      <w:r>
+        <w:rPr>
+          <w:rFonts w:ascii="Times New Roman" w:hAnsi="Times New Roman" w:cs="B Nazanin"/>
+          <w:b w:val="0"/>
+          <w:sz w:val="26"/>
+          <w:szCs w:val="28"/>
+          <w:rtl w:val="1"/>
+        </w:rPr>
+        <w:t>برای هر کلاس، دو کمیت پایه تعریف می‌شود. دقت</w:t>
+      </w:r>
+      <w:r>
+        <w:rPr>
+          <w:rStyle w:val="FootnoteReference"/>
+          <w:sz w:val="26"/>
+          <w:vertAlign w:val="superscript"/>
+          <w:rtl w:val="0"/>
+        </w:rPr>
+        <w:footnoteReference w:id="19"/>
+      </w:r>
+      <w:r>
+        <w:rPr>
+          <w:rFonts w:ascii="Times New Roman" w:hAnsi="Times New Roman" w:cs="B Nazanin"/>
+          <w:b w:val="0"/>
+          <w:sz w:val="26"/>
+          <w:szCs w:val="28"/>
+          <w:rtl w:val="1"/>
+        </w:rPr>
+        <w:t xml:space="preserve"> نسبت پیش‌بینی‌های درست به کل دفعاتی است که آن کلاس پیش‌بینی شده، و یادآوری</w:t>
+      </w:r>
+      <w:r>
+        <w:rPr>
+          <w:rStyle w:val="FootnoteReference"/>
+          <w:sz w:val="26"/>
+          <w:vertAlign w:val="superscript"/>
+          <w:rtl w:val="0"/>
+        </w:rPr>
+        <w:footnoteReference w:id="20"/>
+      </w:r>
+      <w:r>
+        <w:rPr>
+          <w:rFonts w:ascii="Times New Roman" w:hAnsi="Times New Roman" w:cs="B Nazanin"/>
+          <w:b w:val="0"/>
+          <w:sz w:val="26"/>
+          <w:szCs w:val="28"/>
+          <w:rtl w:val="1"/>
+        </w:rPr>
+        <w:t xml:space="preserve"> نسبت پیش‌بینی‌های درست به کل ویدیوهایی که واقعاً از آن کلاس‌اند.</w:t>
+      </w:r>
+    </w:p>
+    <w:tbl>
+      <w:tblPr>
+        <w:bidiVisual/>
+        <w:tblW w:type="auto" w:w="0"/>
+        <w:jc w:val="center"/>
+        <w:tblBorders>
+          <w:top w:val="none" w:sz="0" w:space="0"/>
+          <w:left w:val="none" w:sz="0" w:space="0"/>
+          <w:bottom w:val="none" w:sz="0" w:space="0"/>
+          <w:right w:val="none" w:sz="0" w:space="0"/>
+          <w:insideH w:val="none" w:sz="0" w:space="0"/>
+          <w:insideV w:val="none" w:sz="0" w:space="0"/>
+        </w:tblBorders>
+        <w:tblLook w:firstColumn="1" w:firstRow="1" w:lastColumn="0" w:lastRow="0" w:noHBand="0" w:noVBand="1" w:val="04A0"/>
+      </w:tblPr>
+      <w:tblGrid>
+        <w:gridCol w:w="7087"/>
+        <w:gridCol w:w="1417"/>
+      </w:tblGrid>
+      <w:tr>
+        <w:tc>
+          <w:tcPr>
+            <w:tcW w:type="dxa" w:w="4252"/>
+          </w:tcPr>
+          <w:p>
+            <w:pPr>
+              <w:bidi w:val="0"/>
+              <w:jc w:val="center"/>
+            </w:pPr>
+            <w:r>
+              <w:rPr>
+                <w:rFonts w:ascii="Times New Roman" w:hAnsi="Times New Roman" w:cs="B Nazanin"/>
+                <w:b w:val="0"/>
+                <w:i/>
+                <w:sz w:val="26"/>
+                <w:szCs w:val="28"/>
+                <w:rtl w:val="0"/>
+              </w:rPr>
+              <w:t>Precision = TP / (TP + FP)</w:t>
+            </w:r>
+          </w:p>
+        </w:tc>
+        <w:tc>
+          <w:tcPr>
+            <w:tcW w:type="dxa" w:w="4252"/>
+          </w:tcPr>
+          <w:p>
+            <w:pPr>
+              <w:bidi w:val="1"/>
+              <w:jc w:val="left"/>
+            </w:pPr>
+            <w:r>
+              <w:rPr>
+                <w:rFonts w:ascii="Times New Roman" w:hAnsi="Times New Roman" w:cs="B Nazanin"/>
+                <w:b w:val="0"/>
+                <w:sz w:val="26"/>
+                <w:szCs w:val="28"/>
+                <w:rtl w:val="1"/>
+              </w:rPr>
+              <w:t>(۱-۱)</w:t>
+            </w:r>
+          </w:p>
+        </w:tc>
+      </w:tr>
+    </w:tbl>
+    <w:p>
+      <w:pPr>
+        <w:spacing w:after="120" w:line="240" w:lineRule="auto"/>
+      </w:pPr>
+    </w:p>
+    <w:tbl>
+      <w:tblPr>
+        <w:bidiVisual/>
+        <w:tblW w:type="auto" w:w="0"/>
+        <w:jc w:val="center"/>
+        <w:tblBorders>
+          <w:top w:val="none" w:sz="0" w:space="0"/>
+          <w:left w:val="none" w:sz="0" w:space="0"/>
+          <w:bottom w:val="none" w:sz="0" w:space="0"/>
+          <w:right w:val="none" w:sz="0" w:space="0"/>
+          <w:insideH w:val="none" w:sz="0" w:space="0"/>
+          <w:insideV w:val="none" w:sz="0" w:space="0"/>
+        </w:tblBorders>
+        <w:tblLook w:firstColumn="1" w:firstRow="1" w:lastColumn="0" w:lastRow="0" w:noHBand="0" w:noVBand="1" w:val="04A0"/>
+      </w:tblPr>
+      <w:tblGrid>
+        <w:gridCol w:w="7087"/>
+        <w:gridCol w:w="1417"/>
+      </w:tblGrid>
+      <w:tr>
+        <w:tc>
+          <w:tcPr>
+            <w:tcW w:type="dxa" w:w="4252"/>
+          </w:tcPr>
+          <w:p>
+            <w:pPr>
+              <w:bidi w:val="0"/>
+              <w:jc w:val="center"/>
+            </w:pPr>
+            <w:r>
+              <w:rPr>
+                <w:rFonts w:ascii="Times New Roman" w:hAnsi="Times New Roman" w:cs="B Nazanin"/>
+                <w:b w:val="0"/>
+                <w:i/>
+                <w:sz w:val="26"/>
+                <w:szCs w:val="28"/>
+                <w:rtl w:val="0"/>
+              </w:rPr>
+              <w:t>Recall = TP / (TP + FN)</w:t>
+            </w:r>
+          </w:p>
+        </w:tc>
+        <w:tc>
+          <w:tcPr>
+            <w:tcW w:type="dxa" w:w="4252"/>
+          </w:tcPr>
+          <w:p>
+            <w:pPr>
+              <w:bidi w:val="1"/>
+              <w:jc w:val="left"/>
+            </w:pPr>
+            <w:r>
+              <w:rPr>
+                <w:rFonts w:ascii="Times New Roman" w:hAnsi="Times New Roman" w:cs="B Nazanin"/>
+                <w:b w:val="0"/>
+                <w:sz w:val="26"/>
+                <w:szCs w:val="28"/>
+                <w:rtl w:val="1"/>
+              </w:rPr>
+              <w:t>(۱-۲)</w:t>
+            </w:r>
+          </w:p>
+        </w:tc>
+      </w:tr>
+    </w:tbl>
+    <w:p>
+      <w:pPr>
+        <w:spacing w:after="120" w:line="240" w:lineRule="auto"/>
+      </w:pPr>
+    </w:p>
+    <w:p>
+      <w:pPr>
+        <w:bidi w:val="1"/>
+      </w:pPr>
+      <w:r>
+        <w:rPr>
+          <w:rFonts w:ascii="Times New Roman" w:hAnsi="Times New Roman" w:cs="B Nazanin"/>
+          <w:b w:val="0"/>
+          <w:sz w:val="26"/>
+          <w:szCs w:val="28"/>
+          <w:rtl w:val="1"/>
+        </w:rPr>
+        <w:t>هیچ‌یک از این دو به‌تنهایی کافی نیست. مدلی که برای هر ویدیو کلاس تیراندازی را پیش‌بینی کند یادآوری کامل می‌گیرد و مدلی که تنها یک بار و با اطمینان بسیار بالا پیش‌بینی کند دقت کامل. امتیاز اف‑یک میانگین هماهنگ این دو است و هر دو حالت را جریمه می‌کند.</w:t>
+      </w:r>
+    </w:p>
+    <w:tbl>
+      <w:tblPr>
+        <w:bidiVisual/>
+        <w:tblW w:type="auto" w:w="0"/>
+        <w:jc w:val="center"/>
+        <w:tblBorders>
+          <w:top w:val="none" w:sz="0" w:space="0"/>
+          <w:left w:val="none" w:sz="0" w:space="0"/>
+          <w:bottom w:val="none" w:sz="0" w:space="0"/>
+          <w:right w:val="none" w:sz="0" w:space="0"/>
+          <w:insideH w:val="none" w:sz="0" w:space="0"/>
+          <w:insideV w:val="none" w:sz="0" w:space="0"/>
+        </w:tblBorders>
+        <w:tblLook w:firstColumn="1" w:firstRow="1" w:lastColumn="0" w:lastRow="0" w:noHBand="0" w:noVBand="1" w:val="04A0"/>
+      </w:tblPr>
+      <w:tblGrid>
+        <w:gridCol w:w="7087"/>
+        <w:gridCol w:w="1417"/>
+      </w:tblGrid>
+      <w:tr>
+        <w:tc>
+          <w:tcPr>
+            <w:tcW w:type="dxa" w:w="4252"/>
+          </w:tcPr>
+          <w:p>
+            <w:pPr>
+              <w:bidi w:val="0"/>
+              <w:jc w:val="center"/>
+            </w:pPr>
+            <w:r>
+              <w:rPr>
+                <w:rFonts w:ascii="Times New Roman" w:hAnsi="Times New Roman" w:cs="B Nazanin"/>
+                <w:b w:val="0"/>
+                <w:i/>
+                <w:sz w:val="26"/>
+                <w:szCs w:val="28"/>
+                <w:rtl w:val="0"/>
+              </w:rPr>
+              <w:t>F1 = 2 · Precision · Recall / (Precision + Recall)</w:t>
+            </w:r>
+          </w:p>
+        </w:tc>
+        <w:tc>
+          <w:tcPr>
+            <w:tcW w:type="dxa" w:w="4252"/>
+          </w:tcPr>
+          <w:p>
+            <w:pPr>
+              <w:bidi w:val="1"/>
+              <w:jc w:val="left"/>
+            </w:pPr>
+            <w:r>
+              <w:rPr>
+                <w:rFonts w:ascii="Times New Roman" w:hAnsi="Times New Roman" w:cs="B Nazanin"/>
+                <w:b w:val="0"/>
+                <w:sz w:val="26"/>
+                <w:szCs w:val="28"/>
+                <w:rtl w:val="1"/>
+              </w:rPr>
+              <w:t>(۱-۳)</w:t>
+            </w:r>
+          </w:p>
+        </w:tc>
+      </w:tr>
+    </w:tbl>
+    <w:p>
+      <w:pPr>
+        <w:spacing w:after="120" w:line="240" w:lineRule="auto"/>
+      </w:pPr>
+    </w:p>
+    <w:p>
+      <w:pPr>
+        <w:bidi w:val="1"/>
+      </w:pPr>
+      <w:r>
+        <w:rPr>
+          <w:rFonts w:ascii="Times New Roman" w:hAnsi="Times New Roman" w:cs="B Nazanin"/>
+          <w:b w:val="0"/>
+          <w:sz w:val="26"/>
+          <w:szCs w:val="28"/>
+          <w:rtl w:val="1"/>
+        </w:rPr>
+        <w:t>دلیل انتخاب میانگین هماهنگ به جای میانگین حسابی همین است. برای مدلی که همواره تیراندازی می‌گوید، یادآوری برابر یک و دقت حدود ۰٫۰۳ است؛ میانگین حسابی عدد گمراه‌کننده‌ی ۰٫۵۲ می‌دهد در حالی که میانگین هماهنگ ۰٫۰۵ می‌دهد که ارزیابی درستی از چنین مدلی است.</w:t>
+      </w:r>
+    </w:p>
+    <w:p>
+      <w:pPr>
+        <w:bidi w:val="1"/>
+      </w:pPr>
+      <w:r>
+        <w:rPr>
+          <w:rFonts w:ascii="Times New Roman" w:hAnsi="Times New Roman" w:cs="B Nazanin"/>
+          <w:b w:val="0"/>
+          <w:sz w:val="26"/>
+          <w:szCs w:val="28"/>
+          <w:rtl w:val="1"/>
+        </w:rPr>
+        <w:t>گام آخر، تجمیع چهارده امتیاز اف‑یک در یک عدد است. دو راه متداول وجود دارد و انتخاب میان آن‌ها تعیین‌کننده است.</w:t>
+      </w:r>
+    </w:p>
+    <w:tbl>
+      <w:tblPr>
+        <w:bidiVisual/>
+        <w:tblW w:type="auto" w:w="0"/>
+        <w:jc w:val="center"/>
+        <w:tblBorders>
+          <w:top w:val="none" w:sz="0" w:space="0"/>
+          <w:left w:val="none" w:sz="0" w:space="0"/>
+          <w:bottom w:val="none" w:sz="0" w:space="0"/>
+          <w:right w:val="none" w:sz="0" w:space="0"/>
+          <w:insideH w:val="none" w:sz="0" w:space="0"/>
+          <w:insideV w:val="none" w:sz="0" w:space="0"/>
+        </w:tblBorders>
+        <w:tblLook w:firstColumn="1" w:firstRow="1" w:lastColumn="0" w:lastRow="0" w:noHBand="0" w:noVBand="1" w:val="04A0"/>
+      </w:tblPr>
+      <w:tblGrid>
+        <w:gridCol w:w="7087"/>
+        <w:gridCol w:w="1417"/>
+      </w:tblGrid>
+      <w:tr>
+        <w:tc>
+          <w:tcPr>
+            <w:tcW w:type="dxa" w:w="4252"/>
+          </w:tcPr>
+          <w:p>
+            <w:pPr>
+              <w:bidi w:val="0"/>
+              <w:jc w:val="center"/>
+            </w:pPr>
+            <w:r>
+              <w:rPr>
+                <w:rFonts w:ascii="Times New Roman" w:hAnsi="Times New Roman" w:cs="B Nazanin"/>
+                <w:b w:val="0"/>
+                <w:i/>
+                <w:sz w:val="26"/>
+                <w:szCs w:val="28"/>
+                <w:rtl w:val="0"/>
+              </w:rPr>
+              <w:t>macro-F1 = (1/C) · Σ_c F1_c ,   weighted-F1 = Σ_c (n_c/N) · F1_c</w:t>
+            </w:r>
+          </w:p>
+        </w:tc>
+        <w:tc>
+          <w:tcPr>
+            <w:tcW w:type="dxa" w:w="4252"/>
+          </w:tcPr>
+          <w:p>
+            <w:pPr>
+              <w:bidi w:val="1"/>
+              <w:jc w:val="left"/>
+            </w:pPr>
+            <w:r>
+              <w:rPr>
+                <w:rFonts w:ascii="Times New Roman" w:hAnsi="Times New Roman" w:cs="B Nazanin"/>
+                <w:b w:val="0"/>
+                <w:sz w:val="26"/>
+                <w:szCs w:val="28"/>
+                <w:rtl w:val="1"/>
+              </w:rPr>
+              <w:t>(۱-۴)</w:t>
+            </w:r>
+          </w:p>
+        </w:tc>
+      </w:tr>
+    </w:tbl>
+    <w:p>
+      <w:pPr>
+        <w:spacing w:after="120" w:line="240" w:lineRule="auto"/>
+      </w:pPr>
+    </w:p>
+    <w:p>
+      <w:pPr>
+        <w:bidi w:val="1"/>
+      </w:pPr>
+      <w:r>
+        <w:rPr>
+          <w:rFonts w:ascii="Times New Roman" w:hAnsi="Times New Roman" w:cs="B Nazanin"/>
+          <w:b w:val="0"/>
+          <w:sz w:val="26"/>
+          <w:szCs w:val="28"/>
+          <w:rtl w:val="1"/>
+        </w:rPr>
+        <w:t>در حالت ماکرو، کلاس عادی با ۱۵۰ ویدیوی آزمون دقیقاً همان وزن کلاس تیراندازی با کمتر از ده ویدیو را دارد. در حالت وزن‌دار، سهم هر کلاس متناسب با تعداد ویدیوهای آن است. روی همین داده، عدد وزن‌دار حدود ۰٫۶۳ و عدد ماکرو حدود ۰٫۴۳ است؛ اختلاف دو عدد تماماً ناشی از همین انتخاب است و نه از تفاوت مدل.</w:t>
+      </w:r>
+    </w:p>
+    <w:p>
+      <w:pPr>
+        <w:bidi w:val="1"/>
+      </w:pPr>
+      <w:r>
+        <w:rPr>
+          <w:rFonts w:ascii="Times New Roman" w:hAnsi="Times New Roman" w:cs="B Nazanin"/>
+          <w:b w:val="0"/>
+          <w:sz w:val="26"/>
+          <w:szCs w:val="28"/>
+          <w:rtl w:val="1"/>
+        </w:rPr>
+        <w:t>این گزارش ماکرو را به عنوان معیار اصلی برمی‌گزیند، زیرا هدف پروژه تشخیص نوع ناهنجاری است و کلاس‌های کمیاب دقیقاً همان‌هایی هستند که تشخیصشان ارزش دارد. معیار وزن‌دار، امتیاز خوب روی کلاس عادی را با امتیاز صفر روی کلاس‌های کمیاب می‌پوشاند و تصویری خوش‌بینانه‌تر از واقعیت می‌سازد.</w:t>
+      </w:r>
+    </w:p>
+    <w:p>
+      <w:pPr>
+        <w:bidi w:val="1"/>
+      </w:pPr>
+      <w:r>
+        <w:rPr>
+          <w:rFonts w:ascii="Times New Roman" w:hAnsi="Times New Roman" w:cs="B Nazanin"/>
+          <w:b w:val="0"/>
+          <w:sz w:val="26"/>
+          <w:szCs w:val="28"/>
+          <w:rtl w:val="1"/>
+        </w:rPr>
+        <w:t>در کنار ماکرو، دو معیار کمکی نیز گزارش می‌شوند. صحت چندکلاسه نسبت ویدیوهایی است که برچسب دقیقاً درست گرفته‌اند. صحت نوع ناهنجاری تنها روی ویدیوهای واقعاً ناهنجار محاسبه می‌شود و پاسخ می‌دهد که مدل، به شرط تشخیص درست وجود ناهنجاری، نوع آن را چقدر درست می‌گوید. معیار دوم صادقانه‌ترین پاسخ به پرسش اصلی پروژه است، زیرا کلاس عادی در آن پنهان نمی‌شود.</w:t>
+      </w:r>
+    </w:p>
+    <w:p>
+      <w:pPr>
+        <w:pStyle w:val="Heading2"/>
+        <w:bidi w:val="1"/>
+        <w:jc w:val="right"/>
+      </w:pPr>
+      <w:r>
+        <w:rPr>
+          <w:rFonts w:ascii="Times New Roman" w:hAnsi="Times New Roman" w:cs="B Nazanin"/>
+          <w:b/>
+          <w:bCs/>
+          <w:sz w:val="28"/>
+          <w:szCs w:val="32"/>
+          <w:rtl w:val="1"/>
+        </w:rPr>
+        <w:t>۱-۷ کارهای پیشین</w:t>
+      </w:r>
+    </w:p>
+    <w:p>
+      <w:pPr>
+        <w:bidi w:val="1"/>
+        <w:ind w:firstLine="283"/>
+      </w:pPr>
+      <w:r>
+        <w:rPr>
+          <w:rFonts w:ascii="Times New Roman" w:hAnsi="Times New Roman" w:cs="B Nazanin"/>
+          <w:b w:val="0"/>
+          <w:sz w:val="26"/>
+          <w:szCs w:val="28"/>
+          <w:rtl w:val="1"/>
+        </w:rPr>
+        <w:t>این پروژه روی سه خط پژوهشی مستقل بنا شده است که در ادامه به‌اختصار معرفی می‌شوند.</w:t>
+      </w:r>
+    </w:p>
+    <w:p>
+      <w:pPr>
+        <w:pStyle w:val="Heading3"/>
+        <w:bidi w:val="1"/>
+        <w:jc w:val="right"/>
+      </w:pPr>
+      <w:r>
+        <w:rPr>
+          <w:rFonts w:ascii="Times New Roman" w:hAnsi="Times New Roman" w:cs="B Nazanin"/>
+          <w:b/>
+          <w:bCs/>
+          <w:sz w:val="26"/>
+          <w:szCs w:val="28"/>
+          <w:rtl w:val="1"/>
+        </w:rPr>
+        <w:t>۱-۷-۱ تشخیص ناهنجاری با نظارت ضعیف</w:t>
+      </w:r>
+    </w:p>
+    <w:p>
+      <w:pPr>
+        <w:bidi w:val="1"/>
+        <w:ind w:firstLine="283"/>
+      </w:pPr>
+      <w:r>
+        <w:rPr>
+          <w:rFonts w:ascii="Times New Roman" w:hAnsi="Times New Roman" w:cs="B Nazanin"/>
+          <w:b w:val="0"/>
+          <w:sz w:val="26"/>
+          <w:szCs w:val="28"/>
+          <w:rtl w:val="1"/>
+        </w:rPr>
+        <w:t>خط نخست، تشخیص ناهنجاری در ویدیو</w:t>
+      </w:r>
+      <w:r>
+        <w:rPr>
+          <w:rStyle w:val="FootnoteReference"/>
+          <w:sz w:val="26"/>
+          <w:vertAlign w:val="superscript"/>
+          <w:rtl w:val="0"/>
+        </w:rPr>
+        <w:footnoteReference w:id="21"/>
+      </w:r>
+      <w:r>
+        <w:rPr>
+          <w:rFonts w:ascii="Times New Roman" w:hAnsi="Times New Roman" w:cs="B Nazanin"/>
+          <w:b w:val="0"/>
+          <w:sz w:val="26"/>
+          <w:szCs w:val="28"/>
+          <w:rtl w:val="1"/>
+        </w:rPr>
+        <w:t xml:space="preserve"> با برچسب‌های سطح ویدیو است. کار مرجع این حوزه، مجموعه‌ی داده‌ی مورد استفاده در همین گزارش را معرفی کرد و نشان داد می‌توان با یک تابع زیان رتبه‌ای و بدون هیچ برچسب زمانی، مدلی آموزش داد که لحظه‌ی رویداد را نیز بیابد. کارهای بعدی این ایده را با افزودن وابستگی زمانی و با روش‌های خودآموز بهبود دادند.</w:t>
+      </w:r>
+    </w:p>
+    <w:p>
+      <w:pPr>
+        <w:bidi w:val="1"/>
+      </w:pPr>
+      <w:r>
+        <w:rPr>
+          <w:rFonts w:ascii="Times New Roman" w:hAnsi="Times New Roman" w:cs="B Nazanin"/>
+          <w:b w:val="0"/>
+          <w:sz w:val="26"/>
+          <w:szCs w:val="28"/>
+          <w:rtl w:val="1"/>
+        </w:rPr>
+        <w:t>نکته‌ی مشترک تقریباً همه‌ی این کارها آن است که مسئله را دودویی نگه می‌دارند. معیار غالب در این ادبیات، سطح زیر منحنی</w:t>
+      </w:r>
+      <w:r>
+        <w:rPr>
+          <w:rStyle w:val="FootnoteReference"/>
+          <w:sz w:val="26"/>
+          <w:vertAlign w:val="superscript"/>
+          <w:rtl w:val="0"/>
+        </w:rPr>
+        <w:footnoteReference w:id="22"/>
+      </w:r>
+      <w:r>
+        <w:rPr>
+          <w:rFonts w:ascii="Times New Roman" w:hAnsi="Times New Roman" w:cs="B Nazanin"/>
+          <w:b w:val="0"/>
+          <w:sz w:val="26"/>
+          <w:szCs w:val="28"/>
+          <w:rtl w:val="1"/>
+        </w:rPr>
+        <w:t xml:space="preserve"> در سطح قاب است که برای مسئله‌ی چندکلاسه اصلاً تعریف نمی‌شود. همین شکاف، نقطه‌ی آغاز این پروژه بود.</w:t>
+      </w:r>
+    </w:p>
+    <w:p>
+      <w:pPr>
+        <w:pStyle w:val="Heading3"/>
+        <w:bidi w:val="1"/>
+        <w:jc w:val="right"/>
+      </w:pPr>
+      <w:r>
+        <w:rPr>
+          <w:rFonts w:ascii="Times New Roman" w:hAnsi="Times New Roman" w:cs="B Nazanin"/>
+          <w:b/>
+          <w:bCs/>
+          <w:sz w:val="26"/>
+          <w:szCs w:val="28"/>
+          <w:rtl w:val="1"/>
+        </w:rPr>
+        <w:t>۱-۷-۲ مدل‌های زبانی-تصویری</w:t>
+      </w:r>
+    </w:p>
+    <w:p>
+      <w:pPr>
+        <w:bidi w:val="1"/>
+        <w:ind w:firstLine="283"/>
+      </w:pPr>
+      <w:r>
+        <w:rPr>
+          <w:rFonts w:ascii="Times New Roman" w:hAnsi="Times New Roman" w:cs="B Nazanin"/>
+          <w:b w:val="0"/>
+          <w:sz w:val="26"/>
+          <w:szCs w:val="28"/>
+          <w:rtl w:val="1"/>
+        </w:rPr>
+        <w:t>خط دوم، مدل‌هایی هستند که تصویر و متن را در یک فضای برداری مشترک قرار می‌دهند. در این چارچوب، طبقه‌بندی بدون آموزش ممکن می‌شود: برای هر کلاس یک عبارت متنی نوشته می‌شود، عبارت به بردار تبدیل می‌گردد و کلاسی برنده است که بردار متنش بیشترین شباهت را به بردار تصویر داشته باشد.</w:t>
+      </w:r>
+    </w:p>
+    <w:p>
+      <w:pPr>
+        <w:bidi w:val="1"/>
+      </w:pPr>
+      <w:r>
+        <w:rPr>
+          <w:rFonts w:ascii="Times New Roman" w:hAnsi="Times New Roman" w:cs="B Nazanin"/>
+          <w:b w:val="0"/>
+          <w:sz w:val="26"/>
+          <w:szCs w:val="28"/>
+          <w:rtl w:val="1"/>
+        </w:rPr>
+        <w:t>نسخه‌ی ویدیویی این خانواده، همان است که نقطه‌ی شروع این پروژه بود. ویژگی جذاب آن، امکان توصیف هر کلاس با یک جمله به جای یک برچسب عددی است. ولی همین ویژگی، محدودیت خاص خود را نیز به همراه دارد که در فصل سوم اندازه‌گیری و گزارش شده است: واژه‌های حقوقی انتزاعی در فضای زبانی این مدل‌ها به یکدیگر بسیار نزدیک‌اند.</w:t>
+      </w:r>
+    </w:p>
+    <w:p>
+      <w:pPr>
+        <w:pStyle w:val="Heading3"/>
+        <w:bidi w:val="1"/>
+        <w:jc w:val="right"/>
+      </w:pPr>
+      <w:r>
+        <w:rPr>
+          <w:rFonts w:ascii="Times New Roman" w:hAnsi="Times New Roman" w:cs="B Nazanin"/>
+          <w:b/>
+          <w:bCs/>
+          <w:sz w:val="26"/>
+          <w:szCs w:val="28"/>
+          <w:rtl w:val="1"/>
+        </w:rPr>
+        <w:t>۱-۷-۳ پیش‌آموزش خودنظارتی ویدیو</w:t>
+      </w:r>
+    </w:p>
+    <w:p>
+      <w:pPr>
+        <w:bidi w:val="1"/>
+        <w:ind w:firstLine="283"/>
+      </w:pPr>
+      <w:r>
+        <w:rPr>
+          <w:rFonts w:ascii="Times New Roman" w:hAnsi="Times New Roman" w:cs="B Nazanin"/>
+          <w:b w:val="0"/>
+          <w:sz w:val="26"/>
+          <w:szCs w:val="28"/>
+          <w:rtl w:val="1"/>
+        </w:rPr>
+        <w:t>خط سوم، رمزگذارهایی هستند که بدون هیچ برچسبی و تنها با بازسازی بخش‌های پوشانده‌شده‌ی ورودی آموزش می‌بینند. مدل مورد استفاده در پیکربندی نهایی این گزارش از همین خانواده است: بخش بزرگی از وصله‌های ویدیو پوشانده می‌شود و شبکه می‌آموزد آن‌ها را بازسازی کند.</w:t>
+      </w:r>
+    </w:p>
+    <w:p>
+      <w:pPr>
+        <w:bidi w:val="1"/>
+      </w:pPr>
+      <w:r>
+        <w:rPr>
+          <w:rFonts w:ascii="Times New Roman" w:hAnsi="Times New Roman" w:cs="B Nazanin"/>
+          <w:b w:val="0"/>
+          <w:sz w:val="26"/>
+          <w:szCs w:val="28"/>
+          <w:rtl w:val="1"/>
+        </w:rPr>
+        <w:t>پس از پایان این مرحله، بخش بازسازی‌کننده دور انداخته می‌شود و تنها رمزگذار باقی می‌ماند. آنچه ارزش دارد، بازسازی تصویر نیست؛ بازنمایی درونی‌ای است که رمزگذار برای انجام آن کار ناچار شده بسازد. همین بازنمایی است که در این پروژه، بدون هیچ تنظیم مجددی، به کار گرفته شده است.</w:t>
+      </w:r>
+    </w:p>
+    <w:p>
+      <w:pPr>
+        <w:pStyle w:val="Heading2"/>
+        <w:bidi w:val="1"/>
+        <w:jc w:val="right"/>
+      </w:pPr>
+      <w:r>
+        <w:rPr>
+          <w:rFonts w:ascii="Times New Roman" w:hAnsi="Times New Roman" w:cs="B Nazanin"/>
+          <w:b/>
+          <w:bCs/>
+          <w:sz w:val="28"/>
+          <w:szCs w:val="32"/>
+          <w:rtl w:val="1"/>
+        </w:rPr>
+        <w:t>۱-۸ نقطه‌ی شروع پروژه</w:t>
+      </w:r>
+    </w:p>
+    <w:p>
+      <w:pPr>
+        <w:bidi w:val="1"/>
+        <w:ind w:firstLine="283"/>
+      </w:pPr>
+      <w:r>
+        <w:rPr>
+          <w:rFonts w:ascii="Times New Roman" w:hAnsi="Times New Roman" w:cs="B Nazanin"/>
+          <w:b w:val="0"/>
+          <w:sz w:val="26"/>
+          <w:szCs w:val="28"/>
+          <w:rtl w:val="1"/>
+        </w:rPr>
+        <w:t>کار از پیاده‌سازی متن‌باز روش یادگیری چندنمونه‌ای بی‌طرف آغاز شد. این روش از یک رمزگذار ویدیویی مبتنی بر مدل‌های زبانی-تصویری استفاده می‌کند و مسئله را به صورت دودویی حل می‌کند. کیفیت بخش دودویی آن مناسب بود و سطح زیر منحنی در سطح ویدیو حدود ۰٫۹۴ گزارش می‌شد.</w:t>
+      </w:r>
+    </w:p>
+    <w:p>
+      <w:pPr>
+        <w:bidi w:val="1"/>
+      </w:pPr>
+      <w:r>
+        <w:rPr>
+          <w:rFonts w:ascii="Times New Roman" w:hAnsi="Times New Roman" w:cs="B Nazanin"/>
+          <w:b w:val="0"/>
+          <w:sz w:val="26"/>
+          <w:szCs w:val="28"/>
+          <w:rtl w:val="1"/>
+        </w:rPr>
+        <w:t>مسئله این بود که خروجی چهارده‌کلاسه‌ی همان مدل عملکرد بسیار ضعیفی داشت. تحلیل نشان داد این ضعف عمدتاً از خود مدل نمی‌آید، بلکه از نحوه‌ی تجمیع نمرات در زمان ارزیابی و از یک اشکال در انتخاب قطعه‌ها هنگام آموزش ناشی می‌شود. این تشخیص، جهت کل پروژه را تعیین کرد.</w:t>
+      </w:r>
+    </w:p>
+    <w:p>
+      <w:pPr>
+        <w:pStyle w:val="Heading2"/>
+        <w:bidi w:val="1"/>
+        <w:jc w:val="right"/>
+      </w:pPr>
+      <w:r>
+        <w:rPr>
+          <w:rFonts w:ascii="Times New Roman" w:hAnsi="Times New Roman" w:cs="B Nazanin"/>
+          <w:b/>
+          <w:bCs/>
+          <w:sz w:val="28"/>
+          <w:szCs w:val="32"/>
+          <w:rtl w:val="1"/>
+        </w:rPr>
+        <w:t>۱-۹ خط لوله‌ی نهایی</w:t>
       </w:r>
     </w:p>
     <w:p>
@@ -2622,7 +5581,7 @@
           <w:szCs w:val="32"/>
           <w:rtl w:val="1"/>
         </w:rPr>
-        <w:t>۱-۷ ساختار این گزارش</w:t>
+        <w:t>۱-۱۰ ساختار این گزارش</w:t>
       </w:r>
     </w:p>
     <w:p>
@@ -2781,7 +5740,7 @@
           <w:szCs w:val="28"/>
           <w:rtl w:val="1"/>
         </w:rPr>
-        <w:t>معیار سنجش این هدف، میانگین ماکرو امتیاز F1 روی هر چهارده کلاس انتخاب شد. دلیل این انتخاب آن است که ماکرو به همه‌ی کلاس‌ها وزن یکسان می‌دهد. اگر معیار، صحت کلی می‌بود، مدلی که همیشه خروجی «عادی» می‌دهد امتیاز بالایی می‌گرفت، در حالی که هیچ ارزشی ندارد.</w:t>
+        <w:t>معیار سنجش این هدف، میانگین ماکرو امتیاز اف‑یک روی هر چهارده کلاس انتخاب شد. دلیل این انتخاب آن است که ماکرو به همه‌ی کلاس‌ها وزن یکسان می‌دهد. اگر معیار، صحت کلی می‌بود، مدلی که همیشه خروجی «عادی» می‌دهد امتیاز بالایی می‌گرفت، در حالی که هیچ ارزشی ندارد.</w:t>
       </w:r>
     </w:p>
     <w:p>
@@ -2918,7 +5877,26 @@
           <w:szCs w:val="28"/>
           <w:rtl w:val="1"/>
         </w:rPr>
-        <w:t>کد اولیه، احتمال‌های هر شانزده قطعه را میانگین می‌گرفت و بیشینه‌ی آن را به عنوان برچسب ویدیو برمی‌گرداند. در یک ویدیوی ناهنجار، رویداد معمولاً تنها چند قطعه را پوشش می‌دهد و بقیه‌ی قطعه‌ها واقعاً عادی هستند. بنابراین میانگین همواره تحت سلطه‌ی کلاس عادی قرار می‌گرفت و تقریباً هر ویدیویی عادی پیش‌بینی می‌شد.</w:t>
+        <w:t>کد اولیه، احتمال‌های هر شانزده قطعه</w:t>
+      </w:r>
+      <w:r>
+        <w:rPr>
+          <w:rStyle w:val="FootnoteReference"/>
+          <w:sz w:val="26"/>
+          <w:vertAlign w:val="superscript"/>
+          <w:rtl w:val="0"/>
+        </w:rPr>
+        <w:footnoteReference w:id="23"/>
+      </w:r>
+      <w:r>
+        <w:rPr>
+          <w:rFonts w:ascii="Times New Roman" w:hAnsi="Times New Roman" w:cs="B Nazanin"/>
+          <w:b w:val="0"/>
+          <w:sz w:val="26"/>
+          <w:szCs w:val="28"/>
+          <w:rtl w:val="1"/>
+        </w:rPr>
+        <w:t xml:space="preserve"> را میانگین می‌گرفت و بیشینه‌ی آن را به عنوان برچسب ویدیو برمی‌گرداند. در یک ویدیوی ناهنجار، رویداد معمولاً تنها چند قطعه را پوشش می‌دهد و بقیه‌ی قطعه‌ها واقعاً عادی هستند. بنابراین میانگین همواره تحت سلطه‌ی کلاس عادی قرار می‌گرفت و تقریباً هر ویدیویی عادی پیش‌بینی می‌شد.</w:t>
       </w:r>
     </w:p>
     <w:p>
@@ -3200,7 +6178,26 @@
           <w:szCs w:val="28"/>
           <w:rtl w:val="1"/>
         </w:rPr>
-        <w:t>در ساختار اولیه، هر آزمایش مستلزم رمزگشایی و پردازش کامل ویدیوها بود و حدود شانزده ساعت طول می‌کشید. با این هزینه، آزمودن سیستماتیک فرضیه‌ها عملاً ناممکن است.</w:t>
+        <w:t>در ساختار اولیه، هر آزمایش مستلزم رمزگشایی</w:t>
+      </w:r>
+      <w:r>
+        <w:rPr>
+          <w:rStyle w:val="FootnoteReference"/>
+          <w:sz w:val="26"/>
+          <w:vertAlign w:val="superscript"/>
+          <w:rtl w:val="0"/>
+        </w:rPr>
+        <w:footnoteReference w:id="24"/>
+      </w:r>
+      <w:r>
+        <w:rPr>
+          <w:rFonts w:ascii="Times New Roman" w:hAnsi="Times New Roman" w:cs="B Nazanin"/>
+          <w:b w:val="0"/>
+          <w:sz w:val="26"/>
+          <w:szCs w:val="28"/>
+          <w:rtl w:val="1"/>
+        </w:rPr>
+        <w:t xml:space="preserve"> و پردازش کامل ویدیوها بود و حدود شانزده ساعت طول می‌کشید. با این هزینه، آزمودن سیستماتیک فرضیه‌ها عملاً ناممکن است.</w:t>
       </w:r>
     </w:p>
     <w:p>
@@ -3587,7 +6584,7 @@
           <w:szCs w:val="32"/>
           <w:rtl w:val="1"/>
         </w:rPr>
-        <w:t>۲-۶ سر ترنسفورمر روی محور زمان</w:t>
+        <w:t>۲-۶ از ویدیو تا بردار: استخراج ویژگی</w:t>
       </w:r>
     </w:p>
     <w:p>
@@ -3603,7 +6600,7 @@
           <w:szCs w:val="28"/>
           <w:rtl w:val="1"/>
         </w:rPr>
-        <w:t>سر اولیه، هر قطعه را به‌طور مستقل نمره می‌داد. تحلیل ماتریس درهم‌ریختگی نشان داد بیشترین خطا در خوشه‌ی دزدی متمرکز است: دزدی از مغازه، سرقت و سرقت از منزل. این سه در یک قطعه‌ی کوتاه ظاهری تقریباً یکسان دارند و تفکیک آن‌ها به بافت زمانی وابسته است.</w:t>
+        <w:t>این بخش شرح می‌دهد که یک فایل ویدیویی دقیقاً چگونه به آرایه‌ای تبدیل می‌شود که سر طبقه‌بند روی آن آموزش می‌بیند. درک این مرحله برای تفسیر بسیاری از نتایج فصل سوم ضروری است.</w:t>
       </w:r>
     </w:p>
     <w:p>
@@ -3618,7 +6615,569 @@
           <w:szCs w:val="28"/>
           <w:rtl w:val="1"/>
         </w:rPr>
-        <w:t>بنابراین سری طراحی شد که قطعه‌ها را در کنار یکدیگر ببیند. یک بلوک خودتوجهی روی محور قطعه‌ها اضافه شد تا خروجی هر قطعه تابعی از همه‌ی قطعه‌های ویدیو باشد.</w:t>
+        <w:t>ویدیوها طول‌های بسیار متفاوتی دارند؛ از چند ده ثانیه تا چند دقیقه. پردازش همه‌ی فریم‌ها نه ممکن است و نه مفید، زیرا دو فریم متوالی تقریباً یک تصویر واحدند. بنابراین هر ویدیو به شانزده بازه‌ی زمانی مساوی تقسیم می‌شود و از هر بازه یک قطعه برداشته می‌شود.</w:t>
+      </w:r>
+    </w:p>
+    <w:p>
+      <w:pPr>
+        <w:bidi w:val="1"/>
+      </w:pPr>
+      <w:r>
+        <w:rPr>
+          <w:rFonts w:ascii="Times New Roman" w:hAnsi="Times New Roman" w:cs="B Nazanin"/>
+          <w:b w:val="0"/>
+          <w:sz w:val="26"/>
+          <w:szCs w:val="28"/>
+          <w:rtl w:val="1"/>
+        </w:rPr>
+        <w:t>هر قطعه خود از شانزده فریم متوالی تشکیل شده است. این عدد انتخاب ما نیست؛ رمزگذار مورد استفاده دقیقاً با ورودی شانزده‌فریمی آموزش دیده و پذیرای طول دیگری نیست. در مجموع، از هر ویدیو ۲۵۶ فریم خوانده می‌شود.</w:t>
+      </w:r>
+    </w:p>
+    <w:p>
+      <w:pPr>
+        <w:bidi w:val="1"/>
+      </w:pPr>
+      <w:r>
+        <w:rPr>
+          <w:rFonts w:ascii="Times New Roman" w:hAnsi="Times New Roman" w:cs="B Nazanin"/>
+          <w:b w:val="0"/>
+          <w:sz w:val="26"/>
+          <w:szCs w:val="28"/>
+          <w:rtl w:val="1"/>
+        </w:rPr>
+        <w:t>هر قطعه از رمزگذار عبور می‌کند و به یک بردار تبدیل می‌شود. نتیجه برای هر ویدیو آرایه‌ای با شانزده سطر و به تعداد پهنای رمزگذار ستون است که روی دیسک ذخیره می‌گردد. برای نسخه‌ی بزرگ، این آرایه ابعاد شانزده در ۱۰۲۴ دارد. همین شکل آرایه در خروجی اجرای برنامه چاپ می‌شود و راهی ساده برای اطمینان از آن است که رمزگذار درست انتخاب شده؛ نسخه‌ی پایه عدد ۷۶۸ می‌دهد.</w:t>
+      </w:r>
+    </w:p>
+    <w:p>
+      <w:pPr>
+        <w:pStyle w:val="TableTitle*"/>
+        <w:bidi w:val="1"/>
+      </w:pPr>
+      <w:r>
+        <w:rPr>
+          <w:rFonts w:ascii="Times New Roman" w:hAnsi="Times New Roman" w:cs="B Nazanin"/>
+          <w:b/>
+          <w:bCs/>
+          <w:sz w:val="24"/>
+          <w:szCs w:val="26"/>
+          <w:rtl w:val="1"/>
+        </w:rPr>
+        <w:t>جدول ۲-۲  مسیر تبدیل یک ویدیو به آرایه‌ی ذخیره‌شده</w:t>
+      </w:r>
+    </w:p>
+    <w:tbl>
+      <w:tblPr>
+        <w:tblStyle w:val="TableGrid"/>
+        <w:bidiVisual/>
+        <w:tblW w:type="auto" w:w="0"/>
+        <w:jc w:val="center"/>
+        <w:tblLayout w:type="autofit"/>
+        <w:tblLook w:firstColumn="1" w:firstRow="1" w:lastColumn="0" w:lastRow="0" w:noHBand="0" w:noVBand="1" w:val="04A0"/>
+      </w:tblPr>
+      <w:tblGrid>
+        <w:gridCol w:w="4252"/>
+        <w:gridCol w:w="4252"/>
+      </w:tblGrid>
+      <w:tr>
+        <w:trPr>
+          <w:tblHeader/>
+        </w:trPr>
+        <w:tc>
+          <w:tcPr>
+            <w:tcW w:type="dxa" w:w="4252"/>
+          </w:tcPr>
+          <w:p>
+            <w:pPr>
+              <w:pStyle w:val="ThesisTableText"/>
+              <w:bidi w:val="1"/>
+              <w:jc w:val="center"/>
+            </w:pPr>
+            <w:r>
+              <w:rPr>
+                <w:rFonts w:ascii="Times New Roman" w:hAnsi="Times New Roman" w:cs="B Nazanin"/>
+                <w:b/>
+                <w:bCs/>
+                <w:sz w:val="22"/>
+                <w:szCs w:val="26"/>
+                <w:rtl w:val="1"/>
+              </w:rPr>
+              <w:t>مرحله</w:t>
+            </w:r>
+          </w:p>
+        </w:tc>
+        <w:tc>
+          <w:tcPr>
+            <w:tcW w:type="dxa" w:w="4252"/>
+          </w:tcPr>
+          <w:p>
+            <w:pPr>
+              <w:pStyle w:val="ThesisTableText"/>
+              <w:bidi w:val="1"/>
+              <w:jc w:val="center"/>
+            </w:pPr>
+            <w:r>
+              <w:rPr>
+                <w:rFonts w:ascii="Times New Roman" w:hAnsi="Times New Roman" w:cs="B Nazanin"/>
+                <w:b/>
+                <w:bCs/>
+                <w:sz w:val="22"/>
+                <w:szCs w:val="26"/>
+                <w:rtl w:val="1"/>
+              </w:rPr>
+              <w:t>خروجی</w:t>
+            </w:r>
+          </w:p>
+        </w:tc>
+      </w:tr>
+      <w:tr>
+        <w:trPr>
+          <w:cantSplit/>
+        </w:trPr>
+        <w:tc>
+          <w:tcPr>
+            <w:tcW w:type="dxa" w:w="4252"/>
+          </w:tcPr>
+          <w:p>
+            <w:pPr>
+              <w:pStyle w:val="ThesisTableText"/>
+              <w:bidi w:val="1"/>
+              <w:jc w:val="center"/>
+            </w:pPr>
+            <w:r>
+              <w:rPr>
+                <w:rFonts w:ascii="Times New Roman" w:hAnsi="Times New Roman" w:cs="B Nazanin"/>
+                <w:b w:val="0"/>
+                <w:sz w:val="22"/>
+                <w:szCs w:val="26"/>
+                <w:rtl w:val="1"/>
+              </w:rPr>
+              <w:t>فایل ویدیویی خام</w:t>
+            </w:r>
+          </w:p>
+        </w:tc>
+        <w:tc>
+          <w:tcPr>
+            <w:tcW w:type="dxa" w:w="4252"/>
+          </w:tcPr>
+          <w:p>
+            <w:pPr>
+              <w:pStyle w:val="ThesisTableText"/>
+              <w:bidi w:val="1"/>
+              <w:jc w:val="center"/>
+            </w:pPr>
+            <w:r>
+              <w:rPr>
+                <w:rFonts w:ascii="Times New Roman" w:hAnsi="Times New Roman" w:cs="B Nazanin"/>
+                <w:b w:val="0"/>
+                <w:sz w:val="22"/>
+                <w:szCs w:val="26"/>
+                <w:rtl w:val="1"/>
+              </w:rPr>
+              <w:t>طول متغیر، از چند ده ثانیه تا چند دقیقه</w:t>
+            </w:r>
+          </w:p>
+        </w:tc>
+      </w:tr>
+      <w:tr>
+        <w:trPr>
+          <w:cantSplit/>
+        </w:trPr>
+        <w:tc>
+          <w:tcPr>
+            <w:tcW w:type="dxa" w:w="4252"/>
+          </w:tcPr>
+          <w:p>
+            <w:pPr>
+              <w:pStyle w:val="ThesisTableText"/>
+              <w:bidi w:val="1"/>
+              <w:jc w:val="center"/>
+            </w:pPr>
+            <w:r>
+              <w:rPr>
+                <w:rFonts w:ascii="Times New Roman" w:hAnsi="Times New Roman" w:cs="B Nazanin"/>
+                <w:b w:val="0"/>
+                <w:sz w:val="22"/>
+                <w:szCs w:val="26"/>
+                <w:rtl w:val="1"/>
+              </w:rPr>
+              <w:t>تقسیم به بازه‌های مساوی</w:t>
+            </w:r>
+          </w:p>
+        </w:tc>
+        <w:tc>
+          <w:tcPr>
+            <w:tcW w:type="dxa" w:w="4252"/>
+          </w:tcPr>
+          <w:p>
+            <w:pPr>
+              <w:pStyle w:val="ThesisTableText"/>
+              <w:bidi w:val="1"/>
+              <w:jc w:val="center"/>
+            </w:pPr>
+            <w:r>
+              <w:rPr>
+                <w:rFonts w:ascii="Times New Roman" w:hAnsi="Times New Roman" w:cs="B Nazanin"/>
+                <w:b w:val="0"/>
+                <w:sz w:val="22"/>
+                <w:szCs w:val="26"/>
+                <w:rtl w:val="1"/>
+              </w:rPr>
+              <w:t>۱۶ بازه‌ی هم‌اندازه</w:t>
+            </w:r>
+          </w:p>
+        </w:tc>
+      </w:tr>
+      <w:tr>
+        <w:trPr>
+          <w:cantSplit/>
+        </w:trPr>
+        <w:tc>
+          <w:tcPr>
+            <w:tcW w:type="dxa" w:w="4252"/>
+          </w:tcPr>
+          <w:p>
+            <w:pPr>
+              <w:pStyle w:val="ThesisTableText"/>
+              <w:bidi w:val="1"/>
+              <w:jc w:val="center"/>
+            </w:pPr>
+            <w:r>
+              <w:rPr>
+                <w:rFonts w:ascii="Times New Roman" w:hAnsi="Times New Roman" w:cs="B Nazanin"/>
+                <w:b w:val="0"/>
+                <w:sz w:val="22"/>
+                <w:szCs w:val="26"/>
+                <w:rtl w:val="1"/>
+              </w:rPr>
+              <w:t>برداشت قطعه از هر بازه</w:t>
+            </w:r>
+          </w:p>
+        </w:tc>
+        <w:tc>
+          <w:tcPr>
+            <w:tcW w:type="dxa" w:w="4252"/>
+          </w:tcPr>
+          <w:p>
+            <w:pPr>
+              <w:pStyle w:val="ThesisTableText"/>
+              <w:bidi w:val="1"/>
+              <w:jc w:val="center"/>
+            </w:pPr>
+            <w:r>
+              <w:rPr>
+                <w:rFonts w:ascii="Times New Roman" w:hAnsi="Times New Roman" w:cs="B Nazanin"/>
+                <w:b w:val="0"/>
+                <w:sz w:val="22"/>
+                <w:szCs w:val="26"/>
+                <w:rtl w:val="1"/>
+              </w:rPr>
+              <w:t>۱۶ قطعه‌ی ۱۶ فریمی، جمعاً ۲۵۶ فریم</w:t>
+            </w:r>
+          </w:p>
+        </w:tc>
+      </w:tr>
+      <w:tr>
+        <w:trPr>
+          <w:cantSplit/>
+        </w:trPr>
+        <w:tc>
+          <w:tcPr>
+            <w:tcW w:type="dxa" w:w="4252"/>
+          </w:tcPr>
+          <w:p>
+            <w:pPr>
+              <w:pStyle w:val="ThesisTableText"/>
+              <w:bidi w:val="1"/>
+              <w:jc w:val="center"/>
+            </w:pPr>
+            <w:r>
+              <w:rPr>
+                <w:rFonts w:ascii="Times New Roman" w:hAnsi="Times New Roman" w:cs="B Nazanin"/>
+                <w:b w:val="0"/>
+                <w:sz w:val="22"/>
+                <w:szCs w:val="26"/>
+                <w:rtl w:val="1"/>
+              </w:rPr>
+              <w:t>تغییر اندازه‌ی فریم‌ها</w:t>
+            </w:r>
+          </w:p>
+        </w:tc>
+        <w:tc>
+          <w:tcPr>
+            <w:tcW w:type="dxa" w:w="4252"/>
+          </w:tcPr>
+          <w:p>
+            <w:pPr>
+              <w:pStyle w:val="ThesisTableText"/>
+              <w:bidi w:val="1"/>
+              <w:jc w:val="center"/>
+            </w:pPr>
+            <w:r>
+              <w:rPr>
+                <w:rFonts w:ascii="Times New Roman" w:hAnsi="Times New Roman" w:cs="B Nazanin"/>
+                <w:b w:val="0"/>
+                <w:sz w:val="22"/>
+                <w:szCs w:val="26"/>
+                <w:rtl w:val="1"/>
+              </w:rPr>
+              <w:t>۲۲۴ در ۲۲۴ پیکسل</w:t>
+            </w:r>
+          </w:p>
+        </w:tc>
+      </w:tr>
+      <w:tr>
+        <w:trPr>
+          <w:cantSplit/>
+        </w:trPr>
+        <w:tc>
+          <w:tcPr>
+            <w:tcW w:type="dxa" w:w="4252"/>
+          </w:tcPr>
+          <w:p>
+            <w:pPr>
+              <w:pStyle w:val="ThesisTableText"/>
+              <w:bidi w:val="1"/>
+              <w:jc w:val="center"/>
+            </w:pPr>
+            <w:r>
+              <w:rPr>
+                <w:rFonts w:ascii="Times New Roman" w:hAnsi="Times New Roman" w:cs="B Nazanin"/>
+                <w:b w:val="0"/>
+                <w:sz w:val="22"/>
+                <w:szCs w:val="26"/>
+                <w:rtl w:val="1"/>
+              </w:rPr>
+              <w:t>عبور از رمزگذار</w:t>
+            </w:r>
+          </w:p>
+        </w:tc>
+        <w:tc>
+          <w:tcPr>
+            <w:tcW w:type="dxa" w:w="4252"/>
+          </w:tcPr>
+          <w:p>
+            <w:pPr>
+              <w:pStyle w:val="ThesisTableText"/>
+              <w:bidi w:val="1"/>
+              <w:jc w:val="center"/>
+            </w:pPr>
+            <w:r>
+              <w:rPr>
+                <w:rFonts w:ascii="Times New Roman" w:hAnsi="Times New Roman" w:cs="B Nazanin"/>
+                <w:b w:val="0"/>
+                <w:sz w:val="22"/>
+                <w:szCs w:val="26"/>
+                <w:rtl w:val="1"/>
+              </w:rPr>
+              <w:t>۱۶ بردار</w:t>
+            </w:r>
+          </w:p>
+        </w:tc>
+      </w:tr>
+      <w:tr>
+        <w:trPr>
+          <w:cantSplit/>
+        </w:trPr>
+        <w:tc>
+          <w:tcPr>
+            <w:tcW w:type="dxa" w:w="4252"/>
+          </w:tcPr>
+          <w:p>
+            <w:pPr>
+              <w:pStyle w:val="ThesisTableText"/>
+              <w:bidi w:val="1"/>
+              <w:jc w:val="center"/>
+            </w:pPr>
+            <w:r>
+              <w:rPr>
+                <w:rFonts w:ascii="Times New Roman" w:hAnsi="Times New Roman" w:cs="B Nazanin"/>
+                <w:b w:val="0"/>
+                <w:sz w:val="22"/>
+                <w:szCs w:val="26"/>
+                <w:rtl w:val="1"/>
+              </w:rPr>
+              <w:t>ذخیره روی دیسک</w:t>
+            </w:r>
+          </w:p>
+        </w:tc>
+        <w:tc>
+          <w:tcPr>
+            <w:tcW w:type="dxa" w:w="4252"/>
+          </w:tcPr>
+          <w:p>
+            <w:pPr>
+              <w:pStyle w:val="ThesisTableText"/>
+              <w:bidi w:val="1"/>
+              <w:jc w:val="center"/>
+            </w:pPr>
+            <w:r>
+              <w:rPr>
+                <w:rFonts w:ascii="Times New Roman" w:hAnsi="Times New Roman" w:cs="B Nazanin"/>
+                <w:b w:val="0"/>
+                <w:sz w:val="22"/>
+                <w:szCs w:val="26"/>
+                <w:rtl w:val="1"/>
+              </w:rPr>
+              <w:t>یک آرایه‌ی ۱۶ در ۱۰۲۴ برای هر ویدیو</w:t>
+            </w:r>
+          </w:p>
+        </w:tc>
+      </w:tr>
+    </w:tbl>
+    <w:p>
+      <w:pPr>
+        <w:spacing w:after="360" w:line="240" w:lineRule="auto"/>
+      </w:pPr>
+    </w:p>
+    <w:p>
+      <w:pPr>
+        <w:pStyle w:val="Heading3"/>
+        <w:bidi w:val="1"/>
+        <w:jc w:val="right"/>
+      </w:pPr>
+      <w:r>
+        <w:rPr>
+          <w:rFonts w:ascii="Times New Roman" w:hAnsi="Times New Roman" w:cs="B Nazanin"/>
+          <w:b/>
+          <w:bCs/>
+          <w:sz w:val="26"/>
+          <w:szCs w:val="28"/>
+          <w:rtl w:val="1"/>
+        </w:rPr>
+        <w:t>۲-۶-۱ پوشش در برابر اعتبار قطعه</w:t>
+      </w:r>
+    </w:p>
+    <w:p>
+      <w:pPr>
+        <w:bidi w:val="1"/>
+        <w:ind w:firstLine="283"/>
+      </w:pPr>
+      <w:r>
+        <w:rPr>
+          <w:rFonts w:ascii="Times New Roman" w:hAnsi="Times New Roman" w:cs="B Nazanin"/>
+          <w:b w:val="0"/>
+          <w:sz w:val="26"/>
+          <w:szCs w:val="28"/>
+          <w:rtl w:val="1"/>
+        </w:rPr>
+        <w:t>در نحوه‌ی برداشت قطعه از هر بازه یک انتخاب ظریف نهفته است که در فصل سوم به یک نتیجه‌ی منفی می‌انجامد.</w:t>
+      </w:r>
+    </w:p>
+    <w:p>
+      <w:pPr>
+        <w:bidi w:val="1"/>
+      </w:pPr>
+      <w:r>
+        <w:rPr>
+          <w:rFonts w:ascii="Times New Roman" w:hAnsi="Times New Roman" w:cs="B Nazanin"/>
+          <w:b w:val="0"/>
+          <w:sz w:val="26"/>
+          <w:szCs w:val="28"/>
+          <w:rtl w:val="1"/>
+        </w:rPr>
+        <w:t>اگر قطعه به‌گونه‌ای برداشته شود که کل بازه را بپوشاند، شانزده فریم آن با فاصله‌ی زیاد از هم نمونه‌برداری می‌شوند. برای یک ویدیوی طولانی، این یعنی قطعه‌ای که نوزده ثانیه را در بر می‌گیرد و میان فریم‌هایش سی‌وپنج فریم فاصله است. چنین چیزی دیگر حرکت پیوسته نیست، بلکه مجموعه‌ای از تصاویر جدا از هم است.</w:t>
+      </w:r>
+    </w:p>
+    <w:p>
+      <w:pPr>
+        <w:bidi w:val="1"/>
+      </w:pPr>
+      <w:r>
+        <w:rPr>
+          <w:rFonts w:ascii="Times New Roman" w:hAnsi="Times New Roman" w:cs="B Nazanin"/>
+          <w:b w:val="0"/>
+          <w:sz w:val="26"/>
+          <w:szCs w:val="28"/>
+          <w:rtl w:val="1"/>
+        </w:rPr>
+        <w:t>راه دیگر، برداشتن یک پنجره‌ی کوتاه و پیوسته از هر بازه است که با شرایط پیش‌آموزش رمزگذار سازگارتر است. ولی در این حالت، بخش بزرگی از ویدیو اصلاً دیده نمی‌شود. نتیجه‌ی اندازه‌گیری این دو گزینه در فصل سوم آمده و برخلاف انتظار، گزینه‌ی نخست بهتر عمل می‌کند.</w:t>
+      </w:r>
+    </w:p>
+    <w:p>
+      <w:pPr>
+        <w:pStyle w:val="Heading2"/>
+        <w:bidi w:val="1"/>
+        <w:jc w:val="right"/>
+      </w:pPr>
+      <w:r>
+        <w:rPr>
+          <w:rFonts w:ascii="Times New Roman" w:hAnsi="Times New Roman" w:cs="B Nazanin"/>
+          <w:b/>
+          <w:bCs/>
+          <w:sz w:val="28"/>
+          <w:szCs w:val="32"/>
+          <w:rtl w:val="1"/>
+        </w:rPr>
+        <w:t>۲-۷ سر ترنسفورمر روی محور زمان</w:t>
+      </w:r>
+    </w:p>
+    <w:p>
+      <w:pPr>
+        <w:bidi w:val="1"/>
+        <w:ind w:firstLine="283"/>
+      </w:pPr>
+      <w:r>
+        <w:rPr>
+          <w:rFonts w:ascii="Times New Roman" w:hAnsi="Times New Roman" w:cs="B Nazanin"/>
+          <w:b w:val="0"/>
+          <w:sz w:val="26"/>
+          <w:szCs w:val="28"/>
+          <w:rtl w:val="1"/>
+        </w:rPr>
+        <w:t>سر اولیه، هر قطعه را به‌طور مستقل نمره می‌داد. تحلیل ماتریس درهم‌ریختگی</w:t>
+      </w:r>
+      <w:r>
+        <w:rPr>
+          <w:rStyle w:val="FootnoteReference"/>
+          <w:sz w:val="26"/>
+          <w:vertAlign w:val="superscript"/>
+          <w:rtl w:val="0"/>
+        </w:rPr>
+        <w:footnoteReference w:id="25"/>
+      </w:r>
+      <w:r>
+        <w:rPr>
+          <w:rFonts w:ascii="Times New Roman" w:hAnsi="Times New Roman" w:cs="B Nazanin"/>
+          <w:b w:val="0"/>
+          <w:sz w:val="26"/>
+          <w:szCs w:val="28"/>
+          <w:rtl w:val="1"/>
+        </w:rPr>
+        <w:t xml:space="preserve"> نشان داد بیشترین خطا در خوشه‌ی دزدی متمرکز است: دزدی از مغازه، سرقت و سرقت از منزل. این سه در یک قطعه‌ی کوتاه ظاهری تقریباً یکسان دارند و تفکیک آن‌ها به بافت زمانی وابسته است.</w:t>
+      </w:r>
+    </w:p>
+    <w:p>
+      <w:pPr>
+        <w:bidi w:val="1"/>
+      </w:pPr>
+      <w:r>
+        <w:rPr>
+          <w:rFonts w:ascii="Times New Roman" w:hAnsi="Times New Roman" w:cs="B Nazanin"/>
+          <w:b w:val="0"/>
+          <w:sz w:val="26"/>
+          <w:szCs w:val="28"/>
+          <w:rtl w:val="1"/>
+        </w:rPr>
+        <w:t>بنابراین سری طراحی شد که قطعه‌ها را در کنار یکدیگر ببیند. یک بلوک خودتوجهی</w:t>
+      </w:r>
+      <w:r>
+        <w:rPr>
+          <w:rStyle w:val="FootnoteReference"/>
+          <w:sz w:val="26"/>
+          <w:vertAlign w:val="superscript"/>
+          <w:rtl w:val="0"/>
+        </w:rPr>
+        <w:footnoteReference w:id="26"/>
+      </w:r>
+      <w:r>
+        <w:rPr>
+          <w:rFonts w:ascii="Times New Roman" w:hAnsi="Times New Roman" w:cs="B Nazanin"/>
+          <w:b w:val="0"/>
+          <w:sz w:val="26"/>
+          <w:szCs w:val="28"/>
+          <w:rtl w:val="1"/>
+        </w:rPr>
+        <w:t xml:space="preserve"> روی محور قطعه‌ها اضافه شد تا خروجی هر قطعه تابعی از همه‌ی قطعه‌های ویدیو باشد.</w:t>
       </w:r>
     </w:p>
     <w:tbl>
@@ -3788,7 +7347,26 @@
           <w:szCs w:val="28"/>
           <w:rtl w:val="1"/>
         </w:rPr>
-        <w:t>افزودن تعبیه‌ی جایگاهی ضروری بود، زیرا خودتوجهی نسبت به جایگشت ورودی هم‌ارز است و بدون آن مدل نمی‌تواند تشخیص دهد کدام قطعه زودتر رخ داده.</w:t>
+        <w:t>افزودن تعبیه‌ی جایگاهی</w:t>
+      </w:r>
+      <w:r>
+        <w:rPr>
+          <w:rStyle w:val="FootnoteReference"/>
+          <w:sz w:val="26"/>
+          <w:vertAlign w:val="superscript"/>
+          <w:rtl w:val="0"/>
+        </w:rPr>
+        <w:footnoteReference w:id="27"/>
+      </w:r>
+      <w:r>
+        <w:rPr>
+          <w:rFonts w:ascii="Times New Roman" w:hAnsi="Times New Roman" w:cs="B Nazanin"/>
+          <w:b w:val="0"/>
+          <w:sz w:val="26"/>
+          <w:szCs w:val="28"/>
+          <w:rtl w:val="1"/>
+        </w:rPr>
+        <w:t xml:space="preserve"> ضروری بود، زیرا خودتوجهی نسبت به جایگشت ورودی هم‌ارز است و بدون آن مدل نمی‌تواند تشخیص دهد کدام قطعه زودتر رخ داده.</w:t>
       </w:r>
     </w:p>
     <w:p>
@@ -3805,7 +7383,7 @@
           <w:szCs w:val="26"/>
           <w:rtl w:val="1"/>
         </w:rPr>
-        <w:t>جدول ۲-۲  پیکربندی سر ترنسفورمر</w:t>
+        <w:t>جدول ۲-۳  پیکربندی سر ترنسفورمر</w:t>
       </w:r>
     </w:p>
     <w:tbl>
@@ -4092,6 +7670,15 @@
               </w:rPr>
               <w:t>نرخ حذف تصادفی</w:t>
             </w:r>
+            <w:r>
+              <w:rPr>
+                <w:rStyle w:val="FootnoteReference"/>
+                <w:sz w:val="22"/>
+                <w:vertAlign w:val="superscript"/>
+                <w:rtl w:val="0"/>
+              </w:rPr>
+              <w:footnoteReference w:id="28"/>
+            </w:r>
           </w:p>
         </w:tc>
         <w:tc>
@@ -4184,7 +7771,456 @@
           <w:szCs w:val="28"/>
           <w:rtl w:val="1"/>
         </w:rPr>
-        <w:t>عمق عمداً در دو لایه محدود نگه داشته شد. با ۱۶۰۵ ویدیوی آموزش، افزایش ظرفیت به بیش‌برازش می‌انجامد؛ ظرفیت لازم از رمزگذار یخ‌زده تأمین می‌شود، نه از سر.</w:t>
+        <w:t>عمق عمداً در دو لایه محدود نگه داشته شد. با ۱۶۰۵ ویدیوی آموزش، افزایش ظرفیت به بیش‌برازش</w:t>
+      </w:r>
+      <w:r>
+        <w:rPr>
+          <w:rStyle w:val="FootnoteReference"/>
+          <w:sz w:val="26"/>
+          <w:vertAlign w:val="superscript"/>
+          <w:rtl w:val="0"/>
+        </w:rPr>
+        <w:footnoteReference w:id="29"/>
+      </w:r>
+      <w:r>
+        <w:rPr>
+          <w:rFonts w:ascii="Times New Roman" w:hAnsi="Times New Roman" w:cs="B Nazanin"/>
+          <w:b w:val="0"/>
+          <w:sz w:val="26"/>
+          <w:szCs w:val="28"/>
+          <w:rtl w:val="1"/>
+        </w:rPr>
+        <w:t xml:space="preserve"> می‌انجامد؛ ظرفیت لازم از رمزگذار یخ‌زده تأمین می‌شود، نه از سر.</w:t>
+      </w:r>
+    </w:p>
+    <w:p>
+      <w:pPr>
+        <w:pStyle w:val="Heading3"/>
+        <w:bidi w:val="1"/>
+        <w:jc w:val="right"/>
+      </w:pPr>
+      <w:r>
+        <w:rPr>
+          <w:rFonts w:ascii="Times New Roman" w:hAnsi="Times New Roman" w:cs="B Nazanin"/>
+          <w:b/>
+          <w:bCs/>
+          <w:sz w:val="26"/>
+          <w:szCs w:val="28"/>
+          <w:rtl w:val="1"/>
+        </w:rPr>
+        <w:t>۲-۷-۱ بودجه‌ی پارامتری سر</w:t>
+      </w:r>
+    </w:p>
+    <w:p>
+      <w:pPr>
+        <w:bidi w:val="1"/>
+        <w:ind w:firstLine="283"/>
+      </w:pPr>
+      <w:r>
+        <w:rPr>
+          <w:rFonts w:ascii="Times New Roman" w:hAnsi="Times New Roman" w:cs="B Nazanin"/>
+          <w:b w:val="0"/>
+          <w:sz w:val="26"/>
+          <w:szCs w:val="28"/>
+          <w:rtl w:val="1"/>
+        </w:rPr>
+        <w:t>تعداد دقیق پارامترهای آموزش‌پذیر در خروجی اجرای برنامه چاپ می‌شود و تفکیک آن در جدول زیر آمده است. این تفکیک نشان می‌دهد که نزدیک به هشتاد و هشت درصد ظرفیت سر در دو لایه‌ی توجه متمرکز است.</w:t>
+      </w:r>
+    </w:p>
+    <w:p>
+      <w:pPr>
+        <w:pStyle w:val="TableTitle*"/>
+        <w:bidi w:val="1"/>
+      </w:pPr>
+      <w:r>
+        <w:rPr>
+          <w:rFonts w:ascii="Times New Roman" w:hAnsi="Times New Roman" w:cs="B Nazanin"/>
+          <w:b/>
+          <w:bCs/>
+          <w:sz w:val="24"/>
+          <w:szCs w:val="26"/>
+          <w:rtl w:val="1"/>
+        </w:rPr>
+        <w:t>جدول ۲-۴  تفکیک پارامترهای آموزش‌پذیر سر ترنسفورمر</w:t>
+      </w:r>
+    </w:p>
+    <w:tbl>
+      <w:tblPr>
+        <w:tblStyle w:val="TableGrid"/>
+        <w:bidiVisual/>
+        <w:tblW w:type="auto" w:w="0"/>
+        <w:jc w:val="center"/>
+        <w:tblLayout w:type="autofit"/>
+        <w:tblLook w:firstColumn="1" w:firstRow="1" w:lastColumn="0" w:lastRow="0" w:noHBand="0" w:noVBand="1" w:val="04A0"/>
+      </w:tblPr>
+      <w:tblGrid>
+        <w:gridCol w:w="4252"/>
+        <w:gridCol w:w="4252"/>
+      </w:tblGrid>
+      <w:tr>
+        <w:trPr>
+          <w:tblHeader/>
+        </w:trPr>
+        <w:tc>
+          <w:tcPr>
+            <w:tcW w:type="dxa" w:w="4252"/>
+          </w:tcPr>
+          <w:p>
+            <w:pPr>
+              <w:pStyle w:val="ThesisTableText"/>
+              <w:bidi w:val="1"/>
+              <w:jc w:val="center"/>
+            </w:pPr>
+            <w:r>
+              <w:rPr>
+                <w:rFonts w:ascii="Times New Roman" w:hAnsi="Times New Roman" w:cs="B Nazanin"/>
+                <w:b/>
+                <w:bCs/>
+                <w:sz w:val="22"/>
+                <w:szCs w:val="26"/>
+                <w:rtl w:val="1"/>
+              </w:rPr>
+              <w:t>بخش</w:t>
+            </w:r>
+          </w:p>
+        </w:tc>
+        <w:tc>
+          <w:tcPr>
+            <w:tcW w:type="dxa" w:w="4252"/>
+          </w:tcPr>
+          <w:p>
+            <w:pPr>
+              <w:pStyle w:val="ThesisTableText"/>
+              <w:bidi w:val="1"/>
+              <w:jc w:val="center"/>
+            </w:pPr>
+            <w:r>
+              <w:rPr>
+                <w:rFonts w:ascii="Times New Roman" w:hAnsi="Times New Roman" w:cs="B Nazanin"/>
+                <w:b/>
+                <w:bCs/>
+                <w:sz w:val="22"/>
+                <w:szCs w:val="26"/>
+                <w:rtl w:val="1"/>
+              </w:rPr>
+              <w:t>تعداد پارامتر</w:t>
+            </w:r>
+          </w:p>
+        </w:tc>
+      </w:tr>
+      <w:tr>
+        <w:trPr>
+          <w:cantSplit/>
+        </w:trPr>
+        <w:tc>
+          <w:tcPr>
+            <w:tcW w:type="dxa" w:w="4252"/>
+          </w:tcPr>
+          <w:p>
+            <w:pPr>
+              <w:pStyle w:val="ThesisTableText"/>
+              <w:bidi w:val="1"/>
+              <w:jc w:val="center"/>
+            </w:pPr>
+            <w:r>
+              <w:rPr>
+                <w:rFonts w:ascii="Times New Roman" w:hAnsi="Times New Roman" w:cs="B Nazanin"/>
+                <w:b w:val="0"/>
+                <w:sz w:val="22"/>
+                <w:szCs w:val="26"/>
+                <w:rtl w:val="1"/>
+              </w:rPr>
+              <w:t>نرمال‌سازی لایه‌ای ورودی</w:t>
+            </w:r>
+          </w:p>
+        </w:tc>
+        <w:tc>
+          <w:tcPr>
+            <w:tcW w:type="dxa" w:w="4252"/>
+          </w:tcPr>
+          <w:p>
+            <w:pPr>
+              <w:pStyle w:val="ThesisTableText"/>
+              <w:bidi w:val="1"/>
+              <w:jc w:val="center"/>
+            </w:pPr>
+            <w:r>
+              <w:rPr>
+                <w:rFonts w:ascii="Times New Roman" w:hAnsi="Times New Roman" w:cs="B Nazanin"/>
+                <w:b w:val="0"/>
+                <w:sz w:val="22"/>
+                <w:szCs w:val="26"/>
+                <w:rtl w:val="1"/>
+              </w:rPr>
+              <w:t>۲٬۰۴۸</w:t>
+            </w:r>
+          </w:p>
+        </w:tc>
+      </w:tr>
+      <w:tr>
+        <w:trPr>
+          <w:cantSplit/>
+        </w:trPr>
+        <w:tc>
+          <w:tcPr>
+            <w:tcW w:type="dxa" w:w="4252"/>
+          </w:tcPr>
+          <w:p>
+            <w:pPr>
+              <w:pStyle w:val="ThesisTableText"/>
+              <w:bidi w:val="1"/>
+              <w:jc w:val="center"/>
+            </w:pPr>
+            <w:r>
+              <w:rPr>
+                <w:rFonts w:ascii="Times New Roman" w:hAnsi="Times New Roman" w:cs="B Nazanin"/>
+                <w:b w:val="0"/>
+                <w:sz w:val="22"/>
+                <w:szCs w:val="26"/>
+                <w:rtl w:val="1"/>
+              </w:rPr>
+              <w:t>تصویر خطی از ۱۰۲۴ به ۵۱۲</w:t>
+            </w:r>
+          </w:p>
+        </w:tc>
+        <w:tc>
+          <w:tcPr>
+            <w:tcW w:type="dxa" w:w="4252"/>
+          </w:tcPr>
+          <w:p>
+            <w:pPr>
+              <w:pStyle w:val="ThesisTableText"/>
+              <w:bidi w:val="1"/>
+              <w:jc w:val="center"/>
+            </w:pPr>
+            <w:r>
+              <w:rPr>
+                <w:rFonts w:ascii="Times New Roman" w:hAnsi="Times New Roman" w:cs="B Nazanin"/>
+                <w:b w:val="0"/>
+                <w:sz w:val="22"/>
+                <w:szCs w:val="26"/>
+                <w:rtl w:val="1"/>
+              </w:rPr>
+              <w:t>۵۲۴٬۸۰۰</w:t>
+            </w:r>
+          </w:p>
+        </w:tc>
+      </w:tr>
+      <w:tr>
+        <w:trPr>
+          <w:cantSplit/>
+        </w:trPr>
+        <w:tc>
+          <w:tcPr>
+            <w:tcW w:type="dxa" w:w="4252"/>
+          </w:tcPr>
+          <w:p>
+            <w:pPr>
+              <w:pStyle w:val="ThesisTableText"/>
+              <w:bidi w:val="1"/>
+              <w:jc w:val="center"/>
+            </w:pPr>
+            <w:r>
+              <w:rPr>
+                <w:rFonts w:ascii="Times New Roman" w:hAnsi="Times New Roman" w:cs="B Nazanin"/>
+                <w:b w:val="0"/>
+                <w:sz w:val="22"/>
+                <w:szCs w:val="26"/>
+                <w:rtl w:val="1"/>
+              </w:rPr>
+              <w:t>تعبیه‌ی جایگاهی</w:t>
+            </w:r>
+          </w:p>
+        </w:tc>
+        <w:tc>
+          <w:tcPr>
+            <w:tcW w:type="dxa" w:w="4252"/>
+          </w:tcPr>
+          <w:p>
+            <w:pPr>
+              <w:pStyle w:val="ThesisTableText"/>
+              <w:bidi w:val="1"/>
+              <w:jc w:val="center"/>
+            </w:pPr>
+            <w:r>
+              <w:rPr>
+                <w:rFonts w:ascii="Times New Roman" w:hAnsi="Times New Roman" w:cs="B Nazanin"/>
+                <w:b w:val="0"/>
+                <w:sz w:val="22"/>
+                <w:szCs w:val="26"/>
+                <w:rtl w:val="1"/>
+              </w:rPr>
+              <w:t>۳۲٬۷۶۸</w:t>
+            </w:r>
+          </w:p>
+        </w:tc>
+      </w:tr>
+      <w:tr>
+        <w:trPr>
+          <w:cantSplit/>
+        </w:trPr>
+        <w:tc>
+          <w:tcPr>
+            <w:tcW w:type="dxa" w:w="4252"/>
+          </w:tcPr>
+          <w:p>
+            <w:pPr>
+              <w:pStyle w:val="ThesisTableText"/>
+              <w:bidi w:val="1"/>
+              <w:jc w:val="center"/>
+            </w:pPr>
+            <w:r>
+              <w:rPr>
+                <w:rFonts w:ascii="Times New Roman" w:hAnsi="Times New Roman" w:cs="B Nazanin"/>
+                <w:b w:val="0"/>
+                <w:sz w:val="22"/>
+                <w:szCs w:val="26"/>
+                <w:rtl w:val="1"/>
+              </w:rPr>
+              <w:t>دو لایه‌ی ترنسفورمر</w:t>
+            </w:r>
+          </w:p>
+        </w:tc>
+        <w:tc>
+          <w:tcPr>
+            <w:tcW w:type="dxa" w:w="4252"/>
+          </w:tcPr>
+          <w:p>
+            <w:pPr>
+              <w:pStyle w:val="ThesisTableText"/>
+              <w:bidi w:val="1"/>
+              <w:jc w:val="center"/>
+            </w:pPr>
+            <w:r>
+              <w:rPr>
+                <w:rFonts w:ascii="Times New Roman" w:hAnsi="Times New Roman" w:cs="B Nazanin"/>
+                <w:b w:val="0"/>
+                <w:sz w:val="22"/>
+                <w:szCs w:val="26"/>
+                <w:rtl w:val="1"/>
+              </w:rPr>
+              <w:t>۴٬۲۰۵٬۵۶۸</w:t>
+            </w:r>
+          </w:p>
+        </w:tc>
+      </w:tr>
+      <w:tr>
+        <w:trPr>
+          <w:cantSplit/>
+        </w:trPr>
+        <w:tc>
+          <w:tcPr>
+            <w:tcW w:type="dxa" w:w="4252"/>
+          </w:tcPr>
+          <w:p>
+            <w:pPr>
+              <w:pStyle w:val="ThesisTableText"/>
+              <w:bidi w:val="1"/>
+              <w:jc w:val="center"/>
+            </w:pPr>
+            <w:r>
+              <w:rPr>
+                <w:rFonts w:ascii="Times New Roman" w:hAnsi="Times New Roman" w:cs="B Nazanin"/>
+                <w:b w:val="0"/>
+                <w:sz w:val="22"/>
+                <w:szCs w:val="26"/>
+                <w:rtl w:val="1"/>
+              </w:rPr>
+              <w:t>طبقه‌بند نهایی از ۵۱۲ به ۱۴</w:t>
+            </w:r>
+          </w:p>
+        </w:tc>
+        <w:tc>
+          <w:tcPr>
+            <w:tcW w:type="dxa" w:w="4252"/>
+          </w:tcPr>
+          <w:p>
+            <w:pPr>
+              <w:pStyle w:val="ThesisTableText"/>
+              <w:bidi w:val="1"/>
+              <w:jc w:val="center"/>
+            </w:pPr>
+            <w:r>
+              <w:rPr>
+                <w:rFonts w:ascii="Times New Roman" w:hAnsi="Times New Roman" w:cs="B Nazanin"/>
+                <w:b w:val="0"/>
+                <w:sz w:val="22"/>
+                <w:szCs w:val="26"/>
+                <w:rtl w:val="1"/>
+              </w:rPr>
+              <w:t>۷٬۱۸۲</w:t>
+            </w:r>
+          </w:p>
+        </w:tc>
+      </w:tr>
+      <w:tr>
+        <w:trPr>
+          <w:cantSplit/>
+        </w:trPr>
+        <w:tc>
+          <w:tcPr>
+            <w:tcW w:type="dxa" w:w="4252"/>
+          </w:tcPr>
+          <w:p>
+            <w:pPr>
+              <w:pStyle w:val="ThesisTableText"/>
+              <w:bidi w:val="1"/>
+              <w:jc w:val="center"/>
+            </w:pPr>
+            <w:r>
+              <w:rPr>
+                <w:rFonts w:ascii="Times New Roman" w:hAnsi="Times New Roman" w:cs="B Nazanin"/>
+                <w:b w:val="0"/>
+                <w:sz w:val="22"/>
+                <w:szCs w:val="26"/>
+                <w:rtl w:val="1"/>
+              </w:rPr>
+              <w:t>جمع</w:t>
+            </w:r>
+          </w:p>
+        </w:tc>
+        <w:tc>
+          <w:tcPr>
+            <w:tcW w:type="dxa" w:w="4252"/>
+          </w:tcPr>
+          <w:p>
+            <w:pPr>
+              <w:pStyle w:val="ThesisTableText"/>
+              <w:bidi w:val="1"/>
+              <w:jc w:val="center"/>
+            </w:pPr>
+            <w:r>
+              <w:rPr>
+                <w:rFonts w:ascii="Times New Roman" w:hAnsi="Times New Roman" w:cs="B Nazanin"/>
+                <w:b w:val="0"/>
+                <w:sz w:val="22"/>
+                <w:szCs w:val="26"/>
+                <w:rtl w:val="1"/>
+              </w:rPr>
+              <w:t>۴٬۷۷۲٬۳۶۶</w:t>
+            </w:r>
+          </w:p>
+        </w:tc>
+      </w:tr>
+    </w:tbl>
+    <w:p>
+      <w:pPr>
+        <w:spacing w:after="360" w:line="240" w:lineRule="auto"/>
+      </w:pPr>
+    </w:p>
+    <w:p>
+      <w:pPr>
+        <w:bidi w:val="1"/>
+      </w:pPr>
+      <w:r>
+        <w:rPr>
+          <w:rFonts w:ascii="Times New Roman" w:hAnsi="Times New Roman" w:cs="B Nazanin"/>
+          <w:b w:val="0"/>
+          <w:sz w:val="26"/>
+          <w:szCs w:val="28"/>
+          <w:rtl w:val="1"/>
+        </w:rPr>
+        <w:t>این عدد را باید در کنار اندازه‌ی رمزگذار خواند. نسخه‌ی بزرگ رمزگذار حدود سیصد میلیون پارامتر دارد و همه‌ی آن‌ها یخ‌زده‌اند. بنابراین کل بخش آموزش‌پذیر سامانه حدود یک و نیم درصد آن است. همین نسبت است که آموزش هشتادثانیه‌ای را ممکن می‌کند.</w:t>
       </w:r>
     </w:p>
     <w:p>
@@ -4202,7 +8238,7 @@
           <w:szCs w:val="32"/>
           <w:rtl w:val="1"/>
         </w:rPr>
-        <w:t>۲-۷ ارتقای رمزگذار</w:t>
+        <w:t>۲-۸ ارتقای رمزگذار</w:t>
       </w:r>
     </w:p>
     <w:p>
@@ -4233,7 +8269,26 @@
           <w:szCs w:val="28"/>
           <w:rtl w:val="1"/>
         </w:rPr>
-        <w:t>نکته‌ی مهم در تفسیر این تغییر آن است که اندازه‌ی وصله در هر دو نسخه شانزده در شانزده است. بنابراین بهبود حاصل، ناشی از ظرفیت مدل است و نه وضوح مکانی بیشتر.</w:t>
+        <w:t>نکته‌ی مهم در تفسیر این تغییر آن است که اندازه‌ی وصله</w:t>
+      </w:r>
+      <w:r>
+        <w:rPr>
+          <w:rStyle w:val="FootnoteReference"/>
+          <w:sz w:val="26"/>
+          <w:vertAlign w:val="superscript"/>
+          <w:rtl w:val="0"/>
+        </w:rPr>
+        <w:footnoteReference w:id="30"/>
+      </w:r>
+      <w:r>
+        <w:rPr>
+          <w:rFonts w:ascii="Times New Roman" w:hAnsi="Times New Roman" w:cs="B Nazanin"/>
+          <w:b w:val="0"/>
+          <w:sz w:val="26"/>
+          <w:szCs w:val="28"/>
+          <w:rtl w:val="1"/>
+        </w:rPr>
+        <w:t xml:space="preserve"> در هر دو نسخه شانزده در شانزده است. بنابراین بهبود حاصل، ناشی از ظرفیت مدل است و نه وضوح مکانی بیشتر.</w:t>
       </w:r>
     </w:p>
     <w:p>
@@ -4266,7 +8321,7 @@
           <w:szCs w:val="32"/>
           <w:rtl w:val="1"/>
         </w:rPr>
-        <w:t>۲-۸ مقابله با نامتوازنی کلاس‌ها</w:t>
+        <w:t>۲-۹ مقابله با نامتوازنی کلاس‌ها</w:t>
       </w:r>
     </w:p>
     <w:p>
@@ -4284,7 +8339,7 @@
           <w:szCs w:val="28"/>
           <w:rtl w:val="1"/>
         </w:rPr>
-        <w:t>۲-۸-۱ وزن‌دهی معکوس فراوانی</w:t>
+        <w:t>۲-۹-۱ وزن‌دهی معکوس فراوانی</w:t>
       </w:r>
     </w:p>
     <w:p>
@@ -4315,7 +8370,7 @@
           <w:szCs w:val="28"/>
           <w:rtl w:val="1"/>
         </w:rPr>
-        <w:t>محدودسازی ضروری است: وزن بسیار بزرگ برای یک کلاس کمیاب باعث می‌شود مدل آن کلاس را در همه جا پیش‌بینی کند، که یادآوری را بالا و دقت را پایین می‌برد و در مجموع ماکرو F1 را بدتر می‌کند.</w:t>
+        <w:t>محدودسازی ضروری است: وزن بسیار بزرگ برای یک کلاس کمیاب باعث می‌شود مدل آن کلاس را در همه جا پیش‌بینی کند، که یادآوری را بالا و دقت را پایین می‌برد و در مجموع ماکرو اف‑یک را بدتر می‌کند.</w:t>
       </w:r>
     </w:p>
     <w:p>
@@ -4333,7 +8388,27 @@
           <w:szCs w:val="28"/>
           <w:rtl w:val="1"/>
         </w:rPr>
-        <w:t>۲-۸-۲ آمیزش در فضای ویژگی</w:t>
+        <w:t>۲-۹-۲ آمیزش</w:t>
+      </w:r>
+      <w:r>
+        <w:rPr>
+          <w:rStyle w:val="FootnoteReference"/>
+          <w:sz w:val="26"/>
+          <w:vertAlign w:val="superscript"/>
+          <w:rtl w:val="0"/>
+        </w:rPr>
+        <w:footnoteReference w:id="31"/>
+      </w:r>
+      <w:r>
+        <w:rPr>
+          <w:rFonts w:ascii="Times New Roman" w:hAnsi="Times New Roman" w:cs="B Nazanin"/>
+          <w:b/>
+          <w:bCs/>
+          <w:sz w:val="26"/>
+          <w:szCs w:val="28"/>
+          <w:rtl w:val="1"/>
+        </w:rPr>
+        <w:t xml:space="preserve"> در فضای ویژگی</w:t>
       </w:r>
     </w:p>
     <w:p>
@@ -4439,6 +8514,36 @@
     </w:p>
     <w:p>
       <w:pPr>
+        <w:bidi w:val="1"/>
+      </w:pPr>
+      <w:r>
+        <w:rPr>
+          <w:rFonts w:ascii="Times New Roman" w:hAnsi="Times New Roman" w:cs="B Nazanin"/>
+          <w:b w:val="0"/>
+          <w:sz w:val="26"/>
+          <w:szCs w:val="28"/>
+          <w:rtl w:val="1"/>
+        </w:rPr>
+        <w:t>برچسب نیز به همان نسبت ترکیب می‌شود. اگر ضریب ترکیب برابر ۰٫۷ باشد و دو ویدیوی سرقت و دزدی از مغازه آمیخته شوند، مدل موظف است خروجی‌ای بدهد که هفتاد درصد سرقت و سی درصد دزدی از مغازه است. پاسخ قاطع «صد درصد سرقت» جریمه می‌شود. همین سازوکار است که حفظ کردن نمونه‌ها را ناممکن می‌کند.</w:t>
+      </w:r>
+    </w:p>
+    <w:p>
+      <w:pPr>
+        <w:bidi w:val="1"/>
+      </w:pPr>
+      <w:r>
+        <w:rPr>
+          <w:rFonts w:ascii="Times New Roman" w:hAnsi="Times New Roman" w:cs="B Nazanin"/>
+          <w:b w:val="0"/>
+          <w:sz w:val="26"/>
+          <w:szCs w:val="28"/>
+          <w:rtl w:val="1"/>
+        </w:rPr>
+        <w:t>ضریب ترکیب از یک توزیع بتا با پارامتر ۰٫۲ کشیده می‌شود. این توزیع شکلی کاسه‌ای دارد: حدود دو سوم مقادیر نزدیک صفر یا نزدیک یک‌اند و تنها حدود شش درصد در میانه قرار می‌گیرند. بنابراین آمیزش در بیشتر موارد ملایم است و مدل همچنان نمونه‌های تقریباً خالص می‌بیند.</w:t>
+      </w:r>
+    </w:p>
+    <w:p>
+      <w:pPr>
         <w:pStyle w:val="Heading3"/>
         <w:bidi w:val="1"/>
         <w:jc w:val="right"/>
@@ -4452,7 +8557,100 @@
           <w:szCs w:val="28"/>
           <w:rtl w:val="1"/>
         </w:rPr>
-        <w:t>۲-۸-۳ تنظیم لاجیت برای دم بلند</w:t>
+        <w:t>۲-۹-۳ حذف تصادفی</w:t>
+      </w:r>
+    </w:p>
+    <w:p>
+      <w:pPr>
+        <w:bidi w:val="1"/>
+        <w:ind w:firstLine="283"/>
+      </w:pPr>
+      <w:r>
+        <w:rPr>
+          <w:rFonts w:ascii="Times New Roman" w:hAnsi="Times New Roman" w:cs="B Nazanin"/>
+          <w:b w:val="0"/>
+          <w:sz w:val="26"/>
+          <w:szCs w:val="28"/>
+          <w:rtl w:val="1"/>
+        </w:rPr>
+        <w:t>دومین سازوکار منظم‌سازی، حذف تصادفی با نرخ ۰٫۳ است که در هر دو لایه‌ی ترنسفورمر و پیش از طبقه‌بند نهایی اعمال می‌شود. در هر عبور آموزشی، سی درصد از واحدها به‌طور تصادفی خاموش می‌شوند.</w:t>
+      </w:r>
+    </w:p>
+    <w:p>
+      <w:pPr>
+        <w:bidi w:val="1"/>
+      </w:pPr>
+      <w:r>
+        <w:rPr>
+          <w:rFonts w:ascii="Times New Roman" w:hAnsi="Times New Roman" w:cs="B Nazanin"/>
+          <w:b w:val="0"/>
+          <w:sz w:val="26"/>
+          <w:szCs w:val="28"/>
+          <w:rtl w:val="1"/>
+        </w:rPr>
+        <w:t>هدف، جلوگیری از وابستگی بیش از حد به چند واحد خاص است. اگر مدل بتواند همه‌ی تصمیم خود را بر یک آشکارساز بنا کند، در مواجهه با نمونه‌ای که آن آشکارساز در آن فعال نمی‌شود ناتوان می‌ماند. خاموش کردن تصادفی، مدل را وادار می‌کند چند مسیر مستقل برای رسیدن به همان تصمیم بسازد.</w:t>
+      </w:r>
+    </w:p>
+    <w:p>
+      <w:pPr>
+        <w:bidi w:val="1"/>
+      </w:pPr>
+      <w:r>
+        <w:rPr>
+          <w:rFonts w:ascii="Times New Roman" w:hAnsi="Times New Roman" w:cs="B Nazanin"/>
+          <w:b w:val="0"/>
+          <w:sz w:val="26"/>
+          <w:szCs w:val="28"/>
+          <w:rtl w:val="1"/>
+        </w:rPr>
+        <w:t>نکته‌ی مهم آنکه حذف تصادفی تنها در زمان آموزش فعال است. در زمان استنتاج همه‌ی واحدها به کار می‌افتند. بنابراین این سازوکار بخشی از مدل نهایی نیست، بلکه تنها شرایط تمرین را دشوارتر می‌کند.</w:t>
+      </w:r>
+    </w:p>
+    <w:p>
+      <w:pPr>
+        <w:pStyle w:val="Heading3"/>
+        <w:bidi w:val="1"/>
+        <w:jc w:val="right"/>
+      </w:pPr>
+      <w:r>
+        <w:rPr>
+          <w:rFonts w:ascii="Times New Roman" w:hAnsi="Times New Roman" w:cs="B Nazanin"/>
+          <w:b/>
+          <w:bCs/>
+          <w:sz w:val="26"/>
+          <w:szCs w:val="28"/>
+          <w:rtl w:val="1"/>
+        </w:rPr>
+        <w:t>۲-۹-۴ تنظیم لاجیت</w:t>
+      </w:r>
+      <w:r>
+        <w:rPr>
+          <w:rStyle w:val="FootnoteReference"/>
+          <w:sz w:val="26"/>
+          <w:vertAlign w:val="superscript"/>
+          <w:rtl w:val="0"/>
+        </w:rPr>
+        <w:footnoteReference w:id="32"/>
+      </w:r>
+      <w:r>
+        <w:rPr>
+          <w:rFonts w:ascii="Times New Roman" w:hAnsi="Times New Roman" w:cs="B Nazanin"/>
+          <w:b/>
+          <w:bCs/>
+          <w:sz w:val="26"/>
+          <w:szCs w:val="28"/>
+          <w:rtl w:val="1"/>
+        </w:rPr>
+        <w:t xml:space="preserve"> برای دم بلند</w:t>
+      </w:r>
+      <w:r>
+        <w:rPr>
+          <w:rStyle w:val="FootnoteReference"/>
+          <w:sz w:val="26"/>
+          <w:vertAlign w:val="superscript"/>
+          <w:rtl w:val="0"/>
+        </w:rPr>
+        <w:footnoteReference w:id="33"/>
       </w:r>
     </w:p>
     <w:p>
@@ -4516,7 +8714,7 @@
           <w:szCs w:val="32"/>
           <w:rtl w:val="1"/>
         </w:rPr>
-        <w:t>۲-۹ پروتکل ارزیابی</w:t>
+        <w:t>۲-۱۰ پروتکل ارزیابی</w:t>
       </w:r>
     </w:p>
     <w:p>
@@ -4549,15 +8747,17 @@
           <w:szCs w:val="28"/>
           <w:rtl w:val="1"/>
         </w:rPr>
-        <w:t>۱. بودجه‌ی آموزش از پیش ثابت است و توقف زودهنگام یا انتخاب بهترین دوره وجود ندارد؛ مدل دوره‌ی پایانی گزارش می‌شود.</w:t>
-      </w:r>
-    </w:p>
-    <w:p>
-      <w:pPr>
-        <w:pStyle w:val="ThesisBullet"/>
-        <w:bidi w:val="1"/>
-        <w:ind w:right="510"/>
-      </w:pPr>
+        <w:t>۱. بودجه‌ی آموزش از پیش ثابت است و توقف زودهنگام یا انتخاب بهترین دوره</w:t>
+      </w:r>
+      <w:r>
+        <w:rPr>
+          <w:rStyle w:val="FootnoteReference"/>
+          <w:sz w:val="26"/>
+          <w:vertAlign w:val="superscript"/>
+          <w:rtl w:val="0"/>
+        </w:rPr>
+        <w:footnoteReference w:id="34"/>
+      </w:r>
       <w:r>
         <w:rPr>
           <w:rFonts w:ascii="Times New Roman" w:hAnsi="Times New Roman" w:cs="B Nazanin"/>
@@ -4566,7 +8766,7 @@
           <w:szCs w:val="28"/>
           <w:rtl w:val="1"/>
         </w:rPr>
-        <w:t>۲. مجموعه‌ی آزمون تنها یک بار و در پایان استفاده می‌شود؛ هیچ آستانه یا ابرپارامتری روی آن انتخاب نمی‌شود.</w:t>
+        <w:t xml:space="preserve"> وجود ندارد؛ مدل دوره‌ی پایانی گزارش می‌شود.</w:t>
       </w:r>
     </w:p>
     <w:p>
@@ -4583,7 +8783,7 @@
           <w:szCs w:val="28"/>
           <w:rtl w:val="1"/>
         </w:rPr>
-        <w:t>۳. هر پیکربندی با پنج بذر تصادفی اجرا و میانگین و دامنه‌ی آن گزارش می‌شود.</w:t>
+        <w:t>۲. مجموعه‌ی آزمون تنها یک بار و در پایان استفاده می‌شود؛ هیچ آستانه یا ابرپارامتری روی آن انتخاب نمی‌شود.</w:t>
       </w:r>
     </w:p>
     <w:p>
@@ -4600,15 +8800,17 @@
           <w:szCs w:val="28"/>
           <w:rtl w:val="1"/>
         </w:rPr>
-        <w:t>۴. بازه‌های اطمینان با خودگردان‌سازی و ۴۰۰۰ بازنمونه‌گیری محاسبه می‌شوند.</w:t>
-      </w:r>
-    </w:p>
-    <w:p>
-      <w:pPr>
-        <w:pStyle w:val="ThesisBullet"/>
-        <w:bidi w:val="1"/>
-        <w:ind w:right="510"/>
-      </w:pPr>
+        <w:t>۳. هر پیکربندی با پنج بذر تصادفی</w:t>
+      </w:r>
+      <w:r>
+        <w:rPr>
+          <w:rStyle w:val="FootnoteReference"/>
+          <w:sz w:val="26"/>
+          <w:vertAlign w:val="superscript"/>
+          <w:rtl w:val="0"/>
+        </w:rPr>
+        <w:footnoteReference w:id="35"/>
+      </w:r>
       <w:r>
         <w:rPr>
           <w:rFonts w:ascii="Times New Roman" w:hAnsi="Times New Roman" w:cs="B Nazanin"/>
@@ -4617,7 +8819,659 @@
           <w:szCs w:val="28"/>
           <w:rtl w:val="1"/>
         </w:rPr>
+        <w:t xml:space="preserve"> اجرا و میانگین و دامنه‌ی آن گزارش می‌شود.</w:t>
+      </w:r>
+    </w:p>
+    <w:p>
+      <w:pPr>
+        <w:pStyle w:val="ThesisBullet"/>
+        <w:bidi w:val="1"/>
+        <w:ind w:right="510"/>
+      </w:pPr>
+      <w:r>
+        <w:rPr>
+          <w:rFonts w:ascii="Times New Roman" w:hAnsi="Times New Roman" w:cs="B Nazanin"/>
+          <w:b w:val="0"/>
+          <w:sz w:val="26"/>
+          <w:szCs w:val="28"/>
+          <w:rtl w:val="1"/>
+        </w:rPr>
+        <w:t>۴. بازه‌های اطمینان با خودگردان‌سازی و ۴۰۰۰ بازنمونه‌گیری محاسبه می‌شوند.</w:t>
+      </w:r>
+    </w:p>
+    <w:p>
+      <w:pPr>
+        <w:pStyle w:val="ThesisBullet"/>
+        <w:bidi w:val="1"/>
+        <w:ind w:right="510"/>
+      </w:pPr>
+      <w:r>
+        <w:rPr>
+          <w:rFonts w:ascii="Times New Roman" w:hAnsi="Times New Roman" w:cs="B Nazanin"/>
+          <w:b w:val="0"/>
+          <w:sz w:val="26"/>
+          <w:szCs w:val="28"/>
+          <w:rtl w:val="1"/>
+        </w:rPr>
         <w:t>۵. آزمایش‌های با نتیجه‌ی منفی نیز گزارش می‌شوند.</w:t>
+      </w:r>
+    </w:p>
+    <w:p>
+      <w:pPr>
+        <w:pStyle w:val="Heading2"/>
+        <w:bidi w:val="1"/>
+        <w:jc w:val="right"/>
+      </w:pPr>
+      <w:r>
+        <w:rPr>
+          <w:rFonts w:ascii="Times New Roman" w:hAnsi="Times New Roman" w:cs="B Nazanin"/>
+          <w:b/>
+          <w:bCs/>
+          <w:sz w:val="28"/>
+          <w:szCs w:val="32"/>
+          <w:rtl w:val="1"/>
+        </w:rPr>
+        <w:t>۲-۱۱ بذر تصادفی و تکرارپذیری</w:t>
+      </w:r>
+    </w:p>
+    <w:p>
+      <w:pPr>
+        <w:bidi w:val="1"/>
+        <w:ind w:firstLine="283"/>
+      </w:pPr>
+      <w:r>
+        <w:rPr>
+          <w:rFonts w:ascii="Times New Roman" w:hAnsi="Times New Roman" w:cs="B Nazanin"/>
+          <w:b w:val="0"/>
+          <w:sz w:val="26"/>
+          <w:szCs w:val="28"/>
+          <w:rtl w:val="1"/>
+        </w:rPr>
+        <w:t>بند سوم پروتکل بالا نیازمند توضیح است، زیرا بخش بزرگی از تفسیر نتایج فصل سوم بر آن تکیه دارد.</w:t>
+      </w:r>
+    </w:p>
+    <w:p>
+      <w:pPr>
+        <w:bidi w:val="1"/>
+      </w:pPr>
+      <w:r>
+        <w:rPr>
+          <w:rFonts w:ascii="Times New Roman" w:hAnsi="Times New Roman" w:cs="B Nazanin"/>
+          <w:b w:val="0"/>
+          <w:sz w:val="26"/>
+          <w:szCs w:val="28"/>
+          <w:rtl w:val="1"/>
+        </w:rPr>
+        <w:t>آموزش یک شبکه سرشار از انتخاب‌های تصادفی است. مقدار اولیه‌ی وزن‌ها، ترتیب عبور ویدیوها در هر دوره، اینکه کدام ویدیو با کدام ویدیو آمیخته شود، ضریب آمیزش، و اینکه در هر گام کدام واحدها با حذف تصادفی خاموش شوند، همگی از یک مولد عدد شبه‌تصادفی می‌آیند.</w:t>
+      </w:r>
+    </w:p>
+    <w:p>
+      <w:pPr>
+        <w:bidi w:val="1"/>
+      </w:pPr>
+      <w:r>
+        <w:rPr>
+          <w:rFonts w:ascii="Times New Roman" w:hAnsi="Times New Roman" w:cs="B Nazanin"/>
+          <w:b w:val="0"/>
+          <w:sz w:val="26"/>
+          <w:szCs w:val="28"/>
+          <w:rtl w:val="1"/>
+        </w:rPr>
+        <w:t>این مولد در واقع تصادفی نیست. یک رابطه‌ی ریاضی معین است که از یک عدد آغازین شروع می‌کند و دنباله‌ای می‌سازد که بی‌نظم به نظر می‌رسد ولی کاملاً معین است. آن عدد آغازین را بذر تصادفی می‌نامند.</w:t>
+      </w:r>
+    </w:p>
+    <w:p>
+      <w:pPr>
+        <w:bidi w:val="1"/>
+      </w:pPr>
+      <w:r>
+        <w:rPr>
+          <w:rFonts w:ascii="Times New Roman" w:hAnsi="Times New Roman" w:cs="B Nazanin"/>
+          <w:b w:val="0"/>
+          <w:sz w:val="26"/>
+          <w:szCs w:val="28"/>
+          <w:rtl w:val="1"/>
+        </w:rPr>
+        <w:t>نتیجه‌ی عملی این است که با بذر یکسان، همان دنباله و در نتیجه همان مدل و همان عدد نهایی به دست می‌آید. با بذر متفاوت، همه‌ی آن انتخاب‌ها تغییر می‌کنند و مدل مسیر متفاوتی را طی می‌کند.</w:t>
+      </w:r>
+    </w:p>
+    <w:p>
+      <w:pPr>
+        <w:pStyle w:val="TableTitle*"/>
+        <w:bidi w:val="1"/>
+      </w:pPr>
+      <w:r>
+        <w:rPr>
+          <w:rFonts w:ascii="Times New Roman" w:hAnsi="Times New Roman" w:cs="B Nazanin"/>
+          <w:b/>
+          <w:bCs/>
+          <w:sz w:val="24"/>
+          <w:szCs w:val="26"/>
+          <w:rtl w:val="1"/>
+        </w:rPr>
+        <w:t>جدول ۲-۵  آنچه بذر تصادفی تعیین می‌کند و آنچه تعیین نمی‌کند</w:t>
+      </w:r>
+    </w:p>
+    <w:tbl>
+      <w:tblPr>
+        <w:tblStyle w:val="TableGrid"/>
+        <w:bidiVisual/>
+        <w:tblW w:type="auto" w:w="0"/>
+        <w:jc w:val="center"/>
+        <w:tblLayout w:type="autofit"/>
+        <w:tblLook w:firstColumn="1" w:firstRow="1" w:lastColumn="0" w:lastRow="0" w:noHBand="0" w:noVBand="1" w:val="04A0"/>
+      </w:tblPr>
+      <w:tblGrid>
+        <w:gridCol w:w="4252"/>
+        <w:gridCol w:w="4252"/>
+      </w:tblGrid>
+      <w:tr>
+        <w:trPr>
+          <w:tblHeader/>
+        </w:trPr>
+        <w:tc>
+          <w:tcPr>
+            <w:tcW w:type="dxa" w:w="4252"/>
+          </w:tcPr>
+          <w:p>
+            <w:pPr>
+              <w:pStyle w:val="ThesisTableText"/>
+              <w:bidi w:val="1"/>
+              <w:jc w:val="center"/>
+            </w:pPr>
+            <w:r>
+              <w:rPr>
+                <w:rFonts w:ascii="Times New Roman" w:hAnsi="Times New Roman" w:cs="B Nazanin"/>
+                <w:b/>
+                <w:bCs/>
+                <w:sz w:val="22"/>
+                <w:szCs w:val="26"/>
+                <w:rtl w:val="1"/>
+              </w:rPr>
+              <w:t>مؤلفه</w:t>
+            </w:r>
+          </w:p>
+        </w:tc>
+        <w:tc>
+          <w:tcPr>
+            <w:tcW w:type="dxa" w:w="4252"/>
+          </w:tcPr>
+          <w:p>
+            <w:pPr>
+              <w:pStyle w:val="ThesisTableText"/>
+              <w:bidi w:val="1"/>
+              <w:jc w:val="center"/>
+            </w:pPr>
+            <w:r>
+              <w:rPr>
+                <w:rFonts w:ascii="Times New Roman" w:hAnsi="Times New Roman" w:cs="B Nazanin"/>
+                <w:b/>
+                <w:bCs/>
+                <w:sz w:val="22"/>
+                <w:szCs w:val="26"/>
+                <w:rtl w:val="1"/>
+              </w:rPr>
+              <w:t>وابسته به بذر</w:t>
+            </w:r>
+          </w:p>
+        </w:tc>
+      </w:tr>
+      <w:tr>
+        <w:trPr>
+          <w:cantSplit/>
+        </w:trPr>
+        <w:tc>
+          <w:tcPr>
+            <w:tcW w:type="dxa" w:w="4252"/>
+          </w:tcPr>
+          <w:p>
+            <w:pPr>
+              <w:pStyle w:val="ThesisTableText"/>
+              <w:bidi w:val="1"/>
+              <w:jc w:val="center"/>
+            </w:pPr>
+            <w:r>
+              <w:rPr>
+                <w:rFonts w:ascii="Times New Roman" w:hAnsi="Times New Roman" w:cs="B Nazanin"/>
+                <w:b w:val="0"/>
+                <w:sz w:val="22"/>
+                <w:szCs w:val="26"/>
+                <w:rtl w:val="1"/>
+              </w:rPr>
+              <w:t>مقدار اولیه‌ی وزن‌ها</w:t>
+            </w:r>
+          </w:p>
+        </w:tc>
+        <w:tc>
+          <w:tcPr>
+            <w:tcW w:type="dxa" w:w="4252"/>
+          </w:tcPr>
+          <w:p>
+            <w:pPr>
+              <w:pStyle w:val="ThesisTableText"/>
+              <w:bidi w:val="1"/>
+              <w:jc w:val="center"/>
+            </w:pPr>
+            <w:r>
+              <w:rPr>
+                <w:rFonts w:ascii="Times New Roman" w:hAnsi="Times New Roman" w:cs="B Nazanin"/>
+                <w:b w:val="0"/>
+                <w:sz w:val="22"/>
+                <w:szCs w:val="26"/>
+                <w:rtl w:val="1"/>
+              </w:rPr>
+              <w:t>بله</w:t>
+            </w:r>
+          </w:p>
+        </w:tc>
+      </w:tr>
+      <w:tr>
+        <w:trPr>
+          <w:cantSplit/>
+        </w:trPr>
+        <w:tc>
+          <w:tcPr>
+            <w:tcW w:type="dxa" w:w="4252"/>
+          </w:tcPr>
+          <w:p>
+            <w:pPr>
+              <w:pStyle w:val="ThesisTableText"/>
+              <w:bidi w:val="1"/>
+              <w:jc w:val="center"/>
+            </w:pPr>
+            <w:r>
+              <w:rPr>
+                <w:rFonts w:ascii="Times New Roman" w:hAnsi="Times New Roman" w:cs="B Nazanin"/>
+                <w:b w:val="0"/>
+                <w:sz w:val="22"/>
+                <w:szCs w:val="26"/>
+                <w:rtl w:val="1"/>
+              </w:rPr>
+              <w:t>ترتیب ویدیوها در هر دوره</w:t>
+            </w:r>
+          </w:p>
+        </w:tc>
+        <w:tc>
+          <w:tcPr>
+            <w:tcW w:type="dxa" w:w="4252"/>
+          </w:tcPr>
+          <w:p>
+            <w:pPr>
+              <w:pStyle w:val="ThesisTableText"/>
+              <w:bidi w:val="1"/>
+              <w:jc w:val="center"/>
+            </w:pPr>
+            <w:r>
+              <w:rPr>
+                <w:rFonts w:ascii="Times New Roman" w:hAnsi="Times New Roman" w:cs="B Nazanin"/>
+                <w:b w:val="0"/>
+                <w:sz w:val="22"/>
+                <w:szCs w:val="26"/>
+                <w:rtl w:val="1"/>
+              </w:rPr>
+              <w:t>بله</w:t>
+            </w:r>
+          </w:p>
+        </w:tc>
+      </w:tr>
+      <w:tr>
+        <w:trPr>
+          <w:cantSplit/>
+        </w:trPr>
+        <w:tc>
+          <w:tcPr>
+            <w:tcW w:type="dxa" w:w="4252"/>
+          </w:tcPr>
+          <w:p>
+            <w:pPr>
+              <w:pStyle w:val="ThesisTableText"/>
+              <w:bidi w:val="1"/>
+              <w:jc w:val="center"/>
+            </w:pPr>
+            <w:r>
+              <w:rPr>
+                <w:rFonts w:ascii="Times New Roman" w:hAnsi="Times New Roman" w:cs="B Nazanin"/>
+                <w:b w:val="0"/>
+                <w:sz w:val="22"/>
+                <w:szCs w:val="26"/>
+                <w:rtl w:val="1"/>
+              </w:rPr>
+              <w:t>جفت‌های آمیزش و ضریب آن</w:t>
+            </w:r>
+          </w:p>
+        </w:tc>
+        <w:tc>
+          <w:tcPr>
+            <w:tcW w:type="dxa" w:w="4252"/>
+          </w:tcPr>
+          <w:p>
+            <w:pPr>
+              <w:pStyle w:val="ThesisTableText"/>
+              <w:bidi w:val="1"/>
+              <w:jc w:val="center"/>
+            </w:pPr>
+            <w:r>
+              <w:rPr>
+                <w:rFonts w:ascii="Times New Roman" w:hAnsi="Times New Roman" w:cs="B Nazanin"/>
+                <w:b w:val="0"/>
+                <w:sz w:val="22"/>
+                <w:szCs w:val="26"/>
+                <w:rtl w:val="1"/>
+              </w:rPr>
+              <w:t>بله</w:t>
+            </w:r>
+          </w:p>
+        </w:tc>
+      </w:tr>
+      <w:tr>
+        <w:trPr>
+          <w:cantSplit/>
+        </w:trPr>
+        <w:tc>
+          <w:tcPr>
+            <w:tcW w:type="dxa" w:w="4252"/>
+          </w:tcPr>
+          <w:p>
+            <w:pPr>
+              <w:pStyle w:val="ThesisTableText"/>
+              <w:bidi w:val="1"/>
+              <w:jc w:val="center"/>
+            </w:pPr>
+            <w:r>
+              <w:rPr>
+                <w:rFonts w:ascii="Times New Roman" w:hAnsi="Times New Roman" w:cs="B Nazanin"/>
+                <w:b w:val="0"/>
+                <w:sz w:val="22"/>
+                <w:szCs w:val="26"/>
+                <w:rtl w:val="1"/>
+              </w:rPr>
+              <w:t>الگوی حذف تصادفی</w:t>
+            </w:r>
+          </w:p>
+        </w:tc>
+        <w:tc>
+          <w:tcPr>
+            <w:tcW w:type="dxa" w:w="4252"/>
+          </w:tcPr>
+          <w:p>
+            <w:pPr>
+              <w:pStyle w:val="ThesisTableText"/>
+              <w:bidi w:val="1"/>
+              <w:jc w:val="center"/>
+            </w:pPr>
+            <w:r>
+              <w:rPr>
+                <w:rFonts w:ascii="Times New Roman" w:hAnsi="Times New Roman" w:cs="B Nazanin"/>
+                <w:b w:val="0"/>
+                <w:sz w:val="22"/>
+                <w:szCs w:val="26"/>
+                <w:rtl w:val="1"/>
+              </w:rPr>
+              <w:t>بله</w:t>
+            </w:r>
+          </w:p>
+        </w:tc>
+      </w:tr>
+      <w:tr>
+        <w:trPr>
+          <w:cantSplit/>
+        </w:trPr>
+        <w:tc>
+          <w:tcPr>
+            <w:tcW w:type="dxa" w:w="4252"/>
+          </w:tcPr>
+          <w:p>
+            <w:pPr>
+              <w:pStyle w:val="ThesisTableText"/>
+              <w:bidi w:val="1"/>
+              <w:jc w:val="center"/>
+            </w:pPr>
+            <w:r>
+              <w:rPr>
+                <w:rFonts w:ascii="Times New Roman" w:hAnsi="Times New Roman" w:cs="B Nazanin"/>
+                <w:b w:val="0"/>
+                <w:sz w:val="22"/>
+                <w:szCs w:val="26"/>
+                <w:rtl w:val="1"/>
+              </w:rPr>
+              <w:t>ویدیوهای آموزش و آزمون</w:t>
+            </w:r>
+          </w:p>
+        </w:tc>
+        <w:tc>
+          <w:tcPr>
+            <w:tcW w:type="dxa" w:w="4252"/>
+          </w:tcPr>
+          <w:p>
+            <w:pPr>
+              <w:pStyle w:val="ThesisTableText"/>
+              <w:bidi w:val="1"/>
+              <w:jc w:val="center"/>
+            </w:pPr>
+            <w:r>
+              <w:rPr>
+                <w:rFonts w:ascii="Times New Roman" w:hAnsi="Times New Roman" w:cs="B Nazanin"/>
+                <w:b w:val="0"/>
+                <w:sz w:val="22"/>
+                <w:szCs w:val="26"/>
+                <w:rtl w:val="1"/>
+              </w:rPr>
+              <w:t>خیر</w:t>
+            </w:r>
+          </w:p>
+        </w:tc>
+      </w:tr>
+      <w:tr>
+        <w:trPr>
+          <w:cantSplit/>
+        </w:trPr>
+        <w:tc>
+          <w:tcPr>
+            <w:tcW w:type="dxa" w:w="4252"/>
+          </w:tcPr>
+          <w:p>
+            <w:pPr>
+              <w:pStyle w:val="ThesisTableText"/>
+              <w:bidi w:val="1"/>
+              <w:jc w:val="center"/>
+            </w:pPr>
+            <w:r>
+              <w:rPr>
+                <w:rFonts w:ascii="Times New Roman" w:hAnsi="Times New Roman" w:cs="B Nazanin"/>
+                <w:b w:val="0"/>
+                <w:sz w:val="22"/>
+                <w:szCs w:val="26"/>
+                <w:rtl w:val="1"/>
+              </w:rPr>
+              <w:t>برچسب‌ها</w:t>
+            </w:r>
+          </w:p>
+        </w:tc>
+        <w:tc>
+          <w:tcPr>
+            <w:tcW w:type="dxa" w:w="4252"/>
+          </w:tcPr>
+          <w:p>
+            <w:pPr>
+              <w:pStyle w:val="ThesisTableText"/>
+              <w:bidi w:val="1"/>
+              <w:jc w:val="center"/>
+            </w:pPr>
+            <w:r>
+              <w:rPr>
+                <w:rFonts w:ascii="Times New Roman" w:hAnsi="Times New Roman" w:cs="B Nazanin"/>
+                <w:b w:val="0"/>
+                <w:sz w:val="22"/>
+                <w:szCs w:val="26"/>
+                <w:rtl w:val="1"/>
+              </w:rPr>
+              <w:t>خیر</w:t>
+            </w:r>
+          </w:p>
+        </w:tc>
+      </w:tr>
+      <w:tr>
+        <w:trPr>
+          <w:cantSplit/>
+        </w:trPr>
+        <w:tc>
+          <w:tcPr>
+            <w:tcW w:type="dxa" w:w="4252"/>
+          </w:tcPr>
+          <w:p>
+            <w:pPr>
+              <w:pStyle w:val="ThesisTableText"/>
+              <w:bidi w:val="1"/>
+              <w:jc w:val="center"/>
+            </w:pPr>
+            <w:r>
+              <w:rPr>
+                <w:rFonts w:ascii="Times New Roman" w:hAnsi="Times New Roman" w:cs="B Nazanin"/>
+                <w:b w:val="0"/>
+                <w:sz w:val="22"/>
+                <w:szCs w:val="26"/>
+                <w:rtl w:val="1"/>
+              </w:rPr>
+              <w:t>وزن‌های کلاس و جابه‌جایی لاجیت</w:t>
+            </w:r>
+          </w:p>
+        </w:tc>
+        <w:tc>
+          <w:tcPr>
+            <w:tcW w:type="dxa" w:w="4252"/>
+          </w:tcPr>
+          <w:p>
+            <w:pPr>
+              <w:pStyle w:val="ThesisTableText"/>
+              <w:bidi w:val="1"/>
+              <w:jc w:val="center"/>
+            </w:pPr>
+            <w:r>
+              <w:rPr>
+                <w:rFonts w:ascii="Times New Roman" w:hAnsi="Times New Roman" w:cs="B Nazanin"/>
+                <w:b w:val="0"/>
+                <w:sz w:val="22"/>
+                <w:szCs w:val="26"/>
+                <w:rtl w:val="1"/>
+              </w:rPr>
+              <w:t>خیر</w:t>
+            </w:r>
+          </w:p>
+        </w:tc>
+      </w:tr>
+      <w:tr>
+        <w:trPr>
+          <w:cantSplit/>
+        </w:trPr>
+        <w:tc>
+          <w:tcPr>
+            <w:tcW w:type="dxa" w:w="4252"/>
+          </w:tcPr>
+          <w:p>
+            <w:pPr>
+              <w:pStyle w:val="ThesisTableText"/>
+              <w:bidi w:val="1"/>
+              <w:jc w:val="center"/>
+            </w:pPr>
+            <w:r>
+              <w:rPr>
+                <w:rFonts w:ascii="Times New Roman" w:hAnsi="Times New Roman" w:cs="B Nazanin"/>
+                <w:b w:val="0"/>
+                <w:sz w:val="22"/>
+                <w:szCs w:val="26"/>
+                <w:rtl w:val="1"/>
+              </w:rPr>
+              <w:t>معماری و ابرپارامترها</w:t>
+            </w:r>
+          </w:p>
+        </w:tc>
+        <w:tc>
+          <w:tcPr>
+            <w:tcW w:type="dxa" w:w="4252"/>
+          </w:tcPr>
+          <w:p>
+            <w:pPr>
+              <w:pStyle w:val="ThesisTableText"/>
+              <w:bidi w:val="1"/>
+              <w:jc w:val="center"/>
+            </w:pPr>
+            <w:r>
+              <w:rPr>
+                <w:rFonts w:ascii="Times New Roman" w:hAnsi="Times New Roman" w:cs="B Nazanin"/>
+                <w:b w:val="0"/>
+                <w:sz w:val="22"/>
+                <w:szCs w:val="26"/>
+                <w:rtl w:val="1"/>
+              </w:rPr>
+              <w:t>خیر</w:t>
+            </w:r>
+          </w:p>
+        </w:tc>
+      </w:tr>
+    </w:tbl>
+    <w:p>
+      <w:pPr>
+        <w:spacing w:after="360" w:line="240" w:lineRule="auto"/>
+      </w:pPr>
+    </w:p>
+    <w:p>
+      <w:pPr>
+        <w:bidi w:val="1"/>
+      </w:pPr>
+      <w:r>
+        <w:rPr>
+          <w:rFonts w:ascii="Times New Roman" w:hAnsi="Times New Roman" w:cs="B Nazanin"/>
+          <w:b w:val="0"/>
+          <w:sz w:val="26"/>
+          <w:szCs w:val="28"/>
+          <w:rtl w:val="1"/>
+        </w:rPr>
+        <w:t>تأکید بر نیمه‌ی دوم این جدول ضروری است. بذر بر حجم داده نمی‌افزاید و محتوای آن را تغییر نمی‌دهد؛ تنها مسیر رسیدن به پاسخ را عوض می‌کند. بنابراین اجرای مکرر با بذرهای گوناگون، جایگزین داشتن داده‌ی بیشتر نیست.</w:t>
+      </w:r>
+    </w:p>
+    <w:p>
+      <w:pPr>
+        <w:bidi w:val="1"/>
+      </w:pPr>
+      <w:r>
+        <w:rPr>
+          <w:rFonts w:ascii="Times New Roman" w:hAnsi="Times New Roman" w:cs="B Nazanin"/>
+          <w:b w:val="0"/>
+          <w:sz w:val="26"/>
+          <w:szCs w:val="28"/>
+          <w:rtl w:val="1"/>
+        </w:rPr>
+        <w:t>در این پروژه هر پیکربندی با پنج بذر متوالی اجرا می‌شود و هر پنج نتیجه گزارش می‌گردد، از جمله بدترین آن‌ها. دلیل این کار روشن است: اگر تنها یک بار اجرا و همان عدد گزارش شود، خواننده‌ای که همان کد را اجرا کند ممکن است عدد محسوس متفاوتی ببیند و نتیجه بازتولیدپذیر نباشد.</w:t>
+      </w:r>
+    </w:p>
+    <w:p>
+      <w:pPr>
+        <w:bidi w:val="1"/>
+      </w:pPr>
+      <w:r>
+        <w:rPr>
+          <w:rFonts w:ascii="Times New Roman" w:hAnsi="Times New Roman" w:cs="B Nazanin"/>
+          <w:b w:val="0"/>
+          <w:sz w:val="26"/>
+          <w:szCs w:val="28"/>
+          <w:rtl w:val="1"/>
+        </w:rPr>
+        <w:t>انتخاب بهترین بذر از میان چند اجرا و گزارش آن، شکلی از تنظیم روی مجموعه‌ی آزمون است و در این گزارش انجام نشده. مقدار آغازین بذرها پیش از دیدن هر نتیجه‌ای تثبیت شد.</w:t>
+      </w:r>
+    </w:p>
+    <w:p>
+      <w:pPr>
+        <w:bidi w:val="1"/>
+      </w:pPr>
+      <w:r>
+        <w:rPr>
+          <w:rFonts w:ascii="Times New Roman" w:hAnsi="Times New Roman" w:cs="B Nazanin"/>
+          <w:b w:val="0"/>
+          <w:sz w:val="26"/>
+          <w:szCs w:val="28"/>
+          <w:rtl w:val="1"/>
+        </w:rPr>
+        <w:t>یک نکته‌ی فنی نیز باید ثبت شود: تثبیت بذر تنها روی سخت‌افزار یکسان تکرارپذیری کامل می‌دهد. ترتیب جمع‌زدن در ضرب ماتریس‌ها روی پردازنده و کارت گرافیک یکسان نیست و چون جمع اعشاری شرکت‌پذیر نیست، اختلافی بسیار کوچک پدید می‌آید که در طول بیست‌وپنج دوره‌ی آموزش انباشته می‌شود. این اختلاف در عمل از مرتبه‌ی همان نوسان میان بذرهاست.</w:t>
       </w:r>
     </w:p>
     <w:p>
@@ -5033,6 +9887,15 @@
               </w:rPr>
               <w:t>اندازه‌ی دسته</w:t>
             </w:r>
+            <w:r>
+              <w:rPr>
+                <w:rStyle w:val="FootnoteReference"/>
+                <w:sz w:val="22"/>
+                <w:vertAlign w:val="superscript"/>
+                <w:rtl w:val="0"/>
+              </w:rPr>
+              <w:footnoteReference w:id="36"/>
+            </w:r>
           </w:p>
         </w:tc>
         <w:tc>
@@ -5082,6 +9945,15 @@
               </w:rPr>
               <w:t>نرخ یادگیری</w:t>
             </w:r>
+            <w:r>
+              <w:rPr>
+                <w:rStyle w:val="FootnoteReference"/>
+                <w:sz w:val="22"/>
+                <w:vertAlign w:val="superscript"/>
+                <w:rtl w:val="0"/>
+              </w:rPr>
+              <w:footnoteReference w:id="37"/>
+            </w:r>
           </w:p>
         </w:tc>
         <w:tc>
@@ -5130,6 +10002,15 @@
                 <w:rtl w:val="1"/>
               </w:rPr>
               <w:t>افت وزن</w:t>
+            </w:r>
+            <w:r>
+              <w:rPr>
+                <w:rStyle w:val="FootnoteReference"/>
+                <w:sz w:val="22"/>
+                <w:vertAlign w:val="superscript"/>
+                <w:rtl w:val="0"/>
+              </w:rPr>
+              <w:footnoteReference w:id="38"/>
             </w:r>
           </w:p>
         </w:tc>
@@ -5479,7 +10360,7 @@
                 <w:szCs w:val="26"/>
                 <w:rtl w:val="1"/>
               </w:rPr>
-              <w:t>ماکرو F1 (گروهی)</w:t>
+              <w:t>ماکرو اف‑یک (گروهی)</w:t>
             </w:r>
           </w:p>
         </w:tc>
@@ -5528,7 +10409,7 @@
                 <w:szCs w:val="26"/>
                 <w:rtl w:val="1"/>
               </w:rPr>
-              <w:t>ماکرو F1 (میانگین پنج بذر)</w:t>
+              <w:t>ماکرو اف‑یک (میانگین پنج بذر)</w:t>
             </w:r>
           </w:p>
         </w:tc>
@@ -5675,7 +10556,7 @@
                 <w:szCs w:val="26"/>
                 <w:rtl w:val="1"/>
               </w:rPr>
-              <w:t>کلاس‌های با F1 صفر</w:t>
+              <w:t>کلاس‌های با اف‑یک صفر</w:t>
             </w:r>
           </w:p>
         </w:tc>
@@ -5720,7 +10601,7 @@
           <w:szCs w:val="28"/>
           <w:rtl w:val="1"/>
         </w:rPr>
-        <w:t>عدد اصلی این گزارش، ماکرو F1 برابر ۰٫۴۲۹۸ است. این عدد از یک پیکربندی به‌دست آمده که پیش از اجرا تثبیت شده بود و آستانه‌ی تصمیم آن روی مجموعه‌ی آزمون تنظیم نشده است.</w:t>
+        <w:t>عدد اصلی این گزارش، ماکرو اف‑یک برابر ۰٫۴۲۹۸ است. این عدد از یک پیکربندی به‌دست آمده که پیش از اجرا تثبیت شده بود و آستانه‌ی تصمیم آن روی مجموعه‌ی آزمون تنظیم نشده است.</w:t>
       </w:r>
     </w:p>
     <w:p>
@@ -5795,7 +10676,7 @@
           <w:szCs w:val="26"/>
           <w:rtl w:val="1"/>
         </w:rPr>
-        <w:t>شکل ۳-۱  روند ماکرو F1 در طول مراحل پروژه</w:t>
+        <w:t>شکل ۳-۱  روند ماکرو اف‑یک در طول مراحل پروژه</w:t>
       </w:r>
     </w:p>
     <w:p>
@@ -5812,7 +10693,7 @@
           <w:szCs w:val="26"/>
           <w:rtl w:val="1"/>
         </w:rPr>
-        <w:t>جدول ۳-۳  سهم هر تغییر در بهبود ماکرو F1</w:t>
+        <w:t>جدول ۳-۳  سهم هر تغییر در بهبود ماکرو اف‑یک</w:t>
       </w:r>
     </w:p>
     <w:tbl>
@@ -6503,7 +11384,26 @@
           <w:szCs w:val="28"/>
           <w:rtl w:val="1"/>
         </w:rPr>
-        <w:t>دو تغییر بیشترین سهم را داشتند و هر دو پیش از اجرا و بر پایه‌ی تحلیل خطا پیش‌بینی شده بودند، نه از جستجوی ابرپارامتر به‌دست آمدند.</w:t>
+        <w:t>دو تغییر بیشترین سهم را داشتند و هر دو پیش از اجرا و بر پایه‌ی تحلیل خطا پیش‌بینی شده بودند، نه از جستجوی ابرپارامتر</w:t>
+      </w:r>
+      <w:r>
+        <w:rPr>
+          <w:rStyle w:val="FootnoteReference"/>
+          <w:sz w:val="26"/>
+          <w:vertAlign w:val="superscript"/>
+          <w:rtl w:val="0"/>
+        </w:rPr>
+        <w:footnoteReference w:id="39"/>
+      </w:r>
+      <w:r>
+        <w:rPr>
+          <w:rFonts w:ascii="Times New Roman" w:hAnsi="Times New Roman" w:cs="B Nazanin"/>
+          <w:b w:val="0"/>
+          <w:sz w:val="26"/>
+          <w:szCs w:val="28"/>
+          <w:rtl w:val="1"/>
+        </w:rPr>
+        <w:t xml:space="preserve"> به‌دست آمدند.</w:t>
       </w:r>
     </w:p>
     <w:p>
@@ -6699,7 +11599,26 @@
           <w:szCs w:val="28"/>
           <w:rtl w:val="1"/>
         </w:rPr>
-        <w:t>پنج بذر رمزگذار بزرگ در بازه‌ی ۰٫۳۷۰ تا ۰٫۴۲۳ و پنج بذر رمزگذار پایه در بازه‌ی ۰٫۳۱۰ تا ۰٫۳۵۴ قرار گرفتند. این دو بازه هیچ همپوشانی ندارند. آزمون من-ویتنی روی این جدایی مقدار احتمال یک‌ به‌ ۲۵۲ می‌دهد.</w:t>
+        <w:t>پنج بذر رمزگذار بزرگ در بازه‌ی ۰٫۳۷۰ تا ۰٫۴۲۳ و پنج بذر رمزگذار پایه در بازه‌ی ۰٫۳۱۰ تا ۰٫۳۵۴ قرار گرفتند. این دو بازه هیچ همپوشانی ندارند. آزمون من-ویتنی</w:t>
+      </w:r>
+      <w:r>
+        <w:rPr>
+          <w:rStyle w:val="FootnoteReference"/>
+          <w:sz w:val="26"/>
+          <w:vertAlign w:val="superscript"/>
+          <w:rtl w:val="0"/>
+        </w:rPr>
+        <w:footnoteReference w:id="40"/>
+      </w:r>
+      <w:r>
+        <w:rPr>
+          <w:rFonts w:ascii="Times New Roman" w:hAnsi="Times New Roman" w:cs="B Nazanin"/>
+          <w:b w:val="0"/>
+          <w:sz w:val="26"/>
+          <w:szCs w:val="28"/>
+          <w:rtl w:val="1"/>
+        </w:rPr>
+        <w:t xml:space="preserve"> روی این جدایی مقدار احتمال یک‌ به‌ ۲۵۲ می‌دهد.</w:t>
       </w:r>
     </w:p>
     <w:p>
@@ -6804,7 +11723,26 @@
           <w:szCs w:val="28"/>
           <w:rtl w:val="1"/>
         </w:rPr>
-        <w:t>با این حال باید صریح گفت که سه ترکیب مقایسه و بهترین انتخاب شد؛ تورم انتخاب ناشی از این کار حدود ۰٫۰۵ است که از خود بهبود ۰٫۰۱۸ بزرگ‌تر است. دفاع از این انتخاب مکانیزمی است نه آماری: هر مؤلفه به‌تنهایی و به دلیلی که پیش از اجرا بیان شده بود مثبت بود.</w:t>
+        <w:t>با این حال باید صریح گفت که سه ترکیب مقایسه و بهترین انتخاب شد؛ تورم انتخاب</w:t>
+      </w:r>
+      <w:r>
+        <w:rPr>
+          <w:rStyle w:val="FootnoteReference"/>
+          <w:sz w:val="26"/>
+          <w:vertAlign w:val="superscript"/>
+          <w:rtl w:val="0"/>
+        </w:rPr>
+        <w:footnoteReference w:id="41"/>
+      </w:r>
+      <w:r>
+        <w:rPr>
+          <w:rFonts w:ascii="Times New Roman" w:hAnsi="Times New Roman" w:cs="B Nazanin"/>
+          <w:b w:val="0"/>
+          <w:sz w:val="26"/>
+          <w:szCs w:val="28"/>
+          <w:rtl w:val="1"/>
+        </w:rPr>
+        <w:t xml:space="preserve"> ناشی از این کار حدود ۰٫۰۵ است که از خود بهبود ۰٫۰۱۸ بزرگ‌تر است. دفاع از این انتخاب مکانیزمی است نه آماری: هر مؤلفه به‌تنهایی و به دلیلی که پیش از اجرا بیان شده بود مثبت بود.</w:t>
       </w:r>
     </w:p>
     <w:p>
@@ -7006,7 +11944,27 @@
                 <w:szCs w:val="26"/>
                 <w:rtl w:val="1"/>
               </w:rPr>
-              <w:t>بازه‌ی اطمینان ۹۵٪</w:t>
+              <w:t>بازه‌ی اطمینان</w:t>
+            </w:r>
+            <w:r>
+              <w:rPr>
+                <w:rStyle w:val="FootnoteReference"/>
+                <w:sz w:val="22"/>
+                <w:vertAlign w:val="superscript"/>
+                <w:rtl w:val="0"/>
+              </w:rPr>
+              <w:footnoteReference w:id="42"/>
+            </w:r>
+            <w:r>
+              <w:rPr>
+                <w:rFonts w:ascii="Times New Roman" w:hAnsi="Times New Roman" w:cs="B Nazanin"/>
+                <w:b/>
+                <w:bCs/>
+                <w:sz w:val="22"/>
+                <w:szCs w:val="26"/>
+                <w:rtl w:val="1"/>
+              </w:rPr>
+              <w:t xml:space="preserve"> ۹۵٪</w:t>
             </w:r>
           </w:p>
         </w:tc>
@@ -7033,7 +11991,7 @@
                 <w:szCs w:val="26"/>
                 <w:rtl w:val="1"/>
               </w:rPr>
-              <w:t>ماکرو F1</w:t>
+              <w:t>ماکرو اف‑یک</w:t>
             </w:r>
           </w:p>
         </w:tc>
@@ -7365,7 +12323,7 @@
           <w:szCs w:val="28"/>
           <w:rtl w:val="1"/>
         </w:rPr>
-        <w:t>نتیجه‌ی کلیدی این تحلیل آن است که اختلاف کمتر از حدود ۰٫۰۷۵ در ماکرو F1 روی این مجموعه‌ی آزمون از نوفه قابل تفکیک نیست. علت، کوچکی مجموعه‌ی آزمون است: نه کلاس از چهارده کلاس تنها هشت ویدیو دارند، بنابراین تغییر برچسب یک ویدیو، ۱۲٫۵ درصد یادآوری آن کلاس را جابه‌جا می‌کند.</w:t>
+        <w:t>نتیجه‌ی کلیدی این تحلیل آن است که اختلاف کمتر از حدود ۰٫۰۷۵ در ماکرو اف‑یک روی این مجموعه‌ی آزمون از نوفه قابل تفکیک نیست. علت، کوچکی مجموعه‌ی آزمون است: نه کلاس از چهارده کلاس تنها هشت ویدیو دارند، بنابراین تغییر برچسب یک ویدیو، ۱۲٫۵ درصد یادآوری آن کلاس را جابه‌جا می‌کند.</w:t>
       </w:r>
     </w:p>
     <w:p>
@@ -7380,7 +12338,7 @@
           <w:szCs w:val="28"/>
           <w:rtl w:val="1"/>
         </w:rPr>
-        <w:t>این کف نوفه، معیار پذیرش هر ادعای بهبود در ادامه‌ی کار است. آزمایشی که یک آموزش کامل هزینه دارد باید ماکرو F1 را بیش از ۰٫۰۷۵ جابه‌جا کند تا بتوان آن را بهبود نامید.</w:t>
+        <w:t>این کف نوفه، معیار پذیرش هر ادعای بهبود در ادامه‌ی کار است. آزمایشی که یک آموزش کامل هزینه دارد باید ماکرو اف‑یک را بیش از ۰٫۰۷۵ جابه‌جا کند تا بتوان آن را بهبود نامید.</w:t>
       </w:r>
     </w:p>
     <w:p>
@@ -7414,7 +12372,92 @@
           <w:szCs w:val="28"/>
           <w:rtl w:val="1"/>
         </w:rPr>
-        <w:t>در مجموع حدود دویست ارزیابی روی همین تقسیم آزمون انجام شد. با انحراف معیار حدود ۰٫۰۳۴ در هر ارزیابی، بیشینه‌ی مورد انتظار میان N اجرا حدود σ√‪(2 ln N)‬ بالاتر از مقدار واقعی قرار می‌گیرد.</w:t>
+        <w:t>در مجموع حدود دویست ارزیابی روی همین تقسیم آزمون انجام شد. با انحراف معیار حدود ۰٫۰۳۴ در هر ارزیابی، بیشینه‌ی مورد انتظار میان چند اجرای مستقل، به اندازه‌ی زیر بالاتر از مقدار واقعی قرار می‌گیرد.</w:t>
+      </w:r>
+    </w:p>
+    <w:tbl>
+      <w:tblPr>
+        <w:bidiVisual/>
+        <w:tblW w:type="auto" w:w="0"/>
+        <w:jc w:val="center"/>
+        <w:tblBorders>
+          <w:top w:val="none" w:sz="0" w:space="0"/>
+          <w:left w:val="none" w:sz="0" w:space="0"/>
+          <w:bottom w:val="none" w:sz="0" w:space="0"/>
+          <w:right w:val="none" w:sz="0" w:space="0"/>
+          <w:insideH w:val="none" w:sz="0" w:space="0"/>
+          <w:insideV w:val="none" w:sz="0" w:space="0"/>
+        </w:tblBorders>
+        <w:tblLook w:firstColumn="1" w:firstRow="1" w:lastColumn="0" w:lastRow="0" w:noHBand="0" w:noVBand="1" w:val="04A0"/>
+      </w:tblPr>
+      <w:tblGrid>
+        <w:gridCol w:w="7087"/>
+        <w:gridCol w:w="1417"/>
+      </w:tblGrid>
+      <w:tr>
+        <w:tc>
+          <w:tcPr>
+            <w:tcW w:type="dxa" w:w="4252"/>
+          </w:tcPr>
+          <w:p>
+            <w:pPr>
+              <w:bidi w:val="0"/>
+              <w:jc w:val="center"/>
+            </w:pPr>
+            <w:r>
+              <w:rPr>
+                <w:rFonts w:ascii="Times New Roman" w:hAnsi="Times New Roman" w:cs="B Nazanin"/>
+                <w:b w:val="0"/>
+                <w:i/>
+                <w:sz w:val="26"/>
+                <w:szCs w:val="28"/>
+                <w:rtl w:val="0"/>
+              </w:rPr>
+              <w:t>E[max] − μ ≈ σ · √(2 · ln N)</w:t>
+            </w:r>
+          </w:p>
+        </w:tc>
+        <w:tc>
+          <w:tcPr>
+            <w:tcW w:type="dxa" w:w="4252"/>
+          </w:tcPr>
+          <w:p>
+            <w:pPr>
+              <w:bidi w:val="1"/>
+              <w:jc w:val="left"/>
+            </w:pPr>
+            <w:r>
+              <w:rPr>
+                <w:rFonts w:ascii="Times New Roman" w:hAnsi="Times New Roman" w:cs="B Nazanin"/>
+                <w:b w:val="0"/>
+                <w:sz w:val="26"/>
+                <w:szCs w:val="28"/>
+                <w:rtl w:val="1"/>
+              </w:rPr>
+              <w:t>(۳-۱)</w:t>
+            </w:r>
+          </w:p>
+        </w:tc>
+      </w:tr>
+    </w:tbl>
+    <w:p>
+      <w:pPr>
+        <w:spacing w:after="120" w:line="240" w:lineRule="auto"/>
+      </w:pPr>
+    </w:p>
+    <w:p>
+      <w:pPr>
+        <w:bidi w:val="1"/>
+      </w:pPr>
+      <w:r>
+        <w:rPr>
+          <w:rFonts w:ascii="Times New Roman" w:hAnsi="Times New Roman" w:cs="B Nazanin"/>
+          <w:b w:val="0"/>
+          <w:sz w:val="26"/>
+          <w:szCs w:val="28"/>
+          <w:rtl w:val="1"/>
+        </w:rPr>
+        <w:t>که در آن N تعداد ارزیابی‌ها و σ انحراف معیار هر ارزیابی است. این رابطه می‌گوید هرچه بیشتر جستجو کنید، بهترین عددی که می‌بینید بیشتر خوش‌بینانه است، حتی اگر هیچ‌یک از پیکربندی‌ها واقعاً بهتر نباشند.</w:t>
       </w:r>
     </w:p>
     <w:p>
@@ -7827,7 +12870,7 @@
                 <w:szCs w:val="26"/>
                 <w:rtl w:val="1"/>
               </w:rPr>
-              <w:t>نمونه‌برداری سبک Kinetics</w:t>
+              <w:t>نمونه‌برداری سبک کینتیکس</w:t>
             </w:r>
           </w:p>
         </w:tc>
@@ -8182,7 +13225,7 @@
                 <w:szCs w:val="26"/>
                 <w:rtl w:val="1"/>
               </w:rPr>
-              <w:t>میانگین‌گیری بذرها برای ماکرو F1</w:t>
+              <w:t>میانگین‌گیری بذرها برای ماکرو اف‑یک</w:t>
             </w:r>
           </w:p>
         </w:tc>
@@ -8372,7 +13415,7 @@
           <w:szCs w:val="32"/>
           <w:rtl w:val="1"/>
         </w:rPr>
-        <w:t>۳-۷ تحلیل خطا</w:t>
+        <w:t>۳-۷ هزینه‌ی محاسباتی</w:t>
       </w:r>
     </w:p>
     <w:p>
@@ -8388,8 +13431,515 @@
           <w:szCs w:val="28"/>
           <w:rtl w:val="1"/>
         </w:rPr>
-        <w:t>دو خطای غالب باقی‌مانده، اشتباه گرفتن دزدی از مغازه با سرقت و اشتباه گرفتن سرقت از منزل با سرقت است. بررسی نشان داد این مشکل از توصیف‌های متنی کلاس‌ها نمی‌آید، زیرا این جفت‌ها در فضای متن به‌خوبی از هم جدا هستند.</w:t>
-      </w:r>
+        <w:t>جدول زیر هزینه‌ی واقعی اجرای پیکربندی نهایی را نشان می‌دهد. تفکیک میان مرحله‌ی یک‌باره و مرحله‌ی تکرارشونده، همان چیزی است که در فصل دوم به عنوان مهم‌ترین تصمیم پروژه معرفی شد.</w:t>
+      </w:r>
+    </w:p>
+    <w:p>
+      <w:pPr>
+        <w:pStyle w:val="TableTitle*"/>
+        <w:bidi w:val="1"/>
+      </w:pPr>
+      <w:r>
+        <w:rPr>
+          <w:rFonts w:ascii="Times New Roman" w:hAnsi="Times New Roman" w:cs="B Nazanin"/>
+          <w:b/>
+          <w:bCs/>
+          <w:sz w:val="24"/>
+          <w:szCs w:val="26"/>
+          <w:rtl w:val="1"/>
+        </w:rPr>
+        <w:t>جدول ۳-۷  هزینه‌ی زمانی مراحل مختلف</w:t>
+      </w:r>
+    </w:p>
+    <w:tbl>
+      <w:tblPr>
+        <w:tblStyle w:val="TableGrid"/>
+        <w:bidiVisual/>
+        <w:tblW w:type="auto" w:w="0"/>
+        <w:jc w:val="center"/>
+        <w:tblLayout w:type="autofit"/>
+        <w:tblLook w:firstColumn="1" w:firstRow="1" w:lastColumn="0" w:lastRow="0" w:noHBand="0" w:noVBand="1" w:val="04A0"/>
+      </w:tblPr>
+      <w:tblGrid>
+        <w:gridCol w:w="2126"/>
+        <w:gridCol w:w="2126"/>
+        <w:gridCol w:w="2126"/>
+        <w:gridCol w:w="2126"/>
+      </w:tblGrid>
+      <w:tr>
+        <w:trPr>
+          <w:tblHeader/>
+        </w:trPr>
+        <w:tc>
+          <w:tcPr>
+            <w:tcW w:type="dxa" w:w="2126"/>
+          </w:tcPr>
+          <w:p>
+            <w:pPr>
+              <w:pStyle w:val="ThesisTableText"/>
+              <w:bidi w:val="1"/>
+              <w:jc w:val="center"/>
+            </w:pPr>
+            <w:r>
+              <w:rPr>
+                <w:rFonts w:ascii="Times New Roman" w:hAnsi="Times New Roman" w:cs="B Nazanin"/>
+                <w:b/>
+                <w:bCs/>
+                <w:sz w:val="22"/>
+                <w:szCs w:val="26"/>
+                <w:rtl w:val="1"/>
+              </w:rPr>
+              <w:t>مرحله</w:t>
+            </w:r>
+          </w:p>
+        </w:tc>
+        <w:tc>
+          <w:tcPr>
+            <w:tcW w:type="dxa" w:w="2126"/>
+          </w:tcPr>
+          <w:p>
+            <w:pPr>
+              <w:pStyle w:val="ThesisTableText"/>
+              <w:bidi w:val="1"/>
+              <w:jc w:val="center"/>
+            </w:pPr>
+            <w:r>
+              <w:rPr>
+                <w:rFonts w:ascii="Times New Roman" w:hAnsi="Times New Roman" w:cs="B Nazanin"/>
+                <w:b/>
+                <w:bCs/>
+                <w:sz w:val="22"/>
+                <w:szCs w:val="26"/>
+                <w:rtl w:val="1"/>
+              </w:rPr>
+              <w:t>سخت‌افزار</w:t>
+            </w:r>
+          </w:p>
+        </w:tc>
+        <w:tc>
+          <w:tcPr>
+            <w:tcW w:type="dxa" w:w="2126"/>
+          </w:tcPr>
+          <w:p>
+            <w:pPr>
+              <w:pStyle w:val="ThesisTableText"/>
+              <w:bidi w:val="1"/>
+              <w:jc w:val="center"/>
+            </w:pPr>
+            <w:r>
+              <w:rPr>
+                <w:rFonts w:ascii="Times New Roman" w:hAnsi="Times New Roman" w:cs="B Nazanin"/>
+                <w:b/>
+                <w:bCs/>
+                <w:sz w:val="22"/>
+                <w:szCs w:val="26"/>
+                <w:rtl w:val="1"/>
+              </w:rPr>
+              <w:t>زمان</w:t>
+            </w:r>
+          </w:p>
+        </w:tc>
+        <w:tc>
+          <w:tcPr>
+            <w:tcW w:type="dxa" w:w="2126"/>
+          </w:tcPr>
+          <w:p>
+            <w:pPr>
+              <w:pStyle w:val="ThesisTableText"/>
+              <w:bidi w:val="1"/>
+              <w:jc w:val="center"/>
+            </w:pPr>
+            <w:r>
+              <w:rPr>
+                <w:rFonts w:ascii="Times New Roman" w:hAnsi="Times New Roman" w:cs="B Nazanin"/>
+                <w:b/>
+                <w:bCs/>
+                <w:sz w:val="22"/>
+                <w:szCs w:val="26"/>
+                <w:rtl w:val="1"/>
+              </w:rPr>
+              <w:t>تکرار</w:t>
+            </w:r>
+          </w:p>
+        </w:tc>
+      </w:tr>
+      <w:tr>
+        <w:trPr>
+          <w:cantSplit/>
+        </w:trPr>
+        <w:tc>
+          <w:tcPr>
+            <w:tcW w:type="dxa" w:w="2126"/>
+          </w:tcPr>
+          <w:p>
+            <w:pPr>
+              <w:pStyle w:val="ThesisTableText"/>
+              <w:bidi w:val="1"/>
+              <w:jc w:val="center"/>
+            </w:pPr>
+            <w:r>
+              <w:rPr>
+                <w:rFonts w:ascii="Times New Roman" w:hAnsi="Times New Roman" w:cs="B Nazanin"/>
+                <w:b w:val="0"/>
+                <w:sz w:val="22"/>
+                <w:szCs w:val="26"/>
+                <w:rtl w:val="1"/>
+              </w:rPr>
+              <w:t>استخراج ویژگی با نسخه‌ی بزرگ</w:t>
+            </w:r>
+          </w:p>
+        </w:tc>
+        <w:tc>
+          <w:tcPr>
+            <w:tcW w:type="dxa" w:w="2126"/>
+          </w:tcPr>
+          <w:p>
+            <w:pPr>
+              <w:pStyle w:val="ThesisTableText"/>
+              <w:bidi w:val="1"/>
+              <w:jc w:val="center"/>
+            </w:pPr>
+            <w:r>
+              <w:rPr>
+                <w:rFonts w:ascii="Times New Roman" w:hAnsi="Times New Roman" w:cs="B Nazanin"/>
+                <w:b w:val="0"/>
+                <w:sz w:val="22"/>
+                <w:szCs w:val="26"/>
+                <w:rtl w:val="1"/>
+              </w:rPr>
+              <w:t>کارت گرافیک</w:t>
+            </w:r>
+          </w:p>
+        </w:tc>
+        <w:tc>
+          <w:tcPr>
+            <w:tcW w:type="dxa" w:w="2126"/>
+          </w:tcPr>
+          <w:p>
+            <w:pPr>
+              <w:pStyle w:val="ThesisTableText"/>
+              <w:bidi w:val="1"/>
+              <w:jc w:val="center"/>
+            </w:pPr>
+            <w:r>
+              <w:rPr>
+                <w:rFonts w:ascii="Times New Roman" w:hAnsi="Times New Roman" w:cs="B Nazanin"/>
+                <w:b w:val="0"/>
+                <w:sz w:val="22"/>
+                <w:szCs w:val="26"/>
+                <w:rtl w:val="1"/>
+              </w:rPr>
+              <w:t>حدود ۱۵۰ دقیقه</w:t>
+            </w:r>
+          </w:p>
+        </w:tc>
+        <w:tc>
+          <w:tcPr>
+            <w:tcW w:type="dxa" w:w="2126"/>
+          </w:tcPr>
+          <w:p>
+            <w:pPr>
+              <w:pStyle w:val="ThesisTableText"/>
+              <w:bidi w:val="1"/>
+              <w:jc w:val="center"/>
+            </w:pPr>
+            <w:r>
+              <w:rPr>
+                <w:rFonts w:ascii="Times New Roman" w:hAnsi="Times New Roman" w:cs="B Nazanin"/>
+                <w:b w:val="0"/>
+                <w:sz w:val="22"/>
+                <w:szCs w:val="26"/>
+                <w:rtl w:val="1"/>
+              </w:rPr>
+              <w:t>یک بار</w:t>
+            </w:r>
+          </w:p>
+        </w:tc>
+      </w:tr>
+      <w:tr>
+        <w:trPr>
+          <w:cantSplit/>
+        </w:trPr>
+        <w:tc>
+          <w:tcPr>
+            <w:tcW w:type="dxa" w:w="2126"/>
+          </w:tcPr>
+          <w:p>
+            <w:pPr>
+              <w:pStyle w:val="ThesisTableText"/>
+              <w:bidi w:val="1"/>
+              <w:jc w:val="center"/>
+            </w:pPr>
+            <w:r>
+              <w:rPr>
+                <w:rFonts w:ascii="Times New Roman" w:hAnsi="Times New Roman" w:cs="B Nazanin"/>
+                <w:b w:val="0"/>
+                <w:sz w:val="22"/>
+                <w:szCs w:val="26"/>
+                <w:rtl w:val="1"/>
+              </w:rPr>
+              <w:t>آموزش پنج سر طبقه‌بند</w:t>
+            </w:r>
+          </w:p>
+        </w:tc>
+        <w:tc>
+          <w:tcPr>
+            <w:tcW w:type="dxa" w:w="2126"/>
+          </w:tcPr>
+          <w:p>
+            <w:pPr>
+              <w:pStyle w:val="ThesisTableText"/>
+              <w:bidi w:val="1"/>
+              <w:jc w:val="center"/>
+            </w:pPr>
+            <w:r>
+              <w:rPr>
+                <w:rFonts w:ascii="Times New Roman" w:hAnsi="Times New Roman" w:cs="B Nazanin"/>
+                <w:b w:val="0"/>
+                <w:sz w:val="22"/>
+                <w:szCs w:val="26"/>
+                <w:rtl w:val="1"/>
+              </w:rPr>
+              <w:t>کارت گرافیک</w:t>
+            </w:r>
+          </w:p>
+        </w:tc>
+        <w:tc>
+          <w:tcPr>
+            <w:tcW w:type="dxa" w:w="2126"/>
+          </w:tcPr>
+          <w:p>
+            <w:pPr>
+              <w:pStyle w:val="ThesisTableText"/>
+              <w:bidi w:val="1"/>
+              <w:jc w:val="center"/>
+            </w:pPr>
+            <w:r>
+              <w:rPr>
+                <w:rFonts w:ascii="Times New Roman" w:hAnsi="Times New Roman" w:cs="B Nazanin"/>
+                <w:b w:val="0"/>
+                <w:sz w:val="22"/>
+                <w:szCs w:val="26"/>
+                <w:rtl w:val="1"/>
+              </w:rPr>
+              <w:t>حدود ۸۰ ثانیه</w:t>
+            </w:r>
+          </w:p>
+        </w:tc>
+        <w:tc>
+          <w:tcPr>
+            <w:tcW w:type="dxa" w:w="2126"/>
+          </w:tcPr>
+          <w:p>
+            <w:pPr>
+              <w:pStyle w:val="ThesisTableText"/>
+              <w:bidi w:val="1"/>
+              <w:jc w:val="center"/>
+            </w:pPr>
+            <w:r>
+              <w:rPr>
+                <w:rFonts w:ascii="Times New Roman" w:hAnsi="Times New Roman" w:cs="B Nazanin"/>
+                <w:b w:val="0"/>
+                <w:sz w:val="22"/>
+                <w:szCs w:val="26"/>
+                <w:rtl w:val="1"/>
+              </w:rPr>
+              <w:t>هر پیکربندی</w:t>
+            </w:r>
+          </w:p>
+        </w:tc>
+      </w:tr>
+      <w:tr>
+        <w:trPr>
+          <w:cantSplit/>
+        </w:trPr>
+        <w:tc>
+          <w:tcPr>
+            <w:tcW w:type="dxa" w:w="2126"/>
+          </w:tcPr>
+          <w:p>
+            <w:pPr>
+              <w:pStyle w:val="ThesisTableText"/>
+              <w:bidi w:val="1"/>
+              <w:jc w:val="center"/>
+            </w:pPr>
+            <w:r>
+              <w:rPr>
+                <w:rFonts w:ascii="Times New Roman" w:hAnsi="Times New Roman" w:cs="B Nazanin"/>
+                <w:b w:val="0"/>
+                <w:sz w:val="22"/>
+                <w:szCs w:val="26"/>
+                <w:rtl w:val="1"/>
+              </w:rPr>
+              <w:t>آموزش پنج سر طبقه‌بند</w:t>
+            </w:r>
+          </w:p>
+        </w:tc>
+        <w:tc>
+          <w:tcPr>
+            <w:tcW w:type="dxa" w:w="2126"/>
+          </w:tcPr>
+          <w:p>
+            <w:pPr>
+              <w:pStyle w:val="ThesisTableText"/>
+              <w:bidi w:val="1"/>
+              <w:jc w:val="center"/>
+            </w:pPr>
+            <w:r>
+              <w:rPr>
+                <w:rFonts w:ascii="Times New Roman" w:hAnsi="Times New Roman" w:cs="B Nazanin"/>
+                <w:b w:val="0"/>
+                <w:sz w:val="22"/>
+                <w:szCs w:val="26"/>
+                <w:rtl w:val="1"/>
+              </w:rPr>
+              <w:t>پردازنده</w:t>
+            </w:r>
+          </w:p>
+        </w:tc>
+        <w:tc>
+          <w:tcPr>
+            <w:tcW w:type="dxa" w:w="2126"/>
+          </w:tcPr>
+          <w:p>
+            <w:pPr>
+              <w:pStyle w:val="ThesisTableText"/>
+              <w:bidi w:val="1"/>
+              <w:jc w:val="center"/>
+            </w:pPr>
+            <w:r>
+              <w:rPr>
+                <w:rFonts w:ascii="Times New Roman" w:hAnsi="Times New Roman" w:cs="B Nazanin"/>
+                <w:b w:val="0"/>
+                <w:sz w:val="22"/>
+                <w:szCs w:val="26"/>
+                <w:rtl w:val="1"/>
+              </w:rPr>
+              <w:t>حدود ۸۵ دقیقه</w:t>
+            </w:r>
+          </w:p>
+        </w:tc>
+        <w:tc>
+          <w:tcPr>
+            <w:tcW w:type="dxa" w:w="2126"/>
+          </w:tcPr>
+          <w:p>
+            <w:pPr>
+              <w:pStyle w:val="ThesisTableText"/>
+              <w:bidi w:val="1"/>
+              <w:jc w:val="center"/>
+            </w:pPr>
+            <w:r>
+              <w:rPr>
+                <w:rFonts w:ascii="Times New Roman" w:hAnsi="Times New Roman" w:cs="B Nazanin"/>
+                <w:b w:val="0"/>
+                <w:sz w:val="22"/>
+                <w:szCs w:val="26"/>
+                <w:rtl w:val="1"/>
+              </w:rPr>
+              <w:t>هر پیکربندی</w:t>
+            </w:r>
+          </w:p>
+        </w:tc>
+      </w:tr>
+      <w:tr>
+        <w:trPr>
+          <w:cantSplit/>
+        </w:trPr>
+        <w:tc>
+          <w:tcPr>
+            <w:tcW w:type="dxa" w:w="2126"/>
+          </w:tcPr>
+          <w:p>
+            <w:pPr>
+              <w:pStyle w:val="ThesisTableText"/>
+              <w:bidi w:val="1"/>
+              <w:jc w:val="center"/>
+            </w:pPr>
+            <w:r>
+              <w:rPr>
+                <w:rFonts w:ascii="Times New Roman" w:hAnsi="Times New Roman" w:cs="B Nazanin"/>
+                <w:b w:val="0"/>
+                <w:sz w:val="22"/>
+                <w:szCs w:val="26"/>
+                <w:rtl w:val="1"/>
+              </w:rPr>
+              <w:t>ارزیابی و محاسبه‌ی معیارها</w:t>
+            </w:r>
+          </w:p>
+        </w:tc>
+        <w:tc>
+          <w:tcPr>
+            <w:tcW w:type="dxa" w:w="2126"/>
+          </w:tcPr>
+          <w:p>
+            <w:pPr>
+              <w:pStyle w:val="ThesisTableText"/>
+              <w:bidi w:val="1"/>
+              <w:jc w:val="center"/>
+            </w:pPr>
+            <w:r>
+              <w:rPr>
+                <w:rFonts w:ascii="Times New Roman" w:hAnsi="Times New Roman" w:cs="B Nazanin"/>
+                <w:b w:val="0"/>
+                <w:sz w:val="22"/>
+                <w:szCs w:val="26"/>
+                <w:rtl w:val="1"/>
+              </w:rPr>
+              <w:t>پردازنده</w:t>
+            </w:r>
+          </w:p>
+        </w:tc>
+        <w:tc>
+          <w:tcPr>
+            <w:tcW w:type="dxa" w:w="2126"/>
+          </w:tcPr>
+          <w:p>
+            <w:pPr>
+              <w:pStyle w:val="ThesisTableText"/>
+              <w:bidi w:val="1"/>
+              <w:jc w:val="center"/>
+            </w:pPr>
+            <w:r>
+              <w:rPr>
+                <w:rFonts w:ascii="Times New Roman" w:hAnsi="Times New Roman" w:cs="B Nazanin"/>
+                <w:b w:val="0"/>
+                <w:sz w:val="22"/>
+                <w:szCs w:val="26"/>
+                <w:rtl w:val="1"/>
+              </w:rPr>
+              <w:t>چند ثانیه</w:t>
+            </w:r>
+          </w:p>
+        </w:tc>
+        <w:tc>
+          <w:tcPr>
+            <w:tcW w:type="dxa" w:w="2126"/>
+          </w:tcPr>
+          <w:p>
+            <w:pPr>
+              <w:pStyle w:val="ThesisTableText"/>
+              <w:bidi w:val="1"/>
+              <w:jc w:val="center"/>
+            </w:pPr>
+            <w:r>
+              <w:rPr>
+                <w:rFonts w:ascii="Times New Roman" w:hAnsi="Times New Roman" w:cs="B Nazanin"/>
+                <w:b w:val="0"/>
+                <w:sz w:val="22"/>
+                <w:szCs w:val="26"/>
+                <w:rtl w:val="1"/>
+              </w:rPr>
+              <w:t>هر پیکربندی</w:t>
+            </w:r>
+          </w:p>
+        </w:tc>
+      </w:tr>
+    </w:tbl>
+    <w:p>
+      <w:pPr>
+        <w:spacing w:after="360" w:line="240" w:lineRule="auto"/>
+      </w:pPr>
     </w:p>
     <w:p>
       <w:pPr>
@@ -8403,7 +13953,37 @@
           <w:szCs w:val="28"/>
           <w:rtl w:val="1"/>
         </w:rPr>
-        <w:t>مسئله بصری است: تصویر ۲۲۴ پیکسلی از یک مغازه، شواهد کافی برای تفکیک یک دزد از یک سارق مسلح در همان مغازه ندارد. بازنویسی توصیف‌ها با هدف دور کردن آن‌ها از یکدیگر نیز اندازه‌گیری شد و نتیجه را بدتر کرد.</w:t>
+        <w:t>نسبت میان دو سطر میانی حدود شصت‌وچهار برابر است. اجرای روی پردازنده نتیجه‌ی یکسانی می‌دهد و تنها کندتر است، ولی همین تفاوت تعیین می‌کند که آیا آزمودن دویست پیکربندی ممکن است یا نه.</w:t>
+      </w:r>
+    </w:p>
+    <w:p>
+      <w:pPr>
+        <w:bidi w:val="1"/>
+      </w:pPr>
+      <w:r>
+        <w:rPr>
+          <w:rFonts w:ascii="Times New Roman" w:hAnsi="Times New Roman" w:cs="B Nazanin"/>
+          <w:b w:val="0"/>
+          <w:sz w:val="26"/>
+          <w:szCs w:val="28"/>
+          <w:rtl w:val="1"/>
+        </w:rPr>
+        <w:t>حجم ویژگی‌های ذخیره‌شده برای کل مجموعه حدود ۹۳ مگابایت است. این عدد را باید با حجم ویدیوهای خام سنجید که چند ده گیگابایت است. فشرده‌سازی حاصل، هم ذخیره‌سازی را ممکن می‌کند و هم خواندن از دیسک را از گلوگاه خارج می‌سازد.</w:t>
+      </w:r>
+    </w:p>
+    <w:p>
+      <w:pPr>
+        <w:bidi w:val="1"/>
+      </w:pPr>
+      <w:r>
+        <w:rPr>
+          <w:rFonts w:ascii="Times New Roman" w:hAnsi="Times New Roman" w:cs="B Nazanin"/>
+          <w:b w:val="0"/>
+          <w:sz w:val="26"/>
+          <w:szCs w:val="28"/>
+          <w:rtl w:val="1"/>
+        </w:rPr>
+        <w:t>یک پیامد عملی این ساختار آنکه آموزش سر طبقه‌بند به کارت گرافیک نیاز ندارد. تنها مرحله‌ی استخراج ویژگی است که بدون شتاب‌دهنده عملاً ناممکن می‌شود، و آن مرحله تنها یک بار اجرا می‌گردد.</w:t>
       </w:r>
     </w:p>
     <w:p>
@@ -8421,7 +14001,7 @@
           <w:szCs w:val="32"/>
           <w:rtl w:val="1"/>
         </w:rPr>
-        <w:t>۳-۸ چرا برخی کلاس‌ها امتیاز صفر می‌گیرند</w:t>
+        <w:t>۳-۸ تحلیل خطا</w:t>
       </w:r>
     </w:p>
     <w:p>
@@ -8437,14 +14017,12 @@
           <w:szCs w:val="28"/>
           <w:rtl w:val="1"/>
         </w:rPr>
-        <w:t>در پیکربندی نهایی دو کلاس امتیاز F1 صفر دارند. این پدیده ذاتی این وضعیت است و نه لزوماً نشانه‌ی اشکال.</w:t>
-      </w:r>
-    </w:p>
-    <w:p>
-      <w:pPr>
-        <w:pStyle w:val="ThesisBullet"/>
+        <w:t>دو خطای غالب باقی‌مانده، اشتباه گرفتن دزدی از مغازه با سرقت و اشتباه گرفتن سرقت از منزل با سرقت است. بررسی نشان داد این مشکل از توصیف‌های متنی کلاس‌ها نمی‌آید، زیرا این جفت‌ها در فضای متن به‌خوبی از هم جدا هستند.</w:t>
+      </w:r>
+    </w:p>
+    <w:p>
+      <w:pPr>
         <w:bidi w:val="1"/>
-        <w:ind w:right="510"/>
       </w:pPr>
       <w:r>
         <w:rPr>
@@ -8454,14 +14032,31 @@
           <w:szCs w:val="28"/>
           <w:rtl w:val="1"/>
         </w:rPr>
-        <w:t>۱. کلاس‌های کمیاب در مجموعه‌ی آزمون تنها هشت ویدیو یا کمتر دارند؛ کلاس سوءاستفاده تنها دو ویدیو دارد.</w:t>
-      </w:r>
-    </w:p>
-    <w:p>
-      <w:pPr>
-        <w:pStyle w:val="ThesisBullet"/>
+        <w:t>مسئله بصری است: تصویر ۲۲۴ پیکسلی از یک مغازه، شواهد کافی برای تفکیک یک دزد از یک سارق مسلح در همان مغازه ندارد. بازنویسی توصیف‌ها با هدف دور کردن آن‌ها از یکدیگر نیز اندازه‌گیری شد و نتیجه را بدتر کرد.</w:t>
+      </w:r>
+    </w:p>
+    <w:p>
+      <w:pPr>
+        <w:pStyle w:val="Heading2"/>
         <w:bidi w:val="1"/>
-        <w:ind w:right="510"/>
+        <w:jc w:val="right"/>
+      </w:pPr>
+      <w:r>
+        <w:rPr>
+          <w:rFonts w:ascii="Times New Roman" w:hAnsi="Times New Roman" w:cs="B Nazanin"/>
+          <w:b/>
+          <w:bCs/>
+          <w:sz w:val="28"/>
+          <w:szCs w:val="32"/>
+          <w:rtl w:val="1"/>
+        </w:rPr>
+        <w:t>۳-۹ چرا برخی کلاس‌ها امتیاز صفر می‌گیرند</w:t>
+      </w:r>
+    </w:p>
+    <w:p>
+      <w:pPr>
+        <w:bidi w:val="1"/>
+        <w:ind w:firstLine="283"/>
       </w:pPr>
       <w:r>
         <w:rPr>
@@ -8471,7 +14066,7 @@
           <w:szCs w:val="28"/>
           <w:rtl w:val="1"/>
         </w:rPr>
-        <w:t>۲. برای گرفتن F1 غیرصفر، مدل باید دست‌کم یکی از آن‌ها را درست تشخیص دهد؛ در غیر این صورت امتیاز دقیقاً صفر می‌شود، نه عددی کوچک.</w:t>
+        <w:t>در پیکربندی نهایی دو کلاس امتیاز اف‑یک صفر دارند. این پدیده ذاتی این وضعیت است و نه لزوماً نشانه‌ی اشکال.</w:t>
       </w:r>
     </w:p>
     <w:p>
@@ -8488,12 +14083,14 @@
           <w:szCs w:val="28"/>
           <w:rtl w:val="1"/>
         </w:rPr>
-        <w:t>۳. هر کلاس صفر، حدود یک چهاردهم از ماکرو F1 را حذف می‌کند؛ دو کلاس صفر به تنهایی حدود ۰٫۰۵ از عدد نهایی می‌کاهد.</w:t>
-      </w:r>
-    </w:p>
-    <w:p>
-      <w:pPr>
+        <w:t>۱. کلاس‌های کمیاب در مجموعه‌ی آزمون تنها هشت ویدیو یا کمتر دارند؛ کلاس سوءاستفاده تنها دو ویدیو دارد.</w:t>
+      </w:r>
+    </w:p>
+    <w:p>
+      <w:pPr>
+        <w:pStyle w:val="ThesisBullet"/>
         <w:bidi w:val="1"/>
+        <w:ind w:right="510"/>
       </w:pPr>
       <w:r>
         <w:rPr>
@@ -8503,12 +14100,14 @@
           <w:szCs w:val="28"/>
           <w:rtl w:val="1"/>
         </w:rPr>
-        <w:t>همین عدد ۰٫۰۵ توضیح می‌دهد چرا اجراهای مختلف ممکن است اعدادی مانند ۰٫۳۸ یا ۰٫۴۳ بدهند: تفاوت آن‌ها در این است که کدام کلاس‌ها در آن اجرا به صفر افتاده‌اند، و این اختلاف درون کف نوفه‌ی ۰٫۰۷۵ قرار می‌گیرد.</w:t>
-      </w:r>
-    </w:p>
-    <w:p>
-      <w:pPr>
+        <w:t>۲. برای گرفتن اف‑یک غیرصفر، مدل باید دست‌کم یکی از آن‌ها را درست تشخیص دهد؛ در غیر این صورت امتیاز دقیقاً صفر می‌شود، نه عددی کوچک.</w:t>
+      </w:r>
+    </w:p>
+    <w:p>
+      <w:pPr>
+        <w:pStyle w:val="ThesisBullet"/>
         <w:bidi w:val="1"/>
+        <w:ind w:right="510"/>
       </w:pPr>
       <w:r>
         <w:rPr>
@@ -8518,7 +14117,37 @@
           <w:szCs w:val="28"/>
           <w:rtl w:val="1"/>
         </w:rPr>
-        <w:t>بنابراین عبور از حدود ۰٫۴۵ مسئله‌ی تنظیم ابرپارامتر نیست. تا زمانی که هفت کلاس از چهارده کلاس پنج ویدیوی آزمون یا کمتر داشته باشند، ماکرو F1 سهم قابل توجهی نوفه‌ی نزدیک به دودویی در خود دارد.</w:t>
+        <w:t>۳. هر کلاس صفر، حدود یک چهاردهم از ماکرو اف‑یک را حذف می‌کند؛ دو کلاس صفر به تنهایی حدود ۰٫۰۵ از عدد نهایی می‌کاهد.</w:t>
+      </w:r>
+    </w:p>
+    <w:p>
+      <w:pPr>
+        <w:bidi w:val="1"/>
+      </w:pPr>
+      <w:r>
+        <w:rPr>
+          <w:rFonts w:ascii="Times New Roman" w:hAnsi="Times New Roman" w:cs="B Nazanin"/>
+          <w:b w:val="0"/>
+          <w:sz w:val="26"/>
+          <w:szCs w:val="28"/>
+          <w:rtl w:val="1"/>
+        </w:rPr>
+        <w:t>همین عدد ۰٫۰۵ توضیح می‌دهد چرا اجراهای مختلف ممکن است اعدادی مانند ۰٫۳۸ یا ۰٫۴۳ بدهند: تفاوت آن‌ها در این است که کدام کلاس‌ها در آن اجرا به صفر افتاده‌اند، و این اختلاف درون کف نوفه‌ی ۰٫۰۷۵ قرار می‌گیرد.</w:t>
+      </w:r>
+    </w:p>
+    <w:p>
+      <w:pPr>
+        <w:bidi w:val="1"/>
+      </w:pPr>
+      <w:r>
+        <w:rPr>
+          <w:rFonts w:ascii="Times New Roman" w:hAnsi="Times New Roman" w:cs="B Nazanin"/>
+          <w:b w:val="0"/>
+          <w:sz w:val="26"/>
+          <w:szCs w:val="28"/>
+          <w:rtl w:val="1"/>
+        </w:rPr>
+        <w:t>بنابراین عبور از حدود ۰٫۴۵ مسئله‌ی تنظیم ابرپارامتر نیست. تا زمانی که هفت کلاس از چهارده کلاس پنج ویدیوی آزمون یا کمتر داشته باشند، ماکرو اف‑یک سهم قابل توجهی نوفه‌ی نزدیک به دودویی در خود دارد.</w:t>
       </w:r>
     </w:p>
     <w:p>
@@ -8646,7 +14275,7 @@
           <w:szCs w:val="28"/>
           <w:rtl w:val="1"/>
         </w:rPr>
-        <w:t>این پروژه یک سامانه‌ی تشخیص ناهنجاری دودویی را به سامانه‌ای چهارده‌کلاسه تبدیل کرد. ماکرو F1 از ۰٫۳۰۴۹ در خط پایه به ۰٫۴۲۹۸ در پیکربندی نهایی رسید، با صحت چندکلاسه ۰٫۶۸۹۷ و صحت نوع ناهنجاری ۰٫۵۰۰۰.</w:t>
+        <w:t>این پروژه یک سامانه‌ی تشخیص ناهنجاری دودویی را به سامانه‌ای چهارده‌کلاسه تبدیل کرد. ماکرو اف‑یک از ۰٫۳۰۴۹ در خط پایه به ۰٫۴۲۹۸ در پیکربندی نهایی رسید، با صحت چندکلاسه ۰٫۶۸۹۷ و صحت نوع ناهنجاری ۰٫۵۰۰۰.</w:t>
       </w:r>
     </w:p>
     <w:p>
@@ -8947,7 +14576,137 @@
           <w:szCs w:val="32"/>
           <w:rtl w:val="1"/>
         </w:rPr>
-        <w:t>۴-۴ سخن پایانی</w:t>
+        <w:t>۴-۴ تکرارپذیری نتایج</w:t>
+      </w:r>
+    </w:p>
+    <w:p>
+      <w:pPr>
+        <w:bidi w:val="1"/>
+        <w:ind w:firstLine="283"/>
+      </w:pPr>
+      <w:r>
+        <w:rPr>
+          <w:rFonts w:ascii="Times New Roman" w:hAnsi="Times New Roman" w:cs="B Nazanin"/>
+          <w:b w:val="0"/>
+          <w:sz w:val="26"/>
+          <w:szCs w:val="28"/>
+          <w:rtl w:val="1"/>
+        </w:rPr>
+        <w:t>همه‌ی اعداد این گزارش از اجرای مستقیم کد پروژه به دست آمده‌اند و بازتولید آن‌ها نیازمند سه چیز است.</w:t>
+      </w:r>
+    </w:p>
+    <w:p>
+      <w:pPr>
+        <w:pStyle w:val="ThesisBullet"/>
+        <w:bidi w:val="1"/>
+        <w:ind w:right="510"/>
+      </w:pPr>
+      <w:r>
+        <w:rPr>
+          <w:rFonts w:ascii="Times New Roman" w:hAnsi="Times New Roman" w:cs="B Nazanin"/>
+          <w:b w:val="0"/>
+          <w:sz w:val="26"/>
+          <w:szCs w:val="28"/>
+          <w:rtl w:val="1"/>
+        </w:rPr>
+        <w:t>۱. مجموعه‌ی داده با تقسیم استاندارد آن، یعنی ۱۶۱۰ ویدیوی آموزش و ۲۹۰ ویدیوی آزمون. تقسیم دلخواه، اعداد را با آنچه اینجا آمده قابل مقایسه نمی‌کند.</w:t>
+      </w:r>
+    </w:p>
+    <w:p>
+      <w:pPr>
+        <w:pStyle w:val="ThesisBullet"/>
+        <w:bidi w:val="1"/>
+        <w:ind w:right="510"/>
+      </w:pPr>
+      <w:r>
+        <w:rPr>
+          <w:rFonts w:ascii="Times New Roman" w:hAnsi="Times New Roman" w:cs="B Nazanin"/>
+          <w:b w:val="0"/>
+          <w:sz w:val="26"/>
+          <w:szCs w:val="28"/>
+          <w:rtl w:val="1"/>
+        </w:rPr>
+        <w:t>۲. ویژگی‌های استخراج‌شده با نسخه‌ی بزرگ رمزگذار. درستی این مرحله را می‌توان از شکل آرایه‌ی خروجی بررسی کرد که باید شانزده در ۱۰۲۴ باشد.</w:t>
+      </w:r>
+    </w:p>
+    <w:p>
+      <w:pPr>
+        <w:pStyle w:val="ThesisBullet"/>
+        <w:bidi w:val="1"/>
+        <w:ind w:right="510"/>
+      </w:pPr>
+      <w:r>
+        <w:rPr>
+          <w:rFonts w:ascii="Times New Roman" w:hAnsi="Times New Roman" w:cs="B Nazanin"/>
+          <w:b w:val="0"/>
+          <w:sz w:val="26"/>
+          <w:szCs w:val="28"/>
+          <w:rtl w:val="1"/>
+        </w:rPr>
+        <w:t>۳. همان ابرپارامترهایی که در جدول ۳-۱ آمده‌اند، همراه با بذرهای تثبیت‌شده.</w:t>
+      </w:r>
+    </w:p>
+    <w:p>
+      <w:pPr>
+        <w:bidi w:val="1"/>
+      </w:pPr>
+      <w:r>
+        <w:rPr>
+          <w:rFonts w:ascii="Times New Roman" w:hAnsi="Times New Roman" w:cs="B Nazanin"/>
+          <w:b w:val="0"/>
+          <w:sz w:val="26"/>
+          <w:szCs w:val="28"/>
+          <w:rtl w:val="1"/>
+        </w:rPr>
+        <w:t>برنامه‌ی آموزش، پیش از شروع کار، تعداد ویدیوهای هر مجموعه، تعداد ویدیوهای بدون ویژگی، شکل آرایه‌ها، وزن هر کلاس و دامنه‌ی جابه‌جایی لاجیت را چاپ می‌کند. این خروجی نقش یک سیاهه‌ی بازبینی را دارد: اگر تعداد ویدیوهای بدون ویژگی صفر نباشد، بخشی از داده بی‌سروصدا کنار گذاشته شده و عدد نهایی معنای دیگری خواهد داشت.</w:t>
+      </w:r>
+    </w:p>
+    <w:p>
+      <w:pPr>
+        <w:bidi w:val="1"/>
+      </w:pPr>
+      <w:r>
+        <w:rPr>
+          <w:rFonts w:ascii="Times New Roman" w:hAnsi="Times New Roman" w:cs="B Nazanin"/>
+          <w:b w:val="0"/>
+          <w:sz w:val="26"/>
+          <w:szCs w:val="28"/>
+          <w:rtl w:val="1"/>
+        </w:rPr>
+        <w:t>در پایان اجرا، احتمال‌های خام هر ویدیو در یک فایل ذخیره می‌شود. تحلیل‌های بعدی مانند محاسبه‌ی بازه‌های اطمینان و ماتریس درهم‌ریختگی از همین فایل می‌خوانند و نیازی به آموزش دوباره ندارند. این جداسازی، هزینه‌ی تحلیل را از هزینه‌ی آموزش مستقل می‌کند.</w:t>
+      </w:r>
+    </w:p>
+    <w:p>
+      <w:pPr>
+        <w:bidi w:val="1"/>
+      </w:pPr>
+      <w:r>
+        <w:rPr>
+          <w:rFonts w:ascii="Times New Roman" w:hAnsi="Times New Roman" w:cs="B Nazanin"/>
+          <w:b w:val="0"/>
+          <w:sz w:val="26"/>
+          <w:szCs w:val="28"/>
+          <w:rtl w:val="1"/>
+        </w:rPr>
+        <w:t>نکته‌ی آخر آنکه بازتولید دقیق رقم‌به‌رقم تنها روی سخت‌افزار یکسان انتظار می‌رود. روی سخت‌افزار متفاوت، عدد به‌دست‌آمده در محدوده‌ی همان نوسان میان بذرها قرار می‌گیرد که در فصل سوم کمّی شده است. بنابراین معیار درستیِ بازتولید، برابری دقیق اعداد نیست؛ قرار گرفتن نتیجه درون بازه‌ی گزارش‌شده است.</w:t>
+      </w:r>
+    </w:p>
+    <w:p>
+      <w:pPr>
+        <w:pStyle w:val="Heading2"/>
+        <w:bidi w:val="1"/>
+        <w:jc w:val="right"/>
+      </w:pPr>
+      <w:r>
+        <w:rPr>
+          <w:rFonts w:ascii="Times New Roman" w:hAnsi="Times New Roman" w:cs="B Nazanin"/>
+          <w:b/>
+          <w:bCs/>
+          <w:sz w:val="28"/>
+          <w:szCs w:val="32"/>
+          <w:rtl w:val="1"/>
+        </w:rPr>
+        <w:t>۴-۵ سخن پایانی</w:t>
       </w:r>
     </w:p>
     <w:p>
@@ -10095,6 +15854,913 @@
     </w:r>
   </w:p>
 </w:ftr>
+</file>
+
+<file path=word/footnotes.xml><?xml version="1.0" encoding="utf-8"?>
+<w:footnotes xmlns:w="http://schemas.openxmlformats.org/wordprocessingml/2006/main">
+  <w:footnote w:type="separator" w:id="-1">
+    <w:p>
+      <w:pPr>
+        <w:spacing w:after="0" w:line="240" w:lineRule="auto"/>
+      </w:pPr>
+      <w:r>
+        <w:separator/>
+      </w:r>
+    </w:p>
+  </w:footnote>
+  <w:footnote w:type="continuationSeparator" w:id="0">
+    <w:p>
+      <w:pPr>
+        <w:spacing w:after="0" w:line="240" w:lineRule="auto"/>
+      </w:pPr>
+      <w:r>
+        <w:continuationSeparator/>
+      </w:r>
+    </w:p>
+  </w:footnote>
+  <w:footnote w:id="1">
+    <w:p>
+      <w:pPr>
+        <w:pStyle w:val="FootnoteText"/>
+        <w:bidi w:val="1"/>
+        <w:jc w:val="right"/>
+      </w:pPr>
+      <w:r>
+        <w:rPr>
+          <w:rStyle w:val="FootnoteReference"/>
+        </w:rPr>
+        <w:footnoteRef/>
+      </w:r>
+      <w:r>
+        <w:rPr>
+          <w:rtl w:val="0"/>
+        </w:rPr>
+        <w:t xml:space="preserve"> Multiple Instance Learning (MIL)</w:t>
+      </w:r>
+    </w:p>
+  </w:footnote>
+  <w:footnote w:id="2">
+    <w:p>
+      <w:pPr>
+        <w:pStyle w:val="FootnoteText"/>
+        <w:bidi w:val="1"/>
+        <w:jc w:val="right"/>
+      </w:pPr>
+      <w:r>
+        <w:rPr>
+          <w:rStyle w:val="FootnoteReference"/>
+        </w:rPr>
+        <w:footnoteRef/>
+      </w:r>
+      <w:r>
+        <w:rPr>
+          <w:rtl w:val="0"/>
+        </w:rPr>
+        <w:t xml:space="preserve"> Unbiased Multiple Instance Learning (UMIL)</w:t>
+      </w:r>
+    </w:p>
+  </w:footnote>
+  <w:footnote w:id="3">
+    <w:p>
+      <w:pPr>
+        <w:pStyle w:val="FootnoteText"/>
+        <w:bidi w:val="1"/>
+        <w:jc w:val="right"/>
+      </w:pPr>
+      <w:r>
+        <w:rPr>
+          <w:rStyle w:val="FootnoteReference"/>
+        </w:rPr>
+        <w:footnoteRef/>
+      </w:r>
+      <w:r>
+        <w:rPr>
+          <w:rtl w:val="0"/>
+        </w:rPr>
+        <w:t xml:space="preserve"> UCF-Crime</w:t>
+      </w:r>
+    </w:p>
+  </w:footnote>
+  <w:footnote w:id="4">
+    <w:p>
+      <w:pPr>
+        <w:pStyle w:val="FootnoteText"/>
+        <w:bidi w:val="1"/>
+        <w:jc w:val="right"/>
+      </w:pPr>
+      <w:r>
+        <w:rPr>
+          <w:rStyle w:val="FootnoteReference"/>
+        </w:rPr>
+        <w:footnoteRef/>
+      </w:r>
+      <w:r>
+        <w:rPr>
+          <w:rtl w:val="0"/>
+        </w:rPr>
+        <w:t xml:space="preserve"> Encoder</w:t>
+      </w:r>
+    </w:p>
+  </w:footnote>
+  <w:footnote w:id="5">
+    <w:p>
+      <w:pPr>
+        <w:pStyle w:val="FootnoteText"/>
+        <w:bidi w:val="1"/>
+        <w:jc w:val="right"/>
+      </w:pPr>
+      <w:r>
+        <w:rPr>
+          <w:rStyle w:val="FootnoteReference"/>
+        </w:rPr>
+        <w:footnoteRef/>
+      </w:r>
+      <w:r>
+        <w:rPr>
+          <w:rtl w:val="0"/>
+        </w:rPr>
+        <w:t xml:space="preserve"> Transformer Head</w:t>
+      </w:r>
+    </w:p>
+  </w:footnote>
+  <w:footnote w:id="6">
+    <w:p>
+      <w:pPr>
+        <w:pStyle w:val="FootnoteText"/>
+        <w:bidi w:val="1"/>
+        <w:jc w:val="right"/>
+      </w:pPr>
+      <w:r>
+        <w:rPr>
+          <w:rStyle w:val="FootnoteReference"/>
+        </w:rPr>
+        <w:footnoteRef/>
+      </w:r>
+      <w:r>
+        <w:rPr>
+          <w:rtl w:val="0"/>
+        </w:rPr>
+        <w:t xml:space="preserve"> ViT-B</w:t>
+      </w:r>
+    </w:p>
+  </w:footnote>
+  <w:footnote w:id="7">
+    <w:p>
+      <w:pPr>
+        <w:pStyle w:val="FootnoteText"/>
+        <w:bidi w:val="1"/>
+        <w:jc w:val="right"/>
+      </w:pPr>
+      <w:r>
+        <w:rPr>
+          <w:rStyle w:val="FootnoteReference"/>
+        </w:rPr>
+        <w:footnoteRef/>
+      </w:r>
+      <w:r>
+        <w:rPr>
+          <w:rtl w:val="0"/>
+        </w:rPr>
+        <w:t xml:space="preserve"> ViT-L</w:t>
+      </w:r>
+    </w:p>
+  </w:footnote>
+  <w:footnote w:id="8">
+    <w:p>
+      <w:pPr>
+        <w:pStyle w:val="FootnoteText"/>
+        <w:bidi w:val="1"/>
+        <w:jc w:val="right"/>
+      </w:pPr>
+      <w:r>
+        <w:rPr>
+          <w:rStyle w:val="FootnoteReference"/>
+        </w:rPr>
+        <w:footnoteRef/>
+      </w:r>
+      <w:r>
+        <w:rPr>
+          <w:rtl w:val="0"/>
+        </w:rPr>
+        <w:t xml:space="preserve"> Macro-averaging</w:t>
+      </w:r>
+    </w:p>
+  </w:footnote>
+  <w:footnote w:id="9">
+    <w:p>
+      <w:pPr>
+        <w:pStyle w:val="FootnoteText"/>
+        <w:bidi w:val="1"/>
+        <w:jc w:val="right"/>
+      </w:pPr>
+      <w:r>
+        <w:rPr>
+          <w:rStyle w:val="FootnoteReference"/>
+        </w:rPr>
+        <w:footnoteRef/>
+      </w:r>
+      <w:r>
+        <w:rPr>
+          <w:rtl w:val="0"/>
+        </w:rPr>
+        <w:t xml:space="preserve"> F1 score</w:t>
+      </w:r>
+    </w:p>
+  </w:footnote>
+  <w:footnote w:id="10">
+    <w:p>
+      <w:pPr>
+        <w:pStyle w:val="FootnoteText"/>
+        <w:bidi w:val="1"/>
+        <w:jc w:val="right"/>
+      </w:pPr>
+      <w:r>
+        <w:rPr>
+          <w:rStyle w:val="FootnoteReference"/>
+        </w:rPr>
+        <w:footnoteRef/>
+      </w:r>
+      <w:r>
+        <w:rPr>
+          <w:rtl w:val="0"/>
+        </w:rPr>
+        <w:t xml:space="preserve"> Accuracy</w:t>
+      </w:r>
+    </w:p>
+  </w:footnote>
+  <w:footnote w:id="11">
+    <w:p>
+      <w:pPr>
+        <w:pStyle w:val="FootnoteText"/>
+        <w:bidi w:val="1"/>
+        <w:jc w:val="right"/>
+      </w:pPr>
+      <w:r>
+        <w:rPr>
+          <w:rStyle w:val="FootnoteReference"/>
+        </w:rPr>
+        <w:footnoteRef/>
+      </w:r>
+      <w:r>
+        <w:rPr>
+          <w:rtl w:val="0"/>
+        </w:rPr>
+        <w:t xml:space="preserve"> Bootstrapping</w:t>
+      </w:r>
+    </w:p>
+  </w:footnote>
+  <w:footnote w:id="12">
+    <w:p>
+      <w:pPr>
+        <w:pStyle w:val="FootnoteText"/>
+        <w:bidi w:val="1"/>
+        <w:jc w:val="right"/>
+      </w:pPr>
+      <w:r>
+        <w:rPr>
+          <w:rStyle w:val="FootnoteReference"/>
+        </w:rPr>
+        <w:footnoteRef/>
+      </w:r>
+      <w:r>
+        <w:rPr>
+          <w:rtl w:val="0"/>
+        </w:rPr>
+        <w:t xml:space="preserve"> Noise Floor</w:t>
+      </w:r>
+    </w:p>
+  </w:footnote>
+  <w:footnote w:id="13">
+    <w:p>
+      <w:pPr>
+        <w:pStyle w:val="FootnoteText"/>
+        <w:bidi w:val="1"/>
+        <w:jc w:val="right"/>
+      </w:pPr>
+      <w:r>
+        <w:rPr>
+          <w:rStyle w:val="FootnoteReference"/>
+        </w:rPr>
+        <w:footnoteRef/>
+      </w:r>
+      <w:r>
+        <w:rPr>
+          <w:rtl w:val="0"/>
+        </w:rPr>
+        <w:t xml:space="preserve"> Sampling</w:t>
+      </w:r>
+    </w:p>
+  </w:footnote>
+  <w:footnote w:id="14">
+    <w:p>
+      <w:pPr>
+        <w:pStyle w:val="FootnoteText"/>
+        <w:bidi w:val="1"/>
+        <w:jc w:val="right"/>
+      </w:pPr>
+      <w:r>
+        <w:rPr>
+          <w:rStyle w:val="FootnoteReference"/>
+        </w:rPr>
+        <w:footnoteRef/>
+      </w:r>
+      <w:r>
+        <w:rPr>
+          <w:rtl w:val="0"/>
+        </w:rPr>
+        <w:t xml:space="preserve"> Kinetics</w:t>
+      </w:r>
+    </w:p>
+  </w:footnote>
+  <w:footnote w:id="15">
+    <w:p>
+      <w:pPr>
+        <w:pStyle w:val="FootnoteText"/>
+        <w:bidi w:val="1"/>
+        <w:jc w:val="right"/>
+      </w:pPr>
+      <w:r>
+        <w:rPr>
+          <w:rStyle w:val="FootnoteReference"/>
+        </w:rPr>
+        <w:footnoteRef/>
+      </w:r>
+      <w:r>
+        <w:rPr>
+          <w:rtl w:val="0"/>
+        </w:rPr>
+        <w:t xml:space="preserve"> Loss Function</w:t>
+      </w:r>
+    </w:p>
+  </w:footnote>
+  <w:footnote w:id="16">
+    <w:p>
+      <w:pPr>
+        <w:pStyle w:val="FootnoteText"/>
+        <w:bidi w:val="1"/>
+        <w:jc w:val="right"/>
+      </w:pPr>
+      <w:r>
+        <w:rPr>
+          <w:rStyle w:val="FootnoteReference"/>
+        </w:rPr>
+        <w:footnoteRef/>
+      </w:r>
+      <w:r>
+        <w:rPr>
+          <w:rtl w:val="0"/>
+        </w:rPr>
+        <w:t xml:space="preserve"> Normal, Abuse, Arrest, Arson, Assault, Burglary, Explosion, Fighting, RoadAccidents, Robbery, Shooting, Shoplifting, Stealing, Vandalism</w:t>
+      </w:r>
+    </w:p>
+  </w:footnote>
+  <w:footnote w:id="17">
+    <w:p>
+      <w:pPr>
+        <w:pStyle w:val="FootnoteText"/>
+        <w:bidi w:val="1"/>
+        <w:jc w:val="right"/>
+      </w:pPr>
+      <w:r>
+        <w:rPr>
+          <w:rStyle w:val="FootnoteReference"/>
+        </w:rPr>
+        <w:footnoteRef/>
+      </w:r>
+      <w:r>
+        <w:rPr>
+          <w:rtl w:val="0"/>
+        </w:rPr>
+        <w:t xml:space="preserve"> Weak Supervision</w:t>
+      </w:r>
+    </w:p>
+  </w:footnote>
+  <w:footnote w:id="18">
+    <w:p>
+      <w:pPr>
+        <w:pStyle w:val="FootnoteText"/>
+        <w:bidi w:val="1"/>
+        <w:jc w:val="right"/>
+      </w:pPr>
+      <w:r>
+        <w:rPr>
+          <w:rStyle w:val="FootnoteReference"/>
+        </w:rPr>
+        <w:footnoteRef/>
+      </w:r>
+      <w:r>
+        <w:rPr>
+          <w:rtl w:val="0"/>
+        </w:rPr>
+        <w:t xml:space="preserve"> Bag</w:t>
+      </w:r>
+    </w:p>
+  </w:footnote>
+  <w:footnote w:id="19">
+    <w:p>
+      <w:pPr>
+        <w:pStyle w:val="FootnoteText"/>
+        <w:bidi w:val="1"/>
+        <w:jc w:val="right"/>
+      </w:pPr>
+      <w:r>
+        <w:rPr>
+          <w:rStyle w:val="FootnoteReference"/>
+        </w:rPr>
+        <w:footnoteRef/>
+      </w:r>
+      <w:r>
+        <w:rPr>
+          <w:rtl w:val="0"/>
+        </w:rPr>
+        <w:t xml:space="preserve"> Precision</w:t>
+      </w:r>
+    </w:p>
+  </w:footnote>
+  <w:footnote w:id="20">
+    <w:p>
+      <w:pPr>
+        <w:pStyle w:val="FootnoteText"/>
+        <w:bidi w:val="1"/>
+        <w:jc w:val="right"/>
+      </w:pPr>
+      <w:r>
+        <w:rPr>
+          <w:rStyle w:val="FootnoteReference"/>
+        </w:rPr>
+        <w:footnoteRef/>
+      </w:r>
+      <w:r>
+        <w:rPr>
+          <w:rtl w:val="0"/>
+        </w:rPr>
+        <w:t xml:space="preserve"> Recall</w:t>
+      </w:r>
+    </w:p>
+  </w:footnote>
+  <w:footnote w:id="21">
+    <w:p>
+      <w:pPr>
+        <w:pStyle w:val="FootnoteText"/>
+        <w:bidi w:val="1"/>
+        <w:jc w:val="right"/>
+      </w:pPr>
+      <w:r>
+        <w:rPr>
+          <w:rStyle w:val="FootnoteReference"/>
+        </w:rPr>
+        <w:footnoteRef/>
+      </w:r>
+      <w:r>
+        <w:rPr>
+          <w:rtl w:val="0"/>
+        </w:rPr>
+        <w:t xml:space="preserve"> Video Anomaly Detection (VAD)</w:t>
+      </w:r>
+    </w:p>
+  </w:footnote>
+  <w:footnote w:id="22">
+    <w:p>
+      <w:pPr>
+        <w:pStyle w:val="FootnoteText"/>
+        <w:bidi w:val="1"/>
+        <w:jc w:val="right"/>
+      </w:pPr>
+      <w:r>
+        <w:rPr>
+          <w:rStyle w:val="FootnoteReference"/>
+        </w:rPr>
+        <w:footnoteRef/>
+      </w:r>
+      <w:r>
+        <w:rPr>
+          <w:rtl w:val="0"/>
+        </w:rPr>
+        <w:t xml:space="preserve"> Area Under the ROC Curve (AUC)</w:t>
+      </w:r>
+    </w:p>
+  </w:footnote>
+  <w:footnote w:id="23">
+    <w:p>
+      <w:pPr>
+        <w:pStyle w:val="FootnoteText"/>
+        <w:bidi w:val="1"/>
+        <w:jc w:val="right"/>
+      </w:pPr>
+      <w:r>
+        <w:rPr>
+          <w:rStyle w:val="FootnoteReference"/>
+        </w:rPr>
+        <w:footnoteRef/>
+      </w:r>
+      <w:r>
+        <w:rPr>
+          <w:rtl w:val="0"/>
+        </w:rPr>
+        <w:t xml:space="preserve"> Clip</w:t>
+      </w:r>
+    </w:p>
+  </w:footnote>
+  <w:footnote w:id="24">
+    <w:p>
+      <w:pPr>
+        <w:pStyle w:val="FootnoteText"/>
+        <w:bidi w:val="1"/>
+        <w:jc w:val="right"/>
+      </w:pPr>
+      <w:r>
+        <w:rPr>
+          <w:rStyle w:val="FootnoteReference"/>
+        </w:rPr>
+        <w:footnoteRef/>
+      </w:r>
+      <w:r>
+        <w:rPr>
+          <w:rtl w:val="0"/>
+        </w:rPr>
+        <w:t xml:space="preserve"> Decoding</w:t>
+      </w:r>
+    </w:p>
+  </w:footnote>
+  <w:footnote w:id="25">
+    <w:p>
+      <w:pPr>
+        <w:pStyle w:val="FootnoteText"/>
+        <w:bidi w:val="1"/>
+        <w:jc w:val="right"/>
+      </w:pPr>
+      <w:r>
+        <w:rPr>
+          <w:rStyle w:val="FootnoteReference"/>
+        </w:rPr>
+        <w:footnoteRef/>
+      </w:r>
+      <w:r>
+        <w:rPr>
+          <w:rtl w:val="0"/>
+        </w:rPr>
+        <w:t xml:space="preserve"> Confusion Matrix</w:t>
+      </w:r>
+    </w:p>
+  </w:footnote>
+  <w:footnote w:id="26">
+    <w:p>
+      <w:pPr>
+        <w:pStyle w:val="FootnoteText"/>
+        <w:bidi w:val="1"/>
+        <w:jc w:val="right"/>
+      </w:pPr>
+      <w:r>
+        <w:rPr>
+          <w:rStyle w:val="FootnoteReference"/>
+        </w:rPr>
+        <w:footnoteRef/>
+      </w:r>
+      <w:r>
+        <w:rPr>
+          <w:rtl w:val="0"/>
+        </w:rPr>
+        <w:t xml:space="preserve"> Self-Attention</w:t>
+      </w:r>
+    </w:p>
+  </w:footnote>
+  <w:footnote w:id="27">
+    <w:p>
+      <w:pPr>
+        <w:pStyle w:val="FootnoteText"/>
+        <w:bidi w:val="1"/>
+        <w:jc w:val="right"/>
+      </w:pPr>
+      <w:r>
+        <w:rPr>
+          <w:rStyle w:val="FootnoteReference"/>
+        </w:rPr>
+        <w:footnoteRef/>
+      </w:r>
+      <w:r>
+        <w:rPr>
+          <w:rtl w:val="0"/>
+        </w:rPr>
+        <w:t xml:space="preserve"> Positional Embedding</w:t>
+      </w:r>
+    </w:p>
+  </w:footnote>
+  <w:footnote w:id="28">
+    <w:p>
+      <w:pPr>
+        <w:pStyle w:val="FootnoteText"/>
+        <w:bidi w:val="1"/>
+        <w:jc w:val="right"/>
+      </w:pPr>
+      <w:r>
+        <w:rPr>
+          <w:rStyle w:val="FootnoteReference"/>
+        </w:rPr>
+        <w:footnoteRef/>
+      </w:r>
+      <w:r>
+        <w:rPr>
+          <w:rtl w:val="0"/>
+        </w:rPr>
+        <w:t xml:space="preserve"> Dropout</w:t>
+      </w:r>
+    </w:p>
+  </w:footnote>
+  <w:footnote w:id="29">
+    <w:p>
+      <w:pPr>
+        <w:pStyle w:val="FootnoteText"/>
+        <w:bidi w:val="1"/>
+        <w:jc w:val="right"/>
+      </w:pPr>
+      <w:r>
+        <w:rPr>
+          <w:rStyle w:val="FootnoteReference"/>
+        </w:rPr>
+        <w:footnoteRef/>
+      </w:r>
+      <w:r>
+        <w:rPr>
+          <w:rtl w:val="0"/>
+        </w:rPr>
+        <w:t xml:space="preserve"> Overfitting</w:t>
+      </w:r>
+    </w:p>
+  </w:footnote>
+  <w:footnote w:id="30">
+    <w:p>
+      <w:pPr>
+        <w:pStyle w:val="FootnoteText"/>
+        <w:bidi w:val="1"/>
+        <w:jc w:val="right"/>
+      </w:pPr>
+      <w:r>
+        <w:rPr>
+          <w:rStyle w:val="FootnoteReference"/>
+        </w:rPr>
+        <w:footnoteRef/>
+      </w:r>
+      <w:r>
+        <w:rPr>
+          <w:rtl w:val="0"/>
+        </w:rPr>
+        <w:t xml:space="preserve"> Patch</w:t>
+      </w:r>
+    </w:p>
+  </w:footnote>
+  <w:footnote w:id="31">
+    <w:p>
+      <w:pPr>
+        <w:pStyle w:val="FootnoteText"/>
+        <w:bidi w:val="1"/>
+        <w:jc w:val="right"/>
+      </w:pPr>
+      <w:r>
+        <w:rPr>
+          <w:rStyle w:val="FootnoteReference"/>
+        </w:rPr>
+        <w:footnoteRef/>
+      </w:r>
+      <w:r>
+        <w:rPr>
+          <w:rtl w:val="0"/>
+        </w:rPr>
+        <w:t xml:space="preserve"> Mixup</w:t>
+      </w:r>
+    </w:p>
+  </w:footnote>
+  <w:footnote w:id="32">
+    <w:p>
+      <w:pPr>
+        <w:pStyle w:val="FootnoteText"/>
+        <w:bidi w:val="1"/>
+        <w:jc w:val="right"/>
+      </w:pPr>
+      <w:r>
+        <w:rPr>
+          <w:rStyle w:val="FootnoteReference"/>
+        </w:rPr>
+        <w:footnoteRef/>
+      </w:r>
+      <w:r>
+        <w:rPr>
+          <w:rtl w:val="0"/>
+        </w:rPr>
+        <w:t xml:space="preserve"> Logit Adjustment</w:t>
+      </w:r>
+    </w:p>
+  </w:footnote>
+  <w:footnote w:id="33">
+    <w:p>
+      <w:pPr>
+        <w:pStyle w:val="FootnoteText"/>
+        <w:bidi w:val="1"/>
+        <w:jc w:val="right"/>
+      </w:pPr>
+      <w:r>
+        <w:rPr>
+          <w:rStyle w:val="FootnoteReference"/>
+        </w:rPr>
+        <w:footnoteRef/>
+      </w:r>
+      <w:r>
+        <w:rPr>
+          <w:rtl w:val="0"/>
+        </w:rPr>
+        <w:t xml:space="preserve"> Long-tailed Distribution</w:t>
+      </w:r>
+    </w:p>
+  </w:footnote>
+  <w:footnote w:id="34">
+    <w:p>
+      <w:pPr>
+        <w:pStyle w:val="FootnoteText"/>
+        <w:bidi w:val="1"/>
+        <w:jc w:val="right"/>
+      </w:pPr>
+      <w:r>
+        <w:rPr>
+          <w:rStyle w:val="FootnoteReference"/>
+        </w:rPr>
+        <w:footnoteRef/>
+      </w:r>
+      <w:r>
+        <w:rPr>
+          <w:rtl w:val="0"/>
+        </w:rPr>
+        <w:t xml:space="preserve"> Epoch</w:t>
+      </w:r>
+    </w:p>
+  </w:footnote>
+  <w:footnote w:id="35">
+    <w:p>
+      <w:pPr>
+        <w:pStyle w:val="FootnoteText"/>
+        <w:bidi w:val="1"/>
+        <w:jc w:val="right"/>
+      </w:pPr>
+      <w:r>
+        <w:rPr>
+          <w:rStyle w:val="FootnoteReference"/>
+        </w:rPr>
+        <w:footnoteRef/>
+      </w:r>
+      <w:r>
+        <w:rPr>
+          <w:rtl w:val="0"/>
+        </w:rPr>
+        <w:t xml:space="preserve"> Random Seed</w:t>
+      </w:r>
+    </w:p>
+  </w:footnote>
+  <w:footnote w:id="36">
+    <w:p>
+      <w:pPr>
+        <w:pStyle w:val="FootnoteText"/>
+        <w:bidi w:val="1"/>
+        <w:jc w:val="right"/>
+      </w:pPr>
+      <w:r>
+        <w:rPr>
+          <w:rStyle w:val="FootnoteReference"/>
+        </w:rPr>
+        <w:footnoteRef/>
+      </w:r>
+      <w:r>
+        <w:rPr>
+          <w:rtl w:val="0"/>
+        </w:rPr>
+        <w:t xml:space="preserve"> Batch</w:t>
+      </w:r>
+    </w:p>
+  </w:footnote>
+  <w:footnote w:id="37">
+    <w:p>
+      <w:pPr>
+        <w:pStyle w:val="FootnoteText"/>
+        <w:bidi w:val="1"/>
+        <w:jc w:val="right"/>
+      </w:pPr>
+      <w:r>
+        <w:rPr>
+          <w:rStyle w:val="FootnoteReference"/>
+        </w:rPr>
+        <w:footnoteRef/>
+      </w:r>
+      <w:r>
+        <w:rPr>
+          <w:rtl w:val="0"/>
+        </w:rPr>
+        <w:t xml:space="preserve"> Learning Rate</w:t>
+      </w:r>
+    </w:p>
+  </w:footnote>
+  <w:footnote w:id="38">
+    <w:p>
+      <w:pPr>
+        <w:pStyle w:val="FootnoteText"/>
+        <w:bidi w:val="1"/>
+        <w:jc w:val="right"/>
+      </w:pPr>
+      <w:r>
+        <w:rPr>
+          <w:rStyle w:val="FootnoteReference"/>
+        </w:rPr>
+        <w:footnoteRef/>
+      </w:r>
+      <w:r>
+        <w:rPr>
+          <w:rtl w:val="0"/>
+        </w:rPr>
+        <w:t xml:space="preserve"> Weight Decay</w:t>
+      </w:r>
+    </w:p>
+  </w:footnote>
+  <w:footnote w:id="39">
+    <w:p>
+      <w:pPr>
+        <w:pStyle w:val="FootnoteText"/>
+        <w:bidi w:val="1"/>
+        <w:jc w:val="right"/>
+      </w:pPr>
+      <w:r>
+        <w:rPr>
+          <w:rStyle w:val="FootnoteReference"/>
+        </w:rPr>
+        <w:footnoteRef/>
+      </w:r>
+      <w:r>
+        <w:rPr>
+          <w:rtl w:val="0"/>
+        </w:rPr>
+        <w:t xml:space="preserve"> Hyperparameter</w:t>
+      </w:r>
+    </w:p>
+  </w:footnote>
+  <w:footnote w:id="40">
+    <w:p>
+      <w:pPr>
+        <w:pStyle w:val="FootnoteText"/>
+        <w:bidi w:val="1"/>
+        <w:jc w:val="right"/>
+      </w:pPr>
+      <w:r>
+        <w:rPr>
+          <w:rStyle w:val="FootnoteReference"/>
+        </w:rPr>
+        <w:footnoteRef/>
+      </w:r>
+      <w:r>
+        <w:rPr>
+          <w:rtl w:val="0"/>
+        </w:rPr>
+        <w:t xml:space="preserve"> Mann-Whitney U test</w:t>
+      </w:r>
+    </w:p>
+  </w:footnote>
+  <w:footnote w:id="41">
+    <w:p>
+      <w:pPr>
+        <w:pStyle w:val="FootnoteText"/>
+        <w:bidi w:val="1"/>
+        <w:jc w:val="right"/>
+      </w:pPr>
+      <w:r>
+        <w:rPr>
+          <w:rStyle w:val="FootnoteReference"/>
+        </w:rPr>
+        <w:footnoteRef/>
+      </w:r>
+      <w:r>
+        <w:rPr>
+          <w:rtl w:val="0"/>
+        </w:rPr>
+        <w:t xml:space="preserve"> Selection Inflation</w:t>
+      </w:r>
+    </w:p>
+  </w:footnote>
+  <w:footnote w:id="42">
+    <w:p>
+      <w:pPr>
+        <w:pStyle w:val="FootnoteText"/>
+        <w:bidi w:val="1"/>
+        <w:jc w:val="right"/>
+      </w:pPr>
+      <w:r>
+        <w:rPr>
+          <w:rStyle w:val="FootnoteReference"/>
+        </w:rPr>
+        <w:footnoteRef/>
+      </w:r>
+      <w:r>
+        <w:rPr>
+          <w:rtl w:val="0"/>
+        </w:rPr>
+        <w:t xml:space="preserve"> Confidence Interval</w:t>
+      </w:r>
+    </w:p>
+  </w:footnote>
+</w:footnotes>
 </file>
 
 <file path=word/header1.xml><?xml version="1.0" encoding="utf-8"?>
@@ -22678,6 +29344,28 @@
       <w:rtl w:val="1"/>
     </w:rPr>
   </w:style>
+  <w:style w:type="paragraph" w:customStyle="1" w:styleId="FootnoteText">
+    <w:name w:val="Footnote Text"/>
+    <w:pPr>
+      <w:keepNext w:val="0"/>
+      <w:bidi w:val="1"/>
+      <w:spacing w:after="0" w:before="0" w:line="240" w:lineRule="auto"/>
+      <w:jc w:val="right"/>
+    </w:pPr>
+    <w:rPr>
+      <w:rFonts w:ascii="Times New Roman" w:hAnsi="Times New Roman" w:cs="B Nazanin"/>
+      <w:b w:val="0"/>
+      <w:sz w:val="20"/>
+      <w:szCs w:val="20"/>
+      <w:rtl w:val="1"/>
+    </w:rPr>
+  </w:style>
+  <w:style w:type="character" w:customStyle="1" w:styleId="FootnoteReference">
+    <w:name w:val="Footnote Reference"/>
+    <w:rPr>
+      <w:vertAlign w:val="superscript"/>
+    </w:rPr>
+  </w:style>
 </w:styles>
 </file>
 

--- a/thesis/Report_HUT_VideoAnomaly.docx
+++ b/thesis/Report_HUT_VideoAnomaly.docx
@@ -5075,7 +5075,52 @@
           <w:szCs w:val="28"/>
           <w:rtl w:val="1"/>
         </w:rPr>
-        <w:t>دلیل انتخاب میانگین هماهنگ به جای میانگین حسابی همین است. برای مدلی که همواره تیراندازی می‌گوید، یادآوری برابر یک و دقت حدود ۰٫۰۳ است؛ میانگین حسابی عدد گمراه‌کننده‌ی ۰٫۵۲ می‌دهد در حالی که میانگین هماهنگ ۰٫۰۵ می‌دهد که ارزیابی درستی از چنین مدلی است.</w:t>
+        <w:t>چرا میانگین هماهنگ و نه میانگین ساده؟ یک مثال این را روشن می‌کند. مدلی را در نظر بگیرید که برای هر ویدیو، بدون استثنا، پاسخ «تیراندازی» می‌دهد.</w:t>
+      </w:r>
+    </w:p>
+    <w:p>
+      <w:pPr>
+        <w:bidi w:val="1"/>
+      </w:pPr>
+      <w:r>
+        <w:rPr>
+          <w:rFonts w:ascii="Times New Roman" w:hAnsi="Times New Roman" w:cs="B Nazanin"/>
+          <w:b w:val="0"/>
+          <w:sz w:val="26"/>
+          <w:szCs w:val="28"/>
+          <w:rtl w:val="1"/>
+        </w:rPr>
+        <w:t>چنین مدلی هر ویدیوی تیراندازی را پیدا می‌کند، پس یادآوری آن برابر یک است. ولی همین برچسب را به ویدیوهای دیگر هم می‌دهد، بنابراین از هر صد پیش‌بینی تنها حدود سه مورد درست است و دقت آن نزدیک ۰٫۰۳ می‌ماند.</w:t>
+      </w:r>
+    </w:p>
+    <w:p>
+      <w:pPr>
+        <w:bidi w:val="1"/>
+      </w:pPr>
+      <w:r>
+        <w:rPr>
+          <w:rFonts w:ascii="Times New Roman" w:hAnsi="Times New Roman" w:cs="B Nazanin"/>
+          <w:b w:val="0"/>
+          <w:sz w:val="26"/>
+          <w:szCs w:val="28"/>
+          <w:rtl w:val="1"/>
+        </w:rPr>
+        <w:t>میانگین ساده‌ی این دو عدد ۰٫۵۱ است؛ نمره‌ای متوسط برای مدلی که هیچ کاری انجام نمی‌دهد. میانگین هماهنگ ۰٫۰۶ می‌دهد که ارزیابی درستی است.</w:t>
+      </w:r>
+    </w:p>
+    <w:p>
+      <w:pPr>
+        <w:bidi w:val="1"/>
+      </w:pPr>
+      <w:r>
+        <w:rPr>
+          <w:rFonts w:ascii="Times New Roman" w:hAnsi="Times New Roman" w:cs="B Nazanin"/>
+          <w:b w:val="0"/>
+          <w:sz w:val="26"/>
+          <w:szCs w:val="28"/>
+          <w:rtl w:val="1"/>
+        </w:rPr>
+        <w:t>علت این تفاوت آن است که میانگین هماهنگ تحت سلطه‌ی کوچک‌ترین عدد قرار می‌گیرد: هر یک از دو معیار که نزدیک صفر باشد، کل نتیجه را نزدیک صفر نگه می‌دارد. بنابراین امتیاز اف‑یک را نمی‌توان با قربانی کردن یکی از دو معیار به سود دیگری بالا برد، و همین ویژگی است که آن را برای یک مسئله‌ی نامتوازن مناسب می‌کند.</w:t>
       </w:r>
     </w:p>
     <w:p>

--- a/thesis/Report_HUT_VideoAnomaly.docx
+++ b/thesis/Report_HUT_VideoAnomaly.docx
@@ -8299,13 +8299,17 @@
           <w:szCs w:val="28"/>
           <w:rtl w:val="1"/>
         </w:rPr>
-        <w:t>پس از تثبیت معماری سر، رمزگذار از نسخه‌ی پایه به نسخه‌ی بزرگ ارتقا یافت. پهنای بردار خروجی از ۷۶۸ به ۱۰۲۴ و عمق از دوازده به بیست‌وچهار لایه رسید.</w:t>
-      </w:r>
-    </w:p>
-    <w:p>
-      <w:pPr>
-        <w:bidi w:val="1"/>
-      </w:pPr>
+        <w:t>این تغییر از تحلیل خطا آمد، نه از جستجوی ابرپارامتر</w:t>
+      </w:r>
+      <w:r>
+        <w:rPr>
+          <w:rStyle w:val="FootnoteReference"/>
+          <w:sz w:val="26"/>
+          <w:vertAlign w:val="superscript"/>
+          <w:rtl w:val="0"/>
+        </w:rPr>
+        <w:footnoteReference w:id="30"/>
+      </w:r>
       <w:r>
         <w:rPr>
           <w:rFonts w:ascii="Times New Roman" w:hAnsi="Times New Roman" w:cs="B Nazanin"/>
@@ -8314,17 +8318,13 @@
           <w:szCs w:val="28"/>
           <w:rtl w:val="1"/>
         </w:rPr>
-        <w:t>نکته‌ی مهم در تفسیر این تغییر آن است که اندازه‌ی وصله</w:t>
-      </w:r>
-      <w:r>
-        <w:rPr>
-          <w:rStyle w:val="FootnoteReference"/>
-          <w:sz w:val="26"/>
-          <w:vertAlign w:val="superscript"/>
-          <w:rtl w:val="0"/>
-        </w:rPr>
-        <w:footnoteReference w:id="30"/>
-      </w:r>
+        <w:t>. پس از افزودن سر ترنسفورمر، ماتریس درهم‌ریختگی بررسی شد و معلوم شد خطاهای باقی‌مانده همچنان در خوشه‌ی دزدی متمرکزند: دزدی از مغازه به جای سرقت، و سرقت از منزل به جای سرقت.</w:t>
+      </w:r>
+    </w:p>
+    <w:p>
+      <w:pPr>
+        <w:bidi w:val="1"/>
+      </w:pPr>
       <w:r>
         <w:rPr>
           <w:rFonts w:ascii="Times New Roman" w:hAnsi="Times New Roman" w:cs="B Nazanin"/>
@@ -8333,7 +8333,7 @@
           <w:szCs w:val="28"/>
           <w:rtl w:val="1"/>
         </w:rPr>
-        <w:t xml:space="preserve"> در هر دو نسخه شانزده در شانزده است. بنابراین بهبود حاصل، ناشی از ظرفیت مدل است و نه وضوح مکانی بیشتر.</w:t>
+        <w:t>این مشاهده، دو توضیح ممکن داشت و هر دو کنار گذاشته شدند. توضیح نخست، نبود بافت زمانی بود؛ ولی سر ترنسفورمر دقیقاً همین را افزوده بود و خطا باقی مانده بود. توضیح دوم، نزدیکی توصیف‌های متنی این کلاس‌ها بود؛ ولی اندازه‌گیری نشان داد این جفت‌ها در فضای متن با کسینوس ۰٫۷۱ و ۰٫۶۷ به‌خوبی از هم جدا هستند.</w:t>
       </w:r>
     </w:p>
     <w:p>
@@ -8348,7 +8348,116 @@
           <w:szCs w:val="28"/>
           <w:rtl w:val="1"/>
         </w:rPr>
+        <w:t>بنابراین تنها توضیح باقی‌مانده این بود که خودِ بردارهای تصویری اطلاعات کافی برای این تفکیک را حمل نمی‌کنند. تفاوت میان یک دزد و یک سارق مسلح در همان مغازه، به جزئیاتی مانند وجود اسلحه در دست وابسته است؛ اگر رمزگذار این جزئیات را در بردار خروجی رمزگذاری نکرده باشد، هیچ سری نمی‌تواند آن را بازیابی کند.</w:t>
+      </w:r>
+    </w:p>
+    <w:p>
+      <w:pPr>
+        <w:bidi w:val="1"/>
+      </w:pPr>
+      <w:r>
+        <w:rPr>
+          <w:rFonts w:ascii="Times New Roman" w:hAnsi="Times New Roman" w:cs="B Nazanin"/>
+          <w:b w:val="0"/>
+          <w:sz w:val="26"/>
+          <w:szCs w:val="28"/>
+          <w:rtl w:val="1"/>
+        </w:rPr>
+        <w:t>به همین دلیل رمزگذار از نسخه‌ی پایه به نسخه‌ی بزرگ ارتقا یافت. پهنای بردار خروجی از ۷۶۸ به ۱۰۲۴ و عمق از دوازده به بیست‌وچهار لایه رسید.</w:t>
+      </w:r>
+    </w:p>
+    <w:p>
+      <w:pPr>
+        <w:bidi w:val="1"/>
+      </w:pPr>
+      <w:r>
+        <w:rPr>
+          <w:rFonts w:ascii="Times New Roman" w:hAnsi="Times New Roman" w:cs="B Nazanin"/>
+          <w:b w:val="0"/>
+          <w:sz w:val="26"/>
+          <w:szCs w:val="28"/>
+          <w:rtl w:val="1"/>
+        </w:rPr>
+        <w:t>نکته‌ی مهم در تفسیر این تغییر آن است که اندازه‌ی وصله</w:t>
+      </w:r>
+      <w:r>
+        <w:rPr>
+          <w:rStyle w:val="FootnoteReference"/>
+          <w:sz w:val="26"/>
+          <w:vertAlign w:val="superscript"/>
+          <w:rtl w:val="0"/>
+        </w:rPr>
+        <w:footnoteReference w:id="31"/>
+      </w:r>
+      <w:r>
+        <w:rPr>
+          <w:rFonts w:ascii="Times New Roman" w:hAnsi="Times New Roman" w:cs="B Nazanin"/>
+          <w:b w:val="0"/>
+          <w:sz w:val="26"/>
+          <w:szCs w:val="28"/>
+          <w:rtl w:val="1"/>
+        </w:rPr>
+        <w:t xml:space="preserve"> در هر دو نسخه شانزده در شانزده است. بنابراین بهبود حاصل، ناشی از ظرفیت مدل است و نه وضوح مکانی بیشتر. این تفکیک برای برنامه‌ریزی کار آینده اهمیت دارد: اگر مسئله وضوح مکانی بود، راه‌حل درست، وصله‌های ریزتر می‌بود و نه مدل بزرگ‌تر.</w:t>
+      </w:r>
+    </w:p>
+    <w:p>
+      <w:pPr>
+        <w:bidi w:val="1"/>
+      </w:pPr>
+      <w:r>
+        <w:rPr>
+          <w:rFonts w:ascii="Times New Roman" w:hAnsi="Times New Roman" w:cs="B Nazanin"/>
+          <w:b w:val="0"/>
+          <w:sz w:val="26"/>
+          <w:szCs w:val="28"/>
+          <w:rtl w:val="1"/>
+        </w:rPr>
+        <w:t>آزمودن این فرضیه تنها به دلیل معماری رمزگذار یخ‌زده ممکن بود. استخراج دوباره‌ی ویژگی‌ها با نسخه‌ی بزرگ حدود ۱۵۰ دقیقه طول کشید و پس از آن، هر پیکربندی همچنان در حدود هشتاد ثانیه آموزش می‌دید. در ساختار سرتاسری اولیه، همین یک آزمایش چند روز زمان می‌برد.</w:t>
+      </w:r>
+    </w:p>
+    <w:p>
+      <w:pPr>
+        <w:bidi w:val="1"/>
+      </w:pPr>
+      <w:r>
+        <w:rPr>
+          <w:rFonts w:ascii="Times New Roman" w:hAnsi="Times New Roman" w:cs="B Nazanin"/>
+          <w:b w:val="0"/>
+          <w:sz w:val="26"/>
+          <w:szCs w:val="28"/>
+          <w:rtl w:val="1"/>
+        </w:rPr>
         <w:t>به دلیل جدایی رمزگذار از سر، این ارتقا هیچ تغییری در کد آموزش لازم نداشت. پهنای ورودی از خود داده‌ی ذخیره‌شده استنتاج می‌شود.</w:t>
+      </w:r>
+    </w:p>
+    <w:p>
+      <w:pPr>
+        <w:bidi w:val="1"/>
+      </w:pPr>
+      <w:r>
+        <w:rPr>
+          <w:rFonts w:ascii="Times New Roman" w:hAnsi="Times New Roman" w:cs="B Nazanin"/>
+          <w:b w:val="0"/>
+          <w:sz w:val="26"/>
+          <w:szCs w:val="28"/>
+          <w:rtl w:val="1"/>
+        </w:rPr>
+        <w:t>نتیجه، قوی‌ترین شاهد تجربی کل پروژه است. پنج بذر نسخه‌ی بزرگ در بازه‌ی ۰٫۳۷۰ تا ۰٫۴۲۳ و پنج بذر نسخه‌ی پایه در بازه‌ی ۰٫۳۱۰ تا ۰٫۳۵۴ قرار گرفتند؛ این دو بازه هیچ همپوشانی ندارند.</w:t>
+      </w:r>
+    </w:p>
+    <w:p>
+      <w:pPr>
+        <w:bidi w:val="1"/>
+      </w:pPr>
+      <w:r>
+        <w:rPr>
+          <w:rFonts w:ascii="Times New Roman" w:hAnsi="Times New Roman" w:cs="B Nazanin"/>
+          <w:b w:val="0"/>
+          <w:sz w:val="26"/>
+          <w:szCs w:val="28"/>
+          <w:rtl w:val="1"/>
+        </w:rPr>
+        <w:t>جدایی کامل دو توزیع، شاهدی قوی‌تر از مقایسه‌ی دو عدد نقطه‌ای است. اختلاف نقطه‌ای ۰٫۰۴۸ به‌تنهایی از کف نوفه‌ی ۰٫۰۷۵ کمتر است و قابل ادعا نمی‌بود؛ ولی احتمال آنکه ده مقدار مستقل به‌طور تصادفی چنین جدایی کاملی نشان دهند، یک به ۲۵۲ است.</w:t>
       </w:r>
     </w:p>
     <w:p>
@@ -8442,7 +8551,7 @@
           <w:vertAlign w:val="superscript"/>
           <w:rtl w:val="0"/>
         </w:rPr>
-        <w:footnoteReference w:id="31"/>
+        <w:footnoteReference w:id="32"/>
       </w:r>
       <w:r>
         <w:rPr>
@@ -8675,7 +8784,7 @@
           <w:vertAlign w:val="superscript"/>
           <w:rtl w:val="0"/>
         </w:rPr>
-        <w:footnoteReference w:id="32"/>
+        <w:footnoteReference w:id="33"/>
       </w:r>
       <w:r>
         <w:rPr>
@@ -8695,7 +8804,7 @@
           <w:vertAlign w:val="superscript"/>
           <w:rtl w:val="0"/>
         </w:rPr>
-        <w:footnoteReference w:id="33"/>
+        <w:footnoteReference w:id="34"/>
       </w:r>
     </w:p>
     <w:p>
@@ -8801,7 +8910,7 @@
           <w:vertAlign w:val="superscript"/>
           <w:rtl w:val="0"/>
         </w:rPr>
-        <w:footnoteReference w:id="34"/>
+        <w:footnoteReference w:id="35"/>
       </w:r>
       <w:r>
         <w:rPr>
@@ -8854,7 +8963,7 @@
           <w:vertAlign w:val="superscript"/>
           <w:rtl w:val="0"/>
         </w:rPr>
-        <w:footnoteReference w:id="35"/>
+        <w:footnoteReference w:id="36"/>
       </w:r>
       <w:r>
         <w:rPr>
@@ -9939,7 +10048,7 @@
                 <w:vertAlign w:val="superscript"/>
                 <w:rtl w:val="0"/>
               </w:rPr>
-              <w:footnoteReference w:id="36"/>
+              <w:footnoteReference w:id="37"/>
             </w:r>
           </w:p>
         </w:tc>
@@ -9997,7 +10106,7 @@
                 <w:vertAlign w:val="superscript"/>
                 <w:rtl w:val="0"/>
               </w:rPr>
-              <w:footnoteReference w:id="37"/>
+              <w:footnoteReference w:id="38"/>
             </w:r>
           </w:p>
         </w:tc>
@@ -10055,7 +10164,7 @@
                 <w:vertAlign w:val="superscript"/>
                 <w:rtl w:val="0"/>
               </w:rPr>
-              <w:footnoteReference w:id="38"/>
+              <w:footnoteReference w:id="39"/>
             </w:r>
           </w:p>
         </w:tc>
@@ -11429,26 +11538,7 @@
           <w:szCs w:val="28"/>
           <w:rtl w:val="1"/>
         </w:rPr>
-        <w:t>دو تغییر بیشترین سهم را داشتند و هر دو پیش از اجرا و بر پایه‌ی تحلیل خطا پیش‌بینی شده بودند، نه از جستجوی ابرپارامتر</w:t>
-      </w:r>
-      <w:r>
-        <w:rPr>
-          <w:rStyle w:val="FootnoteReference"/>
-          <w:sz w:val="26"/>
-          <w:vertAlign w:val="superscript"/>
-          <w:rtl w:val="0"/>
-        </w:rPr>
-        <w:footnoteReference w:id="39"/>
-      </w:r>
-      <w:r>
-        <w:rPr>
-          <w:rFonts w:ascii="Times New Roman" w:hAnsi="Times New Roman" w:cs="B Nazanin"/>
-          <w:b w:val="0"/>
-          <w:sz w:val="26"/>
-          <w:szCs w:val="28"/>
-          <w:rtl w:val="1"/>
-        </w:rPr>
-        <w:t xml:space="preserve"> به‌دست آمدند.</w:t>
+        <w:t>دو تغییر بیشترین سهم را داشتند و هر دو پیش از اجرا و بر پایه‌ی تحلیل خطا پیش‌بینی شده بودند، نه از جستجوی ابرپارامتر به‌دست آمدند.</w:t>
       </w:r>
     </w:p>
     <w:p>
@@ -16549,7 +16639,7 @@
         <w:rPr>
           <w:rtl w:val="0"/>
         </w:rPr>
-        <w:t xml:space="preserve"> Patch</w:t>
+        <w:t xml:space="preserve"> Hyperparameter</w:t>
       </w:r>
     </w:p>
   </w:footnote>
@@ -16570,7 +16660,7 @@
         <w:rPr>
           <w:rtl w:val="0"/>
         </w:rPr>
-        <w:t xml:space="preserve"> Mixup</w:t>
+        <w:t xml:space="preserve"> Patch</w:t>
       </w:r>
     </w:p>
   </w:footnote>
@@ -16591,7 +16681,7 @@
         <w:rPr>
           <w:rtl w:val="0"/>
         </w:rPr>
-        <w:t xml:space="preserve"> Logit Adjustment</w:t>
+        <w:t xml:space="preserve"> Mixup</w:t>
       </w:r>
     </w:p>
   </w:footnote>
@@ -16612,7 +16702,7 @@
         <w:rPr>
           <w:rtl w:val="0"/>
         </w:rPr>
-        <w:t xml:space="preserve"> Long-tailed Distribution</w:t>
+        <w:t xml:space="preserve"> Logit Adjustment</w:t>
       </w:r>
     </w:p>
   </w:footnote>
@@ -16633,7 +16723,7 @@
         <w:rPr>
           <w:rtl w:val="0"/>
         </w:rPr>
-        <w:t xml:space="preserve"> Epoch</w:t>
+        <w:t xml:space="preserve"> Long-tailed Distribution</w:t>
       </w:r>
     </w:p>
   </w:footnote>
@@ -16654,7 +16744,7 @@
         <w:rPr>
           <w:rtl w:val="0"/>
         </w:rPr>
-        <w:t xml:space="preserve"> Random Seed</w:t>
+        <w:t xml:space="preserve"> Epoch</w:t>
       </w:r>
     </w:p>
   </w:footnote>
@@ -16675,7 +16765,7 @@
         <w:rPr>
           <w:rtl w:val="0"/>
         </w:rPr>
-        <w:t xml:space="preserve"> Batch</w:t>
+        <w:t xml:space="preserve"> Random Seed</w:t>
       </w:r>
     </w:p>
   </w:footnote>
@@ -16696,7 +16786,7 @@
         <w:rPr>
           <w:rtl w:val="0"/>
         </w:rPr>
-        <w:t xml:space="preserve"> Learning Rate</w:t>
+        <w:t xml:space="preserve"> Batch</w:t>
       </w:r>
     </w:p>
   </w:footnote>
@@ -16717,7 +16807,7 @@
         <w:rPr>
           <w:rtl w:val="0"/>
         </w:rPr>
-        <w:t xml:space="preserve"> Weight Decay</w:t>
+        <w:t xml:space="preserve"> Learning Rate</w:t>
       </w:r>
     </w:p>
   </w:footnote>
@@ -16738,7 +16828,7 @@
         <w:rPr>
           <w:rtl w:val="0"/>
         </w:rPr>
-        <w:t xml:space="preserve"> Hyperparameter</w:t>
+        <w:t xml:space="preserve"> Weight Decay</w:t>
       </w:r>
     </w:p>
   </w:footnote>

--- a/thesis/Report_HUT_VideoAnomaly.docx
+++ b/thesis/Report_HUT_VideoAnomaly.docx
@@ -500,7 +500,7 @@
           <w:szCs w:val="28"/>
           <w:rtl w:val="1"/>
         </w:rPr>
-        <w:t xml:space="preserve"> یخ‌زده با ویژگی‌های ذخیره‌شده تغییر کرد که زمان هر پیکربندی را از حدود شانزده ساعت به هشتاد ثانیه رساند و امکان آزمایش سیستماتیک را فراهم کرد. روی این پایه، یک سر ترنسفورمر</w:t>
+        <w:t xml:space="preserve"> یخ‌زده با ویژگی‌های ذخیره‌شده تغییر کرد که زمان هر پیکربندی را از حدود شانزده ساعت به هشتاد ثانیه رساند و امکان آزمایش سیستماتیک را فراهم کرد. روی این پایه، یک سر مبدل</w:t>
       </w:r>
       <w:r>
         <w:rPr>
@@ -756,7 +756,7 @@
           <w:szCs w:val="28"/>
           <w:rtl w:val="1"/>
         </w:rPr>
-        <w:t>تشخیص ناهنجاری در ویدیو - یادگیری چندنمونه‌ای - نظارت ضعیف - ترنسفورمر بینایی - خودرمزگذار نقاب‌دار ویدیویی - طبقه‌بندی چندکلاسه - داده‌ی نامتوازن</w:t>
+        <w:t>تشخیص ناهنجاری در ویدیو - یادگیری چندنمونه‌ای - نظارت ضعیف - مبدل بینایی - خودرمزگذار نقاب‌دار ویدیویی - طبقه‌بندی چندکلاسه - داده‌ی نامتوازن</w:t>
       </w:r>
     </w:p>
     <w:p>
@@ -4645,7 +4645,7 @@
           <w:szCs w:val="28"/>
           <w:rtl w:val="1"/>
         </w:rPr>
-        <w:t>تفاوت میان این چهار مورد، در نیت و در بافت رویداد است نه در ظاهر لحظه‌ای صحنه. یک قاب که در آن فردی کالایی را از قفسه برمی‌دارد، بسته به آنکه پیش از آن با اسلحه وارد شده باشد یا نه، به دو کلاس متفاوت تعلق دارد. همین مشاهده، در فصل دوم مستقیماً به طراحی سر ترنسفورمر روی محور زمان می‌انجامد.</w:t>
+        <w:t>تفاوت میان این چهار مورد، در نیت و در بافت رویداد است نه در ظاهر لحظه‌ای صحنه. یک قاب که در آن فردی کالایی را از قفسه برمی‌دارد، بسته به آنکه پیش از آن با اسلحه وارد شده باشد یا نه، به دو کلاس متفاوت تعلق دارد. همین مشاهده، در فصل دوم مستقیماً به طراحی سر مبدل روی محور زمان می‌انجامد.</w:t>
       </w:r>
     </w:p>
     <w:p>
@@ -5593,7 +5593,7 @@
           <w:szCs w:val="26"/>
           <w:rtl w:val="1"/>
         </w:rPr>
-        <w:t>شکل ۱-۱  خط لوله‌ی نهایی: استخراج ویژگی با رمزگذار یخ‌زده، سر ترنسفورمر روی محور زمان، و تصمیم دومرحله‌ای در زمان استنتاج</w:t>
+        <w:t>شکل ۱-۱  خط لوله‌ی نهایی: استخراج ویژگی با رمزگذار یخ‌زده، سر مبدل روی محور زمان، و تصمیم دومرحله‌ای در زمان استنتاج</w:t>
       </w:r>
     </w:p>
     <w:p>
@@ -7153,7 +7153,7 @@
           <w:szCs w:val="32"/>
           <w:rtl w:val="1"/>
         </w:rPr>
-        <w:t>۲-۷ سر ترنسفورمر روی محور زمان</w:t>
+        <w:t>۲-۷ سر مبدل روی محور زمان</w:t>
       </w:r>
     </w:p>
     <w:p>
@@ -7428,7 +7428,7 @@
           <w:szCs w:val="26"/>
           <w:rtl w:val="1"/>
         </w:rPr>
-        <w:t>جدول ۲-۳  پیکربندی سر ترنسفورمر</w:t>
+        <w:t>جدول ۲-۳  پیکربندی سر مبدل</w:t>
       </w:r>
     </w:p>
     <w:tbl>
@@ -7886,7 +7886,7 @@
           <w:szCs w:val="26"/>
           <w:rtl w:val="1"/>
         </w:rPr>
-        <w:t>جدول ۲-۴  تفکیک پارامترهای آموزش‌پذیر سر ترنسفورمر</w:t>
+        <w:t>جدول ۲-۴  تفکیک پارامترهای آموزش‌پذیر سر مبدل</w:t>
       </w:r>
     </w:p>
     <w:tbl>
@@ -8122,7 +8122,7 @@
                 <w:szCs w:val="26"/>
                 <w:rtl w:val="1"/>
               </w:rPr>
-              <w:t>دو لایه‌ی ترنسفورمر</w:t>
+              <w:t>دو لایه‌ی مبدل</w:t>
             </w:r>
           </w:p>
         </w:tc>
@@ -8318,7 +8318,7 @@
           <w:szCs w:val="28"/>
           <w:rtl w:val="1"/>
         </w:rPr>
-        <w:t>. پس از افزودن سر ترنسفورمر، ماتریس درهم‌ریختگی بررسی شد و معلوم شد خطاهای باقی‌مانده همچنان در خوشه‌ی دزدی متمرکزند: دزدی از مغازه به جای سرقت، و سرقت از منزل به جای سرقت.</w:t>
+        <w:t>. پس از افزودن سر مبدل، ماتریس درهم‌ریختگی بررسی شد و معلوم شد خطاهای باقی‌مانده همچنان در خوشه‌ی دزدی متمرکزند: دزدی از مغازه به جای سرقت، و سرقت از منزل به جای سرقت.</w:t>
       </w:r>
     </w:p>
     <w:p>
@@ -8333,7 +8333,7 @@
           <w:szCs w:val="28"/>
           <w:rtl w:val="1"/>
         </w:rPr>
-        <w:t>این مشاهده، دو توضیح ممکن داشت و هر دو کنار گذاشته شدند. توضیح نخست، نبود بافت زمانی بود؛ ولی سر ترنسفورمر دقیقاً همین را افزوده بود و خطا باقی مانده بود. توضیح دوم، نزدیکی توصیف‌های متنی این کلاس‌ها بود؛ ولی اندازه‌گیری نشان داد این جفت‌ها در فضای متن با کسینوس ۰٫۷۱ و ۰٫۶۷ به‌خوبی از هم جدا هستند.</w:t>
+        <w:t>این مشاهده، دو توضیح ممکن داشت و هر دو کنار گذاشته شدند. توضیح نخست، نبود بافت زمانی بود؛ ولی سر مبدل دقیقاً همین را افزوده بود و خطا باقی مانده بود. توضیح دوم، نزدیکی توصیف‌های متنی این کلاس‌ها بود؛ ولی اندازه‌گیری نشان داد این جفت‌ها در فضای متن با کسینوس ۰٫۷۱ و ۰٫۶۷ به‌خوبی از هم جدا هستند.</w:t>
       </w:r>
     </w:p>
     <w:p>
@@ -8727,7 +8727,7 @@
           <w:szCs w:val="28"/>
           <w:rtl w:val="1"/>
         </w:rPr>
-        <w:t>دومین سازوکار منظم‌سازی، حذف تصادفی با نرخ ۰٫۳ است که در هر دو لایه‌ی ترنسفورمر و پیش از طبقه‌بند نهایی اعمال می‌شود. در هر عبور آموزشی، سی درصد از واحدها به‌طور تصادفی خاموش می‌شوند.</w:t>
+        <w:t>دومین سازوکار منظم‌سازی، حذف تصادفی با نرخ ۰٫۳ است که در هر دو لایه‌ی مبدل و پیش از طبقه‌بند نهایی اعمال می‌شود. در هر عبور آموزشی، سی درصد از واحدها به‌طور تصادفی خاموش می‌شوند.</w:t>
       </w:r>
     </w:p>
     <w:p>
@@ -14476,7 +14476,7 @@
           <w:szCs w:val="28"/>
           <w:rtl w:val="1"/>
         </w:rPr>
-        <w:t>۳. جایگزینی سر نقطه‌ای با سر ترنسفورمر روی محور زمان، بر پایه‌ی تحلیل خطا و نه جستجوی کور.</w:t>
+        <w:t>۳. جایگزینی سر نقطه‌ای با سر مبدل روی محور زمان، بر پایه‌ی تحلیل خطا و نه جستجوی کور.</w:t>
       </w:r>
     </w:p>
     <w:p>
